--- a/3_Taller/T05_Tema/docs/Plantilla.docx
+++ b/3_Taller/T05_Tema/docs/Plantilla.docx
@@ -9,6 +9,7 @@
           <w:rFonts w:ascii="Proxima Nova" w:hAnsi="Proxima Nova"/>
           <w:sz w:val="30"/>
           <w:szCs w:val="30"/>
+          <w:lang w:val="es-MX"/>
         </w:rPr>
       </w:pPr>
       <w:r>
@@ -16,16 +17,18 @@
           <w:rFonts w:ascii="Proxima Nova" w:hAnsi="Proxima Nova"/>
           <w:sz w:val="30"/>
           <w:szCs w:val="30"/>
+          <w:lang w:val="es-MX"/>
         </w:rPr>
-        <w:t>P</w:t>
+        <w:t>Programación orientada a objetos</w:t>
       </w:r>
       <w:r>
         <w:rPr>
           <w:rFonts w:ascii="Proxima Nova" w:hAnsi="Proxima Nova"/>
           <w:sz w:val="30"/>
           <w:szCs w:val="30"/>
+          <w:lang w:val="es-MX"/>
         </w:rPr>
-        <w:t>rogramación Orientada a Objetos</w:t>
+        <w:t>.</w:t>
       </w:r>
     </w:p>
     <w:p>
@@ -35,7 +38,6 @@
           <w:rFonts w:ascii="Proxima Nova" w:eastAsia="Proxima Nova" w:hAnsi="Proxima Nova" w:cs="Proxima Nova"/>
           <w:sz w:val="52"/>
           <w:szCs w:val="52"/>
-          <w:lang w:val="en-US"/>
         </w:rPr>
       </w:pPr>
       <w:r>
@@ -44,55 +46,36 @@
           <w:sz w:val="52"/>
           <w:szCs w:val="52"/>
         </w:rPr>
-        <w:t xml:space="preserve">Práctica </w:t>
-      </w:r>
-      <w:r>
+        <w:t>Práctica 2: Inicialización de objetos precisando los atributos</w:t>
+      </w:r>
+    </w:p>
+    <w:p>
+      <w:pPr>
+        <w:jc w:val="center"/>
         <w:rPr>
           <w:rFonts w:ascii="Proxima Nova" w:eastAsia="Proxima Nova" w:hAnsi="Proxima Nova" w:cs="Proxima Nova"/>
           <w:sz w:val="52"/>
           <w:szCs w:val="52"/>
         </w:rPr>
-        <w:t>4</w:t>
-      </w:r>
+      </w:pPr>
+      <w:proofErr w:type="spellStart"/>
       <w:r>
         <w:rPr>
           <w:rFonts w:ascii="Proxima Nova" w:eastAsia="Proxima Nova" w:hAnsi="Proxima Nova" w:cs="Proxima Nova"/>
           <w:sz w:val="52"/>
           <w:szCs w:val="52"/>
         </w:rPr>
-        <w:t xml:space="preserve">: </w:t>
-      </w:r>
-      <w:proofErr w:type="spellStart"/>
+        <w:t>e</w:t>
+      </w:r>
+      <w:proofErr w:type="spellEnd"/>
       <w:r>
         <w:rPr>
           <w:rFonts w:ascii="Proxima Nova" w:eastAsia="Proxima Nova" w:hAnsi="Proxima Nova" w:cs="Proxima Nova"/>
           <w:sz w:val="52"/>
           <w:szCs w:val="52"/>
-          <w:lang w:val="en-US"/>
         </w:rPr>
-        <w:t>Encapsulamiento</w:t>
-      </w:r>
-      <w:proofErr w:type="spellEnd"/>
-      <w:r>
-        <w:rPr>
-          <w:rFonts w:ascii="Proxima Nova" w:eastAsia="Proxima Nova" w:hAnsi="Proxima Nova" w:cs="Proxima Nova"/>
-          <w:sz w:val="52"/>
-          <w:szCs w:val="52"/>
-          <w:lang w:val="en-US"/>
-        </w:rPr>
-        <w:t xml:space="preserve"> de </w:t>
-      </w:r>
-      <w:proofErr w:type="spellStart"/>
-      <w:r>
-        <w:rPr>
-          <w:rFonts w:ascii="Proxima Nova" w:eastAsia="Proxima Nova" w:hAnsi="Proxima Nova" w:cs="Proxima Nova"/>
-          <w:sz w:val="52"/>
-          <w:szCs w:val="52"/>
-          <w:lang w:val="en-US"/>
-        </w:rPr>
-        <w:t>datos</w:t>
-      </w:r>
-      <w:proofErr w:type="spellEnd"/>
+        <w:t xml:space="preserve"> invocación de métodos</w:t>
+      </w:r>
       <w:r>
         <w:rPr>
           <w:rFonts w:ascii="Proxima Nova" w:eastAsia="Proxima Nova" w:hAnsi="Proxima Nova" w:cs="Proxima Nova"/>
@@ -100,24 +83,6 @@
           <w:szCs w:val="52"/>
         </w:rPr>
         <w:t>.</w:t>
-      </w:r>
-    </w:p>
-    <w:p>
-      <w:pPr>
-        <w:jc w:val="center"/>
-        <w:rPr>
-          <w:rFonts w:ascii="Proxima Nova" w:hAnsi="Proxima Nova"/>
-          <w:sz w:val="30"/>
-          <w:szCs w:val="30"/>
-        </w:rPr>
-      </w:pPr>
-      <w:r>
-        <w:rPr>
-          <w:rFonts w:ascii="Proxima Nova" w:hAnsi="Proxima Nova"/>
-          <w:sz w:val="30"/>
-          <w:szCs w:val="30"/>
-        </w:rPr>
-        <w:t>Ingeniería en Computación</w:t>
       </w:r>
     </w:p>
     <w:p>
@@ -249,11 +214,24 @@
       <w:r>
         <w:rPr>
           <w:rFonts w:ascii="Proxima Nova" w:hAnsi="Proxima Nova"/>
+          <w:b/>
+          <w:bCs/>
           <w:sz w:val="30"/>
           <w:szCs w:val="30"/>
           <w:lang w:val="es-ES"/>
         </w:rPr>
-        <w:t>M.C. Itzel Barriba Cázares</w:t>
+        <w:t>Itzel Barriba Cázares</w:t>
+      </w:r>
+      <w:r>
+        <w:rPr>
+          <w:rFonts w:ascii="Proxima Nova" w:hAnsi="Proxima Nova"/>
+          <w:b/>
+          <w:bCs/>
+          <w:sz w:val="30"/>
+          <w:szCs w:val="30"/>
+          <w:lang w:val="es-ES"/>
+        </w:rPr>
+        <w:t xml:space="preserve"> </w:t>
       </w:r>
     </w:p>
     <w:p>
@@ -271,7 +249,7 @@
           <w:sz w:val="30"/>
           <w:szCs w:val="30"/>
         </w:rPr>
-        <w:t>04/02/2026</w:t>
+        <w:t>Marzo</w:t>
       </w:r>
       <w:r>
         <w:rPr>
@@ -279,6 +257,42 @@
           <w:sz w:val="30"/>
           <w:szCs w:val="30"/>
         </w:rPr>
+        <w:t>/2026</w:t>
+      </w:r>
+    </w:p>
+    <w:p>
+      <w:pPr>
+        <w:rPr>
+          <w:rFonts w:ascii="Proxima Nova" w:eastAsia="Proxima Nova" w:hAnsi="Proxima Nova" w:cs="Proxima Nova"/>
+          <w:sz w:val="30"/>
+          <w:szCs w:val="30"/>
+        </w:rPr>
+      </w:pPr>
+      <w:r>
+        <w:rPr>
+          <w:rFonts w:ascii="Proxima Nova" w:eastAsia="Proxima Nova" w:hAnsi="Proxima Nova" w:cs="Proxima Nova"/>
+          <w:sz w:val="30"/>
+          <w:szCs w:val="30"/>
+        </w:rPr>
+        <w:br w:type="page"/>
+      </w:r>
+    </w:p>
+    <w:p>
+      <w:pPr>
+        <w:jc w:val="center"/>
+        <w:rPr>
+          <w:rFonts w:ascii="Proxima Nova" w:eastAsia="Proxima Nova" w:hAnsi="Proxima Nova" w:cs="Proxima Nova"/>
+          <w:sz w:val="30"/>
+          <w:szCs w:val="30"/>
+        </w:rPr>
+      </w:pPr>
+      <w:r>
+        <w:rPr>
+          <w:rFonts w:ascii="Proxima Nova" w:eastAsia="Proxima Nova" w:hAnsi="Proxima Nova" w:cs="Proxima Nova"/>
+          <w:sz w:val="30"/>
+          <w:szCs w:val="30"/>
+        </w:rPr>
+        <w:lastRenderedPageBreak/>
         <w:br w:type="page"/>
       </w:r>
     </w:p>
@@ -356,13 +370,9 @@
         </w:p>
         <w:p>
           <w:pPr>
-            <w:pStyle w:val="TDC2"/>
-            <w:tabs>
-              <w:tab w:val="right" w:leader="dot" w:pos="9350"/>
-            </w:tabs>
+            <w:pStyle w:val="TDC1"/>
             <w:rPr>
               <w:rFonts w:asciiTheme="minorHAnsi" w:eastAsiaTheme="minorEastAsia" w:hAnsiTheme="minorHAnsi" w:cstheme="minorBidi"/>
-              <w:noProof/>
               <w:kern w:val="2"/>
               <w:sz w:val="24"/>
               <w:szCs w:val="24"/>
@@ -379,58 +389,50 @@
           <w:r>
             <w:fldChar w:fldCharType="separate"/>
           </w:r>
-          <w:hyperlink w:anchor="_Toc222957117" w:history="1">
+          <w:hyperlink w:anchor="_Toc224430488" w:history="1">
             <w:r>
               <w:rPr>
                 <w:rStyle w:val="Hipervnculo"/>
-                <w:noProof/>
-              </w:rPr>
-              <w:t>Equipo y material de apoyo:</w:t>
-            </w:r>
-            <w:r>
-              <w:rPr>
-                <w:noProof/>
+              </w:rPr>
+              <w:t>Objetivo</w:t>
+            </w:r>
+            <w:r>
+              <w:rPr>
                 <w:webHidden/>
               </w:rPr>
               <w:tab/>
             </w:r>
             <w:r>
               <w:rPr>
-                <w:noProof/>
                 <w:webHidden/>
               </w:rPr>
               <w:fldChar w:fldCharType="begin"/>
             </w:r>
             <w:r>
               <w:rPr>
-                <w:noProof/>
-                <w:webHidden/>
-              </w:rPr>
-              <w:instrText xml:space="preserve"> PAGEREF _Toc222957117 \h </w:instrText>
-            </w:r>
-            <w:r>
-              <w:rPr>
-                <w:noProof/>
-                <w:webHidden/>
-              </w:rPr>
-            </w:r>
-            <w:r>
-              <w:rPr>
-                <w:noProof/>
+                <w:webHidden/>
+              </w:rPr>
+              <w:instrText xml:space="preserve"> PAGEREF _Toc224430488 \h </w:instrText>
+            </w:r>
+            <w:r>
+              <w:rPr>
+                <w:webHidden/>
+              </w:rPr>
+            </w:r>
+            <w:r>
+              <w:rPr>
                 <w:webHidden/>
               </w:rPr>
               <w:fldChar w:fldCharType="separate"/>
             </w:r>
             <w:r>
               <w:rPr>
-                <w:noProof/>
-                <w:webHidden/>
-              </w:rPr>
-              <w:t>2</w:t>
-            </w:r>
-            <w:r>
-              <w:rPr>
-                <w:noProof/>
+                <w:webHidden/>
+              </w:rPr>
+              <w:t>3</w:t>
+            </w:r>
+            <w:r>
+              <w:rPr>
                 <w:webHidden/>
               </w:rPr>
               <w:fldChar w:fldCharType="end"/>
@@ -440,12 +442,8 @@
         <w:p>
           <w:pPr>
             <w:pStyle w:val="TDC1"/>
-            <w:tabs>
-              <w:tab w:val="right" w:leader="dot" w:pos="9350"/>
-            </w:tabs>
             <w:rPr>
               <w:rFonts w:asciiTheme="minorHAnsi" w:eastAsiaTheme="minorEastAsia" w:hAnsiTheme="minorHAnsi" w:cstheme="minorBidi"/>
-              <w:noProof/>
               <w:kern w:val="2"/>
               <w:sz w:val="24"/>
               <w:szCs w:val="24"/>
@@ -453,58 +451,174 @@
               <w14:ligatures w14:val="standardContextual"/>
             </w:rPr>
           </w:pPr>
-          <w:hyperlink w:anchor="_Toc222957118" w:history="1">
+          <w:hyperlink w:anchor="_Toc224430489" w:history="1">
             <w:r>
               <w:rPr>
                 <w:rStyle w:val="Hipervnculo"/>
-                <w:noProof/>
-              </w:rPr>
-              <w:t>DESARROLLO DEL TALLER</w:t>
-            </w:r>
-            <w:r>
-              <w:rPr>
-                <w:noProof/>
+              </w:rPr>
+              <w:t>Lista de materiales</w:t>
+            </w:r>
+            <w:r>
+              <w:rPr>
                 <w:webHidden/>
               </w:rPr>
               <w:tab/>
             </w:r>
             <w:r>
               <w:rPr>
-                <w:noProof/>
                 <w:webHidden/>
               </w:rPr>
               <w:fldChar w:fldCharType="begin"/>
             </w:r>
             <w:r>
               <w:rPr>
-                <w:noProof/>
-                <w:webHidden/>
-              </w:rPr>
-              <w:instrText xml:space="preserve"> PAGEREF _Toc222957118 \h </w:instrText>
-            </w:r>
-            <w:r>
-              <w:rPr>
-                <w:noProof/>
-                <w:webHidden/>
-              </w:rPr>
-            </w:r>
-            <w:r>
-              <w:rPr>
-                <w:noProof/>
+                <w:webHidden/>
+              </w:rPr>
+              <w:instrText xml:space="preserve"> PAGEREF _Toc224430489 \h </w:instrText>
+            </w:r>
+            <w:r>
+              <w:rPr>
+                <w:webHidden/>
+              </w:rPr>
+            </w:r>
+            <w:r>
+              <w:rPr>
                 <w:webHidden/>
               </w:rPr>
               <w:fldChar w:fldCharType="separate"/>
             </w:r>
             <w:r>
               <w:rPr>
-                <w:noProof/>
-                <w:webHidden/>
-              </w:rPr>
-              <w:t>2</w:t>
-            </w:r>
-            <w:r>
-              <w:rPr>
-                <w:noProof/>
+                <w:webHidden/>
+              </w:rPr>
+              <w:t>3</w:t>
+            </w:r>
+            <w:r>
+              <w:rPr>
+                <w:webHidden/>
+              </w:rPr>
+              <w:fldChar w:fldCharType="end"/>
+            </w:r>
+          </w:hyperlink>
+        </w:p>
+        <w:p>
+          <w:pPr>
+            <w:pStyle w:val="TDC1"/>
+            <w:rPr>
+              <w:rFonts w:asciiTheme="minorHAnsi" w:eastAsiaTheme="minorEastAsia" w:hAnsiTheme="minorHAnsi" w:cstheme="minorBidi"/>
+              <w:kern w:val="2"/>
+              <w:sz w:val="24"/>
+              <w:szCs w:val="24"/>
+              <w:lang w:val="en-US"/>
+              <w14:ligatures w14:val="standardContextual"/>
+            </w:rPr>
+          </w:pPr>
+          <w:hyperlink w:anchor="_Toc224430490" w:history="1">
+            <w:r>
+              <w:rPr>
+                <w:rStyle w:val="Hipervnculo"/>
+              </w:rPr>
+              <w:t>Descripción del taller</w:t>
+            </w:r>
+            <w:r>
+              <w:rPr>
+                <w:webHidden/>
+              </w:rPr>
+              <w:tab/>
+            </w:r>
+            <w:r>
+              <w:rPr>
+                <w:webHidden/>
+              </w:rPr>
+              <w:fldChar w:fldCharType="begin"/>
+            </w:r>
+            <w:r>
+              <w:rPr>
+                <w:webHidden/>
+              </w:rPr>
+              <w:instrText xml:space="preserve"> PAGEREF _Toc224430490 \h </w:instrText>
+            </w:r>
+            <w:r>
+              <w:rPr>
+                <w:webHidden/>
+              </w:rPr>
+            </w:r>
+            <w:r>
+              <w:rPr>
+                <w:webHidden/>
+              </w:rPr>
+              <w:fldChar w:fldCharType="separate"/>
+            </w:r>
+            <w:r>
+              <w:rPr>
+                <w:webHidden/>
+              </w:rPr>
+              <w:t>3</w:t>
+            </w:r>
+            <w:r>
+              <w:rPr>
+                <w:webHidden/>
+              </w:rPr>
+              <w:fldChar w:fldCharType="end"/>
+            </w:r>
+          </w:hyperlink>
+        </w:p>
+        <w:p>
+          <w:pPr>
+            <w:pStyle w:val="TDC1"/>
+            <w:rPr>
+              <w:rFonts w:asciiTheme="minorHAnsi" w:eastAsiaTheme="minorEastAsia" w:hAnsiTheme="minorHAnsi" w:cstheme="minorBidi"/>
+              <w:kern w:val="2"/>
+              <w:sz w:val="24"/>
+              <w:szCs w:val="24"/>
+              <w:lang w:val="en-US"/>
+              <w14:ligatures w14:val="standardContextual"/>
+            </w:rPr>
+          </w:pPr>
+          <w:hyperlink w:anchor="_Toc224430491" w:history="1">
+            <w:r>
+              <w:rPr>
+                <w:rStyle w:val="Hipervnculo"/>
+              </w:rPr>
+              <w:t>DESARROLLO DE LA PRACTICA.</w:t>
+            </w:r>
+            <w:r>
+              <w:rPr>
+                <w:webHidden/>
+              </w:rPr>
+              <w:tab/>
+            </w:r>
+            <w:r>
+              <w:rPr>
+                <w:webHidden/>
+              </w:rPr>
+              <w:fldChar w:fldCharType="begin"/>
+            </w:r>
+            <w:r>
+              <w:rPr>
+                <w:webHidden/>
+              </w:rPr>
+              <w:instrText xml:space="preserve"> PAGEREF _Toc224430491 \h </w:instrText>
+            </w:r>
+            <w:r>
+              <w:rPr>
+                <w:webHidden/>
+              </w:rPr>
+            </w:r>
+            <w:r>
+              <w:rPr>
+                <w:webHidden/>
+              </w:rPr>
+              <w:fldChar w:fldCharType="separate"/>
+            </w:r>
+            <w:r>
+              <w:rPr>
+                <w:webHidden/>
+              </w:rPr>
+              <w:t>5</w:t>
+            </w:r>
+            <w:r>
+              <w:rPr>
                 <w:webHidden/>
               </w:rPr>
               <w:fldChar w:fldCharType="end"/>
@@ -527,14 +641,13 @@
               <w14:ligatures w14:val="standardContextual"/>
             </w:rPr>
           </w:pPr>
-          <w:hyperlink w:anchor="_Toc222957119" w:history="1">
+          <w:hyperlink w:anchor="_Toc224430492" w:history="1">
             <w:r>
               <w:rPr>
                 <w:rStyle w:val="Hipervnculo"/>
                 <w:noProof/>
-                <w:lang w:val="es-MX"/>
-              </w:rPr>
-              <w:t>Ejercicio 1</w:t>
+              </w:rPr>
+              <w:t>Diagrama UML</w:t>
             </w:r>
             <w:r>
               <w:rPr>
@@ -555,7 +668,7 @@
                 <w:noProof/>
                 <w:webHidden/>
               </w:rPr>
-              <w:instrText xml:space="preserve"> PAGEREF _Toc222957119 \h </w:instrText>
+              <w:instrText xml:space="preserve"> PAGEREF _Toc224430492 \h </w:instrText>
             </w:r>
             <w:r>
               <w:rPr>
@@ -575,7 +688,7 @@
                 <w:noProof/>
                 <w:webHidden/>
               </w:rPr>
-              <w:t>2</w:t>
+              <w:t>5</w:t>
             </w:r>
             <w:r>
               <w:rPr>
@@ -602,14 +715,13 @@
               <w14:ligatures w14:val="standardContextual"/>
             </w:rPr>
           </w:pPr>
-          <w:hyperlink w:anchor="_Toc222957120" w:history="1">
+          <w:hyperlink w:anchor="_Toc224430493" w:history="1">
             <w:r>
               <w:rPr>
                 <w:rStyle w:val="Hipervnculo"/>
                 <w:noProof/>
-                <w:lang w:val="es-MX"/>
-              </w:rPr>
-              <w:t>Clase Rectángulo</w:t>
+              </w:rPr>
+              <w:t>Clase Principal:</w:t>
             </w:r>
             <w:r>
               <w:rPr>
@@ -630,232 +742,7 @@
                 <w:noProof/>
                 <w:webHidden/>
               </w:rPr>
-              <w:instrText xml:space="preserve"> PAGEREF _Toc222957120 \h </w:instrText>
-            </w:r>
-            <w:r>
-              <w:rPr>
-                <w:noProof/>
-                <w:webHidden/>
-              </w:rPr>
-            </w:r>
-            <w:r>
-              <w:rPr>
-                <w:noProof/>
-                <w:webHidden/>
-              </w:rPr>
-              <w:fldChar w:fldCharType="separate"/>
-            </w:r>
-            <w:r>
-              <w:rPr>
-                <w:noProof/>
-                <w:webHidden/>
-              </w:rPr>
-              <w:t>3</w:t>
-            </w:r>
-            <w:r>
-              <w:rPr>
-                <w:noProof/>
-                <w:webHidden/>
-              </w:rPr>
-              <w:fldChar w:fldCharType="end"/>
-            </w:r>
-          </w:hyperlink>
-        </w:p>
-        <w:p>
-          <w:pPr>
-            <w:pStyle w:val="TDC3"/>
-            <w:tabs>
-              <w:tab w:val="right" w:leader="dot" w:pos="9350"/>
-            </w:tabs>
-            <w:rPr>
-              <w:rFonts w:asciiTheme="minorHAnsi" w:eastAsiaTheme="minorEastAsia" w:hAnsiTheme="minorHAnsi" w:cstheme="minorBidi"/>
-              <w:noProof/>
-              <w:kern w:val="2"/>
-              <w:sz w:val="24"/>
-              <w:szCs w:val="24"/>
-              <w:lang w:val="en-US"/>
-              <w14:ligatures w14:val="standardContextual"/>
-            </w:rPr>
-          </w:pPr>
-          <w:hyperlink w:anchor="_Toc222957121" w:history="1">
-            <w:r>
-              <w:rPr>
-                <w:rStyle w:val="Hipervnculo"/>
-                <w:noProof/>
-                <w:lang w:val="es-MX"/>
-              </w:rPr>
-              <w:t>Notación UML: tipos de datos y parámetros.</w:t>
-            </w:r>
-            <w:r>
-              <w:rPr>
-                <w:noProof/>
-                <w:webHidden/>
-              </w:rPr>
-              <w:tab/>
-            </w:r>
-            <w:r>
-              <w:rPr>
-                <w:noProof/>
-                <w:webHidden/>
-              </w:rPr>
-              <w:fldChar w:fldCharType="begin"/>
-            </w:r>
-            <w:r>
-              <w:rPr>
-                <w:noProof/>
-                <w:webHidden/>
-              </w:rPr>
-              <w:instrText xml:space="preserve"> PAGEREF _Toc222957121 \h </w:instrText>
-            </w:r>
-            <w:r>
-              <w:rPr>
-                <w:noProof/>
-                <w:webHidden/>
-              </w:rPr>
-            </w:r>
-            <w:r>
-              <w:rPr>
-                <w:noProof/>
-                <w:webHidden/>
-              </w:rPr>
-              <w:fldChar w:fldCharType="separate"/>
-            </w:r>
-            <w:r>
-              <w:rPr>
-                <w:noProof/>
-                <w:webHidden/>
-              </w:rPr>
-              <w:t>3</w:t>
-            </w:r>
-            <w:r>
-              <w:rPr>
-                <w:noProof/>
-                <w:webHidden/>
-              </w:rPr>
-              <w:fldChar w:fldCharType="end"/>
-            </w:r>
-          </w:hyperlink>
-        </w:p>
-        <w:p>
-          <w:pPr>
-            <w:pStyle w:val="TDC3"/>
-            <w:tabs>
-              <w:tab w:val="right" w:leader="dot" w:pos="9350"/>
-            </w:tabs>
-            <w:rPr>
-              <w:rFonts w:asciiTheme="minorHAnsi" w:eastAsiaTheme="minorEastAsia" w:hAnsiTheme="minorHAnsi" w:cstheme="minorBidi"/>
-              <w:noProof/>
-              <w:kern w:val="2"/>
-              <w:sz w:val="24"/>
-              <w:szCs w:val="24"/>
-              <w:lang w:val="en-US"/>
-              <w14:ligatures w14:val="standardContextual"/>
-            </w:rPr>
-          </w:pPr>
-          <w:hyperlink w:anchor="_Toc222957122" w:history="1">
-            <w:r>
-              <w:rPr>
-                <w:rStyle w:val="Hipervnculo"/>
-                <w:noProof/>
-                <w:lang w:val="es-MX"/>
-              </w:rPr>
-              <w:t>Notación UML: Tipos de datos y parámetros</w:t>
-            </w:r>
-            <w:r>
-              <w:rPr>
-                <w:noProof/>
-                <w:webHidden/>
-              </w:rPr>
-              <w:tab/>
-            </w:r>
-            <w:r>
-              <w:rPr>
-                <w:noProof/>
-                <w:webHidden/>
-              </w:rPr>
-              <w:fldChar w:fldCharType="begin"/>
-            </w:r>
-            <w:r>
-              <w:rPr>
-                <w:noProof/>
-                <w:webHidden/>
-              </w:rPr>
-              <w:instrText xml:space="preserve"> PAGEREF _Toc222957122 \h </w:instrText>
-            </w:r>
-            <w:r>
-              <w:rPr>
-                <w:noProof/>
-                <w:webHidden/>
-              </w:rPr>
-            </w:r>
-            <w:r>
-              <w:rPr>
-                <w:noProof/>
-                <w:webHidden/>
-              </w:rPr>
-              <w:fldChar w:fldCharType="separate"/>
-            </w:r>
-            <w:r>
-              <w:rPr>
-                <w:noProof/>
-                <w:webHidden/>
-              </w:rPr>
-              <w:t>5</w:t>
-            </w:r>
-            <w:r>
-              <w:rPr>
-                <w:noProof/>
-                <w:webHidden/>
-              </w:rPr>
-              <w:fldChar w:fldCharType="end"/>
-            </w:r>
-          </w:hyperlink>
-        </w:p>
-        <w:p>
-          <w:pPr>
-            <w:pStyle w:val="TDC3"/>
-            <w:tabs>
-              <w:tab w:val="right" w:leader="dot" w:pos="9350"/>
-            </w:tabs>
-            <w:rPr>
-              <w:rFonts w:asciiTheme="minorHAnsi" w:eastAsiaTheme="minorEastAsia" w:hAnsiTheme="minorHAnsi" w:cstheme="minorBidi"/>
-              <w:noProof/>
-              <w:kern w:val="2"/>
-              <w:sz w:val="24"/>
-              <w:szCs w:val="24"/>
-              <w:lang w:val="en-US"/>
-              <w14:ligatures w14:val="standardContextual"/>
-            </w:rPr>
-          </w:pPr>
-          <w:hyperlink w:anchor="_Toc222957123" w:history="1">
-            <w:r>
-              <w:rPr>
-                <w:rStyle w:val="Hipervnculo"/>
-                <w:noProof/>
-                <w:lang w:val="es-MX"/>
-              </w:rPr>
-              <w:t>Clase RectánguloDemo</w:t>
-            </w:r>
-            <w:r>
-              <w:rPr>
-                <w:noProof/>
-                <w:webHidden/>
-              </w:rPr>
-              <w:tab/>
-            </w:r>
-            <w:r>
-              <w:rPr>
-                <w:noProof/>
-                <w:webHidden/>
-              </w:rPr>
-              <w:fldChar w:fldCharType="begin"/>
-            </w:r>
-            <w:r>
-              <w:rPr>
-                <w:noProof/>
-                <w:webHidden/>
-              </w:rPr>
-              <w:instrText xml:space="preserve"> PAGEREF _Toc222957123 \h </w:instrText>
+              <w:instrText xml:space="preserve"> PAGEREF _Toc224430493 \h </w:instrText>
             </w:r>
             <w:r>
               <w:rPr>
@@ -902,14 +789,13 @@
               <w14:ligatures w14:val="standardContextual"/>
             </w:rPr>
           </w:pPr>
-          <w:hyperlink w:anchor="_Toc222957124" w:history="1">
+          <w:hyperlink w:anchor="_Toc224430494" w:history="1">
             <w:r>
               <w:rPr>
                 <w:rStyle w:val="Hipervnculo"/>
                 <w:noProof/>
-                <w:lang w:val="es-MX"/>
-              </w:rPr>
-              <w:t>Ejercicio 2</w:t>
+              </w:rPr>
+              <w:t>Clase Libro.</w:t>
             </w:r>
             <w:r>
               <w:rPr>
@@ -930,7 +816,7 @@
                 <w:noProof/>
                 <w:webHidden/>
               </w:rPr>
-              <w:instrText xml:space="preserve"> PAGEREF _Toc222957124 \h </w:instrText>
+              <w:instrText xml:space="preserve"> PAGEREF _Toc224430494 \h </w:instrText>
             </w:r>
             <w:r>
               <w:rPr>
@@ -950,306 +836,7 @@
                 <w:noProof/>
                 <w:webHidden/>
               </w:rPr>
-              <w:t>6</w:t>
-            </w:r>
-            <w:r>
-              <w:rPr>
-                <w:noProof/>
-                <w:webHidden/>
-              </w:rPr>
-              <w:fldChar w:fldCharType="end"/>
-            </w:r>
-          </w:hyperlink>
-        </w:p>
-        <w:p>
-          <w:pPr>
-            <w:pStyle w:val="TDC3"/>
-            <w:tabs>
-              <w:tab w:val="right" w:leader="dot" w:pos="9350"/>
-            </w:tabs>
-            <w:rPr>
-              <w:rFonts w:asciiTheme="minorHAnsi" w:eastAsiaTheme="minorEastAsia" w:hAnsiTheme="minorHAnsi" w:cstheme="minorBidi"/>
-              <w:noProof/>
-              <w:kern w:val="2"/>
-              <w:sz w:val="24"/>
-              <w:szCs w:val="24"/>
-              <w:lang w:val="en-US"/>
-              <w14:ligatures w14:val="standardContextual"/>
-            </w:rPr>
-          </w:pPr>
-          <w:hyperlink w:anchor="_Toc222957125" w:history="1">
-            <w:r>
-              <w:rPr>
-                <w:rStyle w:val="Hipervnculo"/>
-                <w:noProof/>
-                <w:lang w:val="es-MX"/>
-              </w:rPr>
-              <w:t>Diagrama UML</w:t>
-            </w:r>
-            <w:r>
-              <w:rPr>
-                <w:noProof/>
-                <w:webHidden/>
-              </w:rPr>
-              <w:tab/>
-            </w:r>
-            <w:r>
-              <w:rPr>
-                <w:noProof/>
-                <w:webHidden/>
-              </w:rPr>
-              <w:fldChar w:fldCharType="begin"/>
-            </w:r>
-            <w:r>
-              <w:rPr>
-                <w:noProof/>
-                <w:webHidden/>
-              </w:rPr>
-              <w:instrText xml:space="preserve"> PAGEREF _Toc222957125 \h </w:instrText>
-            </w:r>
-            <w:r>
-              <w:rPr>
-                <w:noProof/>
-                <w:webHidden/>
-              </w:rPr>
-            </w:r>
-            <w:r>
-              <w:rPr>
-                <w:noProof/>
-                <w:webHidden/>
-              </w:rPr>
-              <w:fldChar w:fldCharType="separate"/>
-            </w:r>
-            <w:r>
-              <w:rPr>
-                <w:noProof/>
-                <w:webHidden/>
-              </w:rPr>
-              <w:t>7</w:t>
-            </w:r>
-            <w:r>
-              <w:rPr>
-                <w:noProof/>
-                <w:webHidden/>
-              </w:rPr>
-              <w:fldChar w:fldCharType="end"/>
-            </w:r>
-          </w:hyperlink>
-        </w:p>
-        <w:p>
-          <w:pPr>
-            <w:pStyle w:val="TDC3"/>
-            <w:tabs>
-              <w:tab w:val="right" w:leader="dot" w:pos="9350"/>
-            </w:tabs>
-            <w:rPr>
-              <w:rFonts w:asciiTheme="minorHAnsi" w:eastAsiaTheme="minorEastAsia" w:hAnsiTheme="minorHAnsi" w:cstheme="minorBidi"/>
-              <w:noProof/>
-              <w:kern w:val="2"/>
-              <w:sz w:val="24"/>
-              <w:szCs w:val="24"/>
-              <w:lang w:val="en-US"/>
-              <w14:ligatures w14:val="standardContextual"/>
-            </w:rPr>
-          </w:pPr>
-          <w:hyperlink w:anchor="_Toc222957126" w:history="1">
-            <w:r>
-              <w:rPr>
-                <w:rStyle w:val="Hipervnculo"/>
-                <w:noProof/>
-                <w:lang w:val="es-MX"/>
-              </w:rPr>
-              <w:t>Clase rectángulo</w:t>
-            </w:r>
-            <w:r>
-              <w:rPr>
-                <w:noProof/>
-                <w:webHidden/>
-              </w:rPr>
-              <w:tab/>
-            </w:r>
-            <w:r>
-              <w:rPr>
-                <w:noProof/>
-                <w:webHidden/>
-              </w:rPr>
-              <w:fldChar w:fldCharType="begin"/>
-            </w:r>
-            <w:r>
-              <w:rPr>
-                <w:noProof/>
-                <w:webHidden/>
-              </w:rPr>
-              <w:instrText xml:space="preserve"> PAGEREF _Toc222957126 \h </w:instrText>
-            </w:r>
-            <w:r>
-              <w:rPr>
-                <w:noProof/>
-                <w:webHidden/>
-              </w:rPr>
-            </w:r>
-            <w:r>
-              <w:rPr>
-                <w:noProof/>
-                <w:webHidden/>
-              </w:rPr>
-              <w:fldChar w:fldCharType="separate"/>
-            </w:r>
-            <w:r>
-              <w:rPr>
-                <w:noProof/>
-                <w:webHidden/>
-              </w:rPr>
-              <w:t>8</w:t>
-            </w:r>
-            <w:r>
-              <w:rPr>
-                <w:noProof/>
-                <w:webHidden/>
-              </w:rPr>
-              <w:fldChar w:fldCharType="end"/>
-            </w:r>
-          </w:hyperlink>
-        </w:p>
-        <w:p>
-          <w:pPr>
-            <w:pStyle w:val="TDC3"/>
-            <w:tabs>
-              <w:tab w:val="right" w:leader="dot" w:pos="9350"/>
-            </w:tabs>
-            <w:rPr>
-              <w:rFonts w:asciiTheme="minorHAnsi" w:eastAsiaTheme="minorEastAsia" w:hAnsiTheme="minorHAnsi" w:cstheme="minorBidi"/>
-              <w:noProof/>
-              <w:kern w:val="2"/>
-              <w:sz w:val="24"/>
-              <w:szCs w:val="24"/>
-              <w:lang w:val="en-US"/>
-              <w14:ligatures w14:val="standardContextual"/>
-            </w:rPr>
-          </w:pPr>
-          <w:hyperlink w:anchor="_Toc222957127" w:history="1">
-            <w:r>
-              <w:rPr>
-                <w:rStyle w:val="Hipervnculo"/>
-                <w:noProof/>
-                <w:lang w:val="es-MX"/>
-              </w:rPr>
-              <w:t>Clase mainRectangulo</w:t>
-            </w:r>
-            <w:r>
-              <w:rPr>
-                <w:noProof/>
-                <w:webHidden/>
-              </w:rPr>
-              <w:tab/>
-            </w:r>
-            <w:r>
-              <w:rPr>
-                <w:noProof/>
-                <w:webHidden/>
-              </w:rPr>
-              <w:fldChar w:fldCharType="begin"/>
-            </w:r>
-            <w:r>
-              <w:rPr>
-                <w:noProof/>
-                <w:webHidden/>
-              </w:rPr>
-              <w:instrText xml:space="preserve"> PAGEREF _Toc222957127 \h </w:instrText>
-            </w:r>
-            <w:r>
-              <w:rPr>
-                <w:noProof/>
-                <w:webHidden/>
-              </w:rPr>
-            </w:r>
-            <w:r>
-              <w:rPr>
-                <w:noProof/>
-                <w:webHidden/>
-              </w:rPr>
-              <w:fldChar w:fldCharType="separate"/>
-            </w:r>
-            <w:r>
-              <w:rPr>
-                <w:noProof/>
-                <w:webHidden/>
-              </w:rPr>
               <w:t>9</w:t>
-            </w:r>
-            <w:r>
-              <w:rPr>
-                <w:noProof/>
-                <w:webHidden/>
-              </w:rPr>
-              <w:fldChar w:fldCharType="end"/>
-            </w:r>
-          </w:hyperlink>
-        </w:p>
-        <w:p>
-          <w:pPr>
-            <w:pStyle w:val="TDC3"/>
-            <w:tabs>
-              <w:tab w:val="right" w:leader="dot" w:pos="9350"/>
-            </w:tabs>
-            <w:rPr>
-              <w:rFonts w:asciiTheme="minorHAnsi" w:eastAsiaTheme="minorEastAsia" w:hAnsiTheme="minorHAnsi" w:cstheme="minorBidi"/>
-              <w:noProof/>
-              <w:kern w:val="2"/>
-              <w:sz w:val="24"/>
-              <w:szCs w:val="24"/>
-              <w:lang w:val="en-US"/>
-              <w14:ligatures w14:val="standardContextual"/>
-            </w:rPr>
-          </w:pPr>
-          <w:hyperlink w:anchor="_Toc222957128" w:history="1">
-            <w:r>
-              <w:rPr>
-                <w:rStyle w:val="Hipervnculo"/>
-                <w:noProof/>
-              </w:rPr>
-              <w:t>Resultados</w:t>
-            </w:r>
-            <w:r>
-              <w:rPr>
-                <w:noProof/>
-                <w:webHidden/>
-              </w:rPr>
-              <w:tab/>
-            </w:r>
-            <w:r>
-              <w:rPr>
-                <w:noProof/>
-                <w:webHidden/>
-              </w:rPr>
-              <w:fldChar w:fldCharType="begin"/>
-            </w:r>
-            <w:r>
-              <w:rPr>
-                <w:noProof/>
-                <w:webHidden/>
-              </w:rPr>
-              <w:instrText xml:space="preserve"> PAGEREF _Toc222957128 \h </w:instrText>
-            </w:r>
-            <w:r>
-              <w:rPr>
-                <w:noProof/>
-                <w:webHidden/>
-              </w:rPr>
-            </w:r>
-            <w:r>
-              <w:rPr>
-                <w:noProof/>
-                <w:webHidden/>
-              </w:rPr>
-              <w:fldChar w:fldCharType="separate"/>
-            </w:r>
-            <w:r>
-              <w:rPr>
-                <w:noProof/>
-                <w:webHidden/>
-              </w:rPr>
-              <w:t>11</w:t>
             </w:r>
             <w:r>
               <w:rPr>
@@ -1276,13 +863,13 @@
               <w14:ligatures w14:val="standardContextual"/>
             </w:rPr>
           </w:pPr>
-          <w:hyperlink w:anchor="_Toc222957129" w:history="1">
+          <w:hyperlink w:anchor="_Toc224430495" w:history="1">
             <w:r>
               <w:rPr>
                 <w:rStyle w:val="Hipervnculo"/>
                 <w:noProof/>
               </w:rPr>
-              <w:t>Ejercicio 3</w:t>
+              <w:t>Clase Empleado.</w:t>
             </w:r>
             <w:r>
               <w:rPr>
@@ -1303,7 +890,7 @@
                 <w:noProof/>
                 <w:webHidden/>
               </w:rPr>
-              <w:instrText xml:space="preserve"> PAGEREF _Toc222957129 \h </w:instrText>
+              <w:instrText xml:space="preserve"> PAGEREF _Toc224430495 \h </w:instrText>
             </w:r>
             <w:r>
               <w:rPr>
@@ -1323,7 +910,7 @@
                 <w:noProof/>
                 <w:webHidden/>
               </w:rPr>
-              <w:t>11</w:t>
+              <w:t>12</w:t>
             </w:r>
             <w:r>
               <w:rPr>
@@ -1336,7 +923,70 @@
         </w:p>
         <w:p>
           <w:pPr>
-            <w:pStyle w:val="TDC3"/>
+            <w:pStyle w:val="TDC1"/>
+            <w:rPr>
+              <w:rFonts w:asciiTheme="minorHAnsi" w:eastAsiaTheme="minorEastAsia" w:hAnsiTheme="minorHAnsi" w:cstheme="minorBidi"/>
+              <w:kern w:val="2"/>
+              <w:sz w:val="24"/>
+              <w:szCs w:val="24"/>
+              <w:lang w:val="en-US"/>
+              <w14:ligatures w14:val="standardContextual"/>
+            </w:rPr>
+          </w:pPr>
+          <w:hyperlink w:anchor="_Toc224430496" w:history="1">
+            <w:r>
+              <w:rPr>
+                <w:rStyle w:val="Hipervnculo"/>
+                <w:lang w:val="es-MX"/>
+              </w:rPr>
+              <w:t>Análisis de resultados</w:t>
+            </w:r>
+            <w:r>
+              <w:rPr>
+                <w:webHidden/>
+              </w:rPr>
+              <w:tab/>
+            </w:r>
+            <w:r>
+              <w:rPr>
+                <w:webHidden/>
+              </w:rPr>
+              <w:fldChar w:fldCharType="begin"/>
+            </w:r>
+            <w:r>
+              <w:rPr>
+                <w:webHidden/>
+              </w:rPr>
+              <w:instrText xml:space="preserve"> PAGEREF _Toc224430496 \h </w:instrText>
+            </w:r>
+            <w:r>
+              <w:rPr>
+                <w:webHidden/>
+              </w:rPr>
+            </w:r>
+            <w:r>
+              <w:rPr>
+                <w:webHidden/>
+              </w:rPr>
+              <w:fldChar w:fldCharType="separate"/>
+            </w:r>
+            <w:r>
+              <w:rPr>
+                <w:webHidden/>
+              </w:rPr>
+              <w:t>16</w:t>
+            </w:r>
+            <w:r>
+              <w:rPr>
+                <w:webHidden/>
+              </w:rPr>
+              <w:fldChar w:fldCharType="end"/>
+            </w:r>
+          </w:hyperlink>
+        </w:p>
+        <w:p>
+          <w:pPr>
+            <w:pStyle w:val="TDC2"/>
             <w:tabs>
               <w:tab w:val="right" w:leader="dot" w:pos="9350"/>
             </w:tabs>
@@ -1350,14 +1000,14 @@
               <w14:ligatures w14:val="standardContextual"/>
             </w:rPr>
           </w:pPr>
-          <w:hyperlink w:anchor="_Toc222957130" w:history="1">
+          <w:hyperlink w:anchor="_Toc224430497" w:history="1">
             <w:r>
               <w:rPr>
                 <w:rStyle w:val="Hipervnculo"/>
                 <w:noProof/>
                 <w:lang w:val="es-MX"/>
               </w:rPr>
-              <w:t>Clase Car</w:t>
+              <w:t>Programa 1 – Libro</w:t>
             </w:r>
             <w:r>
               <w:rPr>
@@ -1378,7 +1028,7 @@
                 <w:noProof/>
                 <w:webHidden/>
               </w:rPr>
-              <w:instrText xml:space="preserve"> PAGEREF _Toc222957130 \h </w:instrText>
+              <w:instrText xml:space="preserve"> PAGEREF _Toc224430497 \h </w:instrText>
             </w:r>
             <w:r>
               <w:rPr>
@@ -1398,7 +1048,7 @@
                 <w:noProof/>
                 <w:webHidden/>
               </w:rPr>
-              <w:t>12</w:t>
+              <w:t>16</w:t>
             </w:r>
             <w:r>
               <w:rPr>
@@ -1411,7 +1061,7 @@
         </w:p>
         <w:p>
           <w:pPr>
-            <w:pStyle w:val="TDC3"/>
+            <w:pStyle w:val="TDC2"/>
             <w:tabs>
               <w:tab w:val="right" w:leader="dot" w:pos="9350"/>
             </w:tabs>
@@ -1425,14 +1075,14 @@
               <w14:ligatures w14:val="standardContextual"/>
             </w:rPr>
           </w:pPr>
-          <w:hyperlink w:anchor="_Toc222957131" w:history="1">
+          <w:hyperlink w:anchor="_Toc224430498" w:history="1">
             <w:r>
               <w:rPr>
                 <w:rStyle w:val="Hipervnculo"/>
                 <w:noProof/>
                 <w:lang w:val="es-MX"/>
               </w:rPr>
-              <w:t>Implementación</w:t>
+              <w:t>Programa 2 – Empleado con un nombre</w:t>
             </w:r>
             <w:r>
               <w:rPr>
@@ -1453,7 +1103,7 @@
                 <w:noProof/>
                 <w:webHidden/>
               </w:rPr>
-              <w:instrText xml:space="preserve"> PAGEREF _Toc222957131 \h </w:instrText>
+              <w:instrText xml:space="preserve"> PAGEREF _Toc224430498 \h </w:instrText>
             </w:r>
             <w:r>
               <w:rPr>
@@ -1473,7 +1123,7 @@
                 <w:noProof/>
                 <w:webHidden/>
               </w:rPr>
-              <w:t>13</w:t>
+              <w:t>17</w:t>
             </w:r>
             <w:r>
               <w:rPr>
@@ -1486,7 +1136,131 @@
         </w:p>
         <w:p>
           <w:pPr>
-            <w:pStyle w:val="TDC3"/>
+            <w:pStyle w:val="TDC1"/>
+            <w:rPr>
+              <w:rFonts w:asciiTheme="minorHAnsi" w:eastAsiaTheme="minorEastAsia" w:hAnsiTheme="minorHAnsi" w:cstheme="minorBidi"/>
+              <w:kern w:val="2"/>
+              <w:sz w:val="24"/>
+              <w:szCs w:val="24"/>
+              <w:lang w:val="en-US"/>
+              <w14:ligatures w14:val="standardContextual"/>
+            </w:rPr>
+          </w:pPr>
+          <w:hyperlink w:anchor="_Toc224430499" w:history="1">
+            <w:r>
+              <w:rPr>
+                <w:rStyle w:val="Hipervnculo"/>
+              </w:rPr>
+              <w:t>Conclusiones</w:t>
+            </w:r>
+            <w:r>
+              <w:rPr>
+                <w:webHidden/>
+              </w:rPr>
+              <w:tab/>
+            </w:r>
+            <w:r>
+              <w:rPr>
+                <w:webHidden/>
+              </w:rPr>
+              <w:fldChar w:fldCharType="begin"/>
+            </w:r>
+            <w:r>
+              <w:rPr>
+                <w:webHidden/>
+              </w:rPr>
+              <w:instrText xml:space="preserve"> PAGEREF _Toc224430499 \h </w:instrText>
+            </w:r>
+            <w:r>
+              <w:rPr>
+                <w:webHidden/>
+              </w:rPr>
+            </w:r>
+            <w:r>
+              <w:rPr>
+                <w:webHidden/>
+              </w:rPr>
+              <w:fldChar w:fldCharType="separate"/>
+            </w:r>
+            <w:r>
+              <w:rPr>
+                <w:webHidden/>
+              </w:rPr>
+              <w:t>18</w:t>
+            </w:r>
+            <w:r>
+              <w:rPr>
+                <w:webHidden/>
+              </w:rPr>
+              <w:fldChar w:fldCharType="end"/>
+            </w:r>
+          </w:hyperlink>
+        </w:p>
+        <w:p>
+          <w:pPr>
+            <w:pStyle w:val="TDC1"/>
+            <w:rPr>
+              <w:rFonts w:asciiTheme="minorHAnsi" w:eastAsiaTheme="minorEastAsia" w:hAnsiTheme="minorHAnsi" w:cstheme="minorBidi"/>
+              <w:kern w:val="2"/>
+              <w:sz w:val="24"/>
+              <w:szCs w:val="24"/>
+              <w:lang w:val="en-US"/>
+              <w14:ligatures w14:val="standardContextual"/>
+            </w:rPr>
+          </w:pPr>
+          <w:hyperlink w:anchor="_Toc224430500" w:history="1">
+            <w:r>
+              <w:rPr>
+                <w:rStyle w:val="Hipervnculo"/>
+              </w:rPr>
+              <w:t>Criterios para evaluar:</w:t>
+            </w:r>
+            <w:r>
+              <w:rPr>
+                <w:webHidden/>
+              </w:rPr>
+              <w:tab/>
+            </w:r>
+            <w:r>
+              <w:rPr>
+                <w:webHidden/>
+              </w:rPr>
+              <w:fldChar w:fldCharType="begin"/>
+            </w:r>
+            <w:r>
+              <w:rPr>
+                <w:webHidden/>
+              </w:rPr>
+              <w:instrText xml:space="preserve"> PAGEREF _Toc224430500 \h </w:instrText>
+            </w:r>
+            <w:r>
+              <w:rPr>
+                <w:webHidden/>
+              </w:rPr>
+            </w:r>
+            <w:r>
+              <w:rPr>
+                <w:webHidden/>
+              </w:rPr>
+              <w:fldChar w:fldCharType="separate"/>
+            </w:r>
+            <w:r>
+              <w:rPr>
+                <w:webHidden/>
+              </w:rPr>
+              <w:t>18</w:t>
+            </w:r>
+            <w:r>
+              <w:rPr>
+                <w:webHidden/>
+              </w:rPr>
+              <w:fldChar w:fldCharType="end"/>
+            </w:r>
+          </w:hyperlink>
+        </w:p>
+        <w:p>
+          <w:pPr>
+            <w:pStyle w:val="TDC2"/>
             <w:tabs>
               <w:tab w:val="right" w:leader="dot" w:pos="9350"/>
             </w:tabs>
@@ -1500,14 +1274,13 @@
               <w14:ligatures w14:val="standardContextual"/>
             </w:rPr>
           </w:pPr>
-          <w:hyperlink w:anchor="_Toc222957132" w:history="1">
+          <w:hyperlink w:anchor="_Toc224430501" w:history="1">
             <w:r>
               <w:rPr>
                 <w:rStyle w:val="Hipervnculo"/>
                 <w:noProof/>
-                <w:lang w:val="en-US"/>
-              </w:rPr>
-              <w:t>Resultados</w:t>
+              </w:rPr>
+              <w:t>Código (70 puntos)</w:t>
             </w:r>
             <w:r>
               <w:rPr>
@@ -1528,7 +1301,7 @@
                 <w:noProof/>
                 <w:webHidden/>
               </w:rPr>
-              <w:instrText xml:space="preserve"> PAGEREF _Toc222957132 \h </w:instrText>
+              <w:instrText xml:space="preserve"> PAGEREF _Toc224430501 \h </w:instrText>
             </w:r>
             <w:r>
               <w:rPr>
@@ -1548,7 +1321,81 @@
                 <w:noProof/>
                 <w:webHidden/>
               </w:rPr>
-              <w:t>14</w:t>
+              <w:t>18</w:t>
+            </w:r>
+            <w:r>
+              <w:rPr>
+                <w:noProof/>
+                <w:webHidden/>
+              </w:rPr>
+              <w:fldChar w:fldCharType="end"/>
+            </w:r>
+          </w:hyperlink>
+        </w:p>
+        <w:p>
+          <w:pPr>
+            <w:pStyle w:val="TDC2"/>
+            <w:tabs>
+              <w:tab w:val="right" w:leader="dot" w:pos="9350"/>
+            </w:tabs>
+            <w:rPr>
+              <w:rFonts w:asciiTheme="minorHAnsi" w:eastAsiaTheme="minorEastAsia" w:hAnsiTheme="minorHAnsi" w:cstheme="minorBidi"/>
+              <w:noProof/>
+              <w:kern w:val="2"/>
+              <w:sz w:val="24"/>
+              <w:szCs w:val="24"/>
+              <w:lang w:val="en-US"/>
+              <w14:ligatures w14:val="standardContextual"/>
+            </w:rPr>
+          </w:pPr>
+          <w:hyperlink w:anchor="_Toc224430502" w:history="1">
+            <w:r>
+              <w:rPr>
+                <w:rStyle w:val="Hipervnculo"/>
+                <w:noProof/>
+              </w:rPr>
+              <w:t>Reporte (30 puntos):</w:t>
+            </w:r>
+            <w:r>
+              <w:rPr>
+                <w:noProof/>
+                <w:webHidden/>
+              </w:rPr>
+              <w:tab/>
+            </w:r>
+            <w:r>
+              <w:rPr>
+                <w:noProof/>
+                <w:webHidden/>
+              </w:rPr>
+              <w:fldChar w:fldCharType="begin"/>
+            </w:r>
+            <w:r>
+              <w:rPr>
+                <w:noProof/>
+                <w:webHidden/>
+              </w:rPr>
+              <w:instrText xml:space="preserve"> PAGEREF _Toc224430502 \h </w:instrText>
+            </w:r>
+            <w:r>
+              <w:rPr>
+                <w:noProof/>
+                <w:webHidden/>
+              </w:rPr>
+            </w:r>
+            <w:r>
+              <w:rPr>
+                <w:noProof/>
+                <w:webHidden/>
+              </w:rPr>
+              <w:fldChar w:fldCharType="separate"/>
+            </w:r>
+            <w:r>
+              <w:rPr>
+                <w:noProof/>
+                <w:webHidden/>
+              </w:rPr>
+              <w:t>18</w:t>
             </w:r>
             <w:r>
               <w:rPr>
@@ -1573,98 +1420,648 @@
     </w:sdt>
     <w:p>
       <w:pPr>
+        <w:rPr>
+          <w:sz w:val="40"/>
+          <w:szCs w:val="40"/>
+        </w:rPr>
+      </w:pPr>
+      <w:r>
+        <w:br w:type="page"/>
+      </w:r>
+    </w:p>
+    <w:p>
+      <w:pPr>
+        <w:pStyle w:val="Ttulo1"/>
+      </w:pPr>
+      <w:bookmarkStart w:id="0" w:name="_Toc224430488"/>
+      <w:r>
+        <w:lastRenderedPageBreak/>
+        <w:t>Objetivo</w:t>
+      </w:r>
+      <w:bookmarkEnd w:id="0"/>
+    </w:p>
+    <w:p>
+      <w:r>
+        <w:t>El alumno diseñará clases para modelar el estado y comportamiento de entidades del mundo real, a través de atributos y métodos, respectivamente, respetando los principios de la orientación a objetos y las capacidades del lenguaje de programación Java, con una actitud crítica, propositiva y creativa.</w:t>
+      </w:r>
+    </w:p>
+    <w:p>
+      <w:r>
+        <w:t>En esta práctica se implementaron dos programas:</w:t>
+      </w:r>
+    </w:p>
+    <w:p>
+      <w:pPr>
+        <w:pStyle w:val="Prrafodelista"/>
+        <w:numPr>
+          <w:ilvl w:val="0"/>
+          <w:numId w:val="26"/>
+        </w:numPr>
+      </w:pPr>
+      <w:r>
+        <w:t>Programa 1: una clase Libro que modela un libro en una biblioteca, con sus atributos y un</w:t>
+      </w:r>
+      <w:r>
+        <w:t xml:space="preserve"> </w:t>
+      </w:r>
+      <w:r>
+        <w:t>método para imprimir su información.</w:t>
+      </w:r>
+    </w:p>
+    <w:p>
+      <w:pPr>
+        <w:pStyle w:val="Prrafodelista"/>
+        <w:numPr>
+          <w:ilvl w:val="0"/>
+          <w:numId w:val="26"/>
+        </w:numPr>
+      </w:pPr>
+      <w:r>
+        <w:t>Programa 2: una clase Empleado con nombre completo (considerando uno o dos nombres), fecha de nacimiento y salario semanal, incluyendo un método para calcular el salario mensual.</w:t>
+      </w:r>
+    </w:p>
+    <w:p>
+      <w:pPr>
+        <w:pStyle w:val="Ttulo1"/>
+      </w:pPr>
+      <w:bookmarkStart w:id="1" w:name="_Toc224430489"/>
+      <w:r>
+        <w:t>Lista de materiales</w:t>
+      </w:r>
+      <w:bookmarkEnd w:id="1"/>
+      <w:r>
+        <w:tab/>
+      </w:r>
+    </w:p>
+    <w:p>
+      <w:pPr>
+        <w:pStyle w:val="Prrafodelista"/>
+        <w:numPr>
+          <w:ilvl w:val="0"/>
+          <w:numId w:val="4"/>
+        </w:numPr>
+        <w:rPr>
+          <w:rFonts w:ascii="Proxima Nova" w:eastAsia="Proxima Nova" w:hAnsi="Proxima Nova" w:cs="Proxima Nova"/>
+        </w:rPr>
+      </w:pPr>
+      <w:r>
+        <w:rPr>
+          <w:rFonts w:ascii="Proxima Nova" w:eastAsia="Proxima Nova" w:hAnsi="Proxima Nova" w:cs="Proxima Nova"/>
+        </w:rPr>
+        <w:t>Computadora Personal (PC)</w:t>
+      </w:r>
+    </w:p>
+    <w:p>
+      <w:pPr>
+        <w:pStyle w:val="Prrafodelista"/>
+        <w:numPr>
+          <w:ilvl w:val="0"/>
+          <w:numId w:val="4"/>
+        </w:numPr>
+        <w:rPr>
+          <w:rFonts w:ascii="Proxima Nova" w:eastAsia="Proxima Nova" w:hAnsi="Proxima Nova" w:cs="Proxima Nova"/>
+        </w:rPr>
+      </w:pPr>
+      <w:r>
+        <w:rPr>
+          <w:rFonts w:ascii="Proxima Nova" w:eastAsia="Proxima Nova" w:hAnsi="Proxima Nova" w:cs="Proxima Nova"/>
+        </w:rPr>
+        <w:t>Ambiente de desarrollo</w:t>
+      </w:r>
+      <w:r>
+        <w:rPr>
+          <w:rFonts w:ascii="Proxima Nova" w:eastAsia="Proxima Nova" w:hAnsi="Proxima Nova" w:cs="Proxima Nova"/>
+        </w:rPr>
+        <w:t>.</w:t>
+      </w:r>
+    </w:p>
+    <w:p>
+      <w:pPr>
+        <w:pStyle w:val="Prrafodelista"/>
+        <w:numPr>
+          <w:ilvl w:val="0"/>
+          <w:numId w:val="4"/>
+        </w:numPr>
+        <w:rPr>
+          <w:rFonts w:ascii="Proxima Nova" w:eastAsia="Proxima Nova" w:hAnsi="Proxima Nova" w:cs="Proxima Nova"/>
+        </w:rPr>
+      </w:pPr>
+      <w:r>
+        <w:rPr>
+          <w:rFonts w:ascii="Proxima Nova" w:eastAsia="Proxima Nova" w:hAnsi="Proxima Nova" w:cs="Proxima Nova"/>
+        </w:rPr>
+        <w:t>JDK Java Development KitTexto</w:t>
+      </w:r>
+      <w:r>
+        <w:rPr>
+          <w:rFonts w:ascii="Proxima Nova" w:eastAsia="Proxima Nova" w:hAnsi="Proxima Nova" w:cs="Proxima Nova"/>
+        </w:rPr>
+        <w:t>.</w:t>
+      </w:r>
+    </w:p>
+    <w:p>
+      <w:pPr>
+        <w:pStyle w:val="Ttulo1"/>
+        <w:rPr>
+          <w:rFonts w:ascii="Proxima Nova" w:eastAsia="Proxima Nova" w:hAnsi="Proxima Nova" w:cs="Proxima Nova"/>
+          <w:sz w:val="52"/>
+          <w:szCs w:val="52"/>
+        </w:rPr>
+      </w:pPr>
+      <w:bookmarkStart w:id="2" w:name="_Toc224430490"/>
+      <w:r>
+        <w:rPr>
+          <w:rFonts w:ascii="Proxima Nova" w:eastAsia="Proxima Nova" w:hAnsi="Proxima Nova" w:cs="Proxima Nova"/>
+          <w:sz w:val="52"/>
+          <w:szCs w:val="52"/>
+        </w:rPr>
+        <w:t>Descripción de</w:t>
+      </w:r>
+      <w:r>
+        <w:rPr>
+          <w:rFonts w:ascii="Proxima Nova" w:eastAsia="Proxima Nova" w:hAnsi="Proxima Nova" w:cs="Proxima Nova"/>
+          <w:sz w:val="52"/>
+          <w:szCs w:val="52"/>
+        </w:rPr>
+        <w:t>l taller</w:t>
+      </w:r>
+      <w:bookmarkEnd w:id="2"/>
+    </w:p>
+    <w:p>
+      <w:r>
+        <w:t xml:space="preserve">El alumno diseñará e implementará una clase que modele una Cuenta Bancaria, aplicando correctamente los principios de POO, </w:t>
+      </w:r>
+      <w:r>
+        <w:t>específicamente</w:t>
+      </w:r>
+      <w:r>
+        <w:t xml:space="preserve">: </w:t>
+      </w:r>
+    </w:p>
+    <w:p/>
+    <w:p>
+      <w:pPr>
+        <w:pStyle w:val="Prrafodelista"/>
+        <w:numPr>
+          <w:ilvl w:val="0"/>
+          <w:numId w:val="14"/>
+        </w:numPr>
+      </w:pPr>
+      <w:r>
+        <w:t xml:space="preserve">Encapsulamiento </w:t>
+      </w:r>
+    </w:p>
+    <w:p>
+      <w:pPr>
+        <w:pStyle w:val="Prrafodelista"/>
+        <w:numPr>
+          <w:ilvl w:val="0"/>
+          <w:numId w:val="14"/>
+        </w:numPr>
+      </w:pPr>
+      <w:r>
+        <w:t xml:space="preserve">Uso de constructores </w:t>
+      </w:r>
+    </w:p>
+    <w:p>
+      <w:pPr>
+        <w:pStyle w:val="Prrafodelista"/>
+        <w:numPr>
+          <w:ilvl w:val="0"/>
+          <w:numId w:val="14"/>
+        </w:numPr>
+      </w:pPr>
+      <w:r>
+        <w:t xml:space="preserve">Sobrecarga de constructores </w:t>
+      </w:r>
+    </w:p>
+    <w:p>
+      <w:pPr>
+        <w:pStyle w:val="Prrafodelista"/>
+        <w:numPr>
+          <w:ilvl w:val="0"/>
+          <w:numId w:val="14"/>
+        </w:numPr>
+      </w:pPr>
+      <w:r>
+        <w:t xml:space="preserve">Sobrecarga de métodos </w:t>
+      </w:r>
+    </w:p>
+    <w:p>
+      <w:pPr>
+        <w:pStyle w:val="Prrafodelista"/>
+        <w:numPr>
+          <w:ilvl w:val="0"/>
+          <w:numId w:val="14"/>
+        </w:numPr>
+      </w:pPr>
+      <w:r>
+        <w:t xml:space="preserve">Validación de datos </w:t>
+      </w:r>
+    </w:p>
+    <w:p>
+      <w:pPr>
+        <w:pStyle w:val="Prrafodelista"/>
+        <w:numPr>
+          <w:ilvl w:val="0"/>
+          <w:numId w:val="14"/>
+        </w:numPr>
+      </w:pPr>
+      <w:r>
+        <w:t xml:space="preserve">Separación entre lógica y clase principal. </w:t>
+      </w:r>
+    </w:p>
+    <w:p/>
+    <w:p>
+      <w:r>
+        <w:t xml:space="preserve">Diseño UML </w:t>
+      </w:r>
+    </w:p>
+    <w:p>
+      <w:r>
+        <w:t xml:space="preserve">Antes de programar, realiza el modelado UML de la clase cuenta </w:t>
+      </w:r>
+    </w:p>
+    <w:p/>
+    <w:p>
+      <w:r>
+        <w:t>Determina los atributos de la clase, e implementa los métodos para encapsulamiento,</w:t>
+      </w:r>
+      <w:r>
+        <w:t xml:space="preserve"> </w:t>
+      </w:r>
+      <w:proofErr w:type="gramStart"/>
+      <w:r>
+        <w:t>depositar(</w:t>
+      </w:r>
+      <w:proofErr w:type="gramEnd"/>
+      <w:r>
+        <w:t xml:space="preserve">), </w:t>
+      </w:r>
+      <w:proofErr w:type="gramStart"/>
+      <w:r>
+        <w:t>retirar(</w:t>
+      </w:r>
+      <w:proofErr w:type="gramEnd"/>
+      <w:r>
+        <w:t xml:space="preserve">), </w:t>
+      </w:r>
+      <w:proofErr w:type="spellStart"/>
+      <w:proofErr w:type="gramStart"/>
+      <w:r>
+        <w:t>mostrarDatos</w:t>
+      </w:r>
+      <w:proofErr w:type="spellEnd"/>
+      <w:r>
+        <w:t>(</w:t>
+      </w:r>
+      <w:proofErr w:type="gramEnd"/>
+      <w:r>
+        <w:t xml:space="preserve">) y constructores. </w:t>
+      </w:r>
+    </w:p>
+    <w:p/>
+    <w:p>
+      <w:r>
+        <w:t xml:space="preserve">El diagrama debe incluir: </w:t>
+      </w:r>
+    </w:p>
+    <w:p>
+      <w:pPr>
+        <w:pStyle w:val="Prrafodelista"/>
+        <w:numPr>
+          <w:ilvl w:val="0"/>
+          <w:numId w:val="15"/>
+        </w:numPr>
+      </w:pPr>
+      <w:r>
+        <w:t xml:space="preserve">Visibilidad </w:t>
+      </w:r>
+    </w:p>
+    <w:p>
+      <w:pPr>
+        <w:pStyle w:val="Prrafodelista"/>
+        <w:numPr>
+          <w:ilvl w:val="0"/>
+          <w:numId w:val="15"/>
+        </w:numPr>
+      </w:pPr>
+      <w:r>
+        <w:t xml:space="preserve">Tipo de datos </w:t>
+      </w:r>
+    </w:p>
+    <w:p>
+      <w:pPr>
+        <w:pStyle w:val="Prrafodelista"/>
+        <w:numPr>
+          <w:ilvl w:val="0"/>
+          <w:numId w:val="15"/>
+        </w:numPr>
+      </w:pPr>
+      <w:r>
+        <w:t xml:space="preserve">Parámetros  </w:t>
+      </w:r>
+    </w:p>
+    <w:p>
+      <w:pPr>
+        <w:pStyle w:val="Prrafodelista"/>
+        <w:numPr>
+          <w:ilvl w:val="0"/>
+          <w:numId w:val="15"/>
+        </w:numPr>
+      </w:pPr>
+      <w:r>
+        <w:lastRenderedPageBreak/>
+        <w:t xml:space="preserve">Tipo de retorno </w:t>
+      </w:r>
+    </w:p>
+    <w:p>
+      <w:r>
+        <w:t xml:space="preserve">Implementar constructores: </w:t>
+      </w:r>
+    </w:p>
+    <w:p>
+      <w:pPr>
+        <w:pStyle w:val="Prrafodelista"/>
+        <w:numPr>
+          <w:ilvl w:val="0"/>
+          <w:numId w:val="16"/>
+        </w:numPr>
+      </w:pPr>
+      <w:r>
+        <w:t xml:space="preserve">Constructor por defecto (inicializa el saldo en 0),  </w:t>
+      </w:r>
+    </w:p>
+    <w:p>
+      <w:pPr>
+        <w:pStyle w:val="Prrafodelista"/>
+        <w:numPr>
+          <w:ilvl w:val="0"/>
+          <w:numId w:val="16"/>
+        </w:numPr>
+      </w:pPr>
+      <w:r>
+        <w:t xml:space="preserve">Constructor completo (inicializa todos los atributos) </w:t>
+      </w:r>
+    </w:p>
+    <w:p>
+      <w:pPr>
+        <w:pStyle w:val="Prrafodelista"/>
+        <w:numPr>
+          <w:ilvl w:val="0"/>
+          <w:numId w:val="16"/>
+        </w:numPr>
+      </w:pPr>
+      <w:r>
+        <w:t xml:space="preserve">Constructor sobrecargado (Nombre completo, fecha de nacimiento, saldo inicial) </w:t>
+      </w:r>
+    </w:p>
+    <w:p>
+      <w:r>
+        <w:t xml:space="preserve">Manejo de métodos: </w:t>
+      </w:r>
+    </w:p>
+    <w:p>
+      <w:r>
+        <w:t xml:space="preserve">Debe existir un método depositar sobrecargado (cantidad) y (cantidad y concepto). No debe permitir </w:t>
+      </w:r>
+    </w:p>
+    <w:p>
+      <w:r>
+        <w:t xml:space="preserve">cantidades negativas, mostrar el saldo anterior y el saldo actualizado, si existe concepto, mostrarlo. </w:t>
+      </w:r>
+    </w:p>
+    <w:p/>
+    <w:p>
+      <w:r>
+        <w:t>El método retirar sobrecargado (cantidad) y (cantidad y concepto). No debe permitir cantidades negativas,</w:t>
+      </w:r>
+      <w:r>
+        <w:t xml:space="preserve"> </w:t>
+      </w:r>
+      <w:r>
+        <w:t xml:space="preserve">no permitir retirar más del saldo disponible. Mostrar mensaje de fondos insuficiente si aplica, mostrar el saldo anterior y el saldo actualizado. </w:t>
+      </w:r>
+    </w:p>
+    <w:p/>
+    <w:p>
+      <w:r>
+        <w:t>El método Mostrar datos debe devolver un String con nombre completo, dirección completa, fecha de</w:t>
+      </w:r>
+      <w:r>
+        <w:t xml:space="preserve"> </w:t>
+      </w:r>
+      <w:r>
+        <w:t>nacimiento, saldo actual.</w:t>
+      </w:r>
+    </w:p>
+    <w:p>
+      <w:r>
+        <w:t xml:space="preserve"> </w:t>
+      </w:r>
+    </w:p>
+    <w:p>
+      <w:r>
+        <w:t xml:space="preserve">La clase principal </w:t>
+      </w:r>
+    </w:p>
+    <w:p>
+      <w:r>
+        <w:t xml:space="preserve">Crear una clase Principal que: </w:t>
+      </w:r>
+    </w:p>
+    <w:p>
+      <w:pPr>
+        <w:pStyle w:val="Prrafodelista"/>
+        <w:numPr>
+          <w:ilvl w:val="0"/>
+          <w:numId w:val="17"/>
+        </w:numPr>
+      </w:pPr>
+      <w:r>
+        <w:t xml:space="preserve">Capture los datos mediante menú. </w:t>
+      </w:r>
+    </w:p>
+    <w:p>
+      <w:pPr>
+        <w:pStyle w:val="Prrafodelista"/>
+        <w:numPr>
+          <w:ilvl w:val="0"/>
+          <w:numId w:val="17"/>
+        </w:numPr>
+      </w:pPr>
+      <w:r>
+        <w:t xml:space="preserve">Solo realice llamadas a métodos </w:t>
+      </w:r>
+    </w:p>
+    <w:p>
+      <w:pPr>
+        <w:pStyle w:val="Prrafodelista"/>
+        <w:numPr>
+          <w:ilvl w:val="0"/>
+          <w:numId w:val="17"/>
+        </w:numPr>
+      </w:pPr>
+      <w:r>
+        <w:t xml:space="preserve">No contenga lógica bancaria </w:t>
+      </w:r>
+    </w:p>
+    <w:p>
+      <w:pPr>
+        <w:pStyle w:val="Prrafodelista"/>
+        <w:numPr>
+          <w:ilvl w:val="0"/>
+          <w:numId w:val="17"/>
+        </w:numPr>
+      </w:pPr>
+      <w:r>
+        <w:t xml:space="preserve">Permita repetir operaciones hasta que el usuario seleccione salir. </w:t>
+      </w:r>
+    </w:p>
+    <w:p/>
+    <w:p>
+      <w:r>
+        <w:t xml:space="preserve">Menú de Opciones </w:t>
+      </w:r>
+    </w:p>
+    <w:p>
+      <w:r>
+        <w:t xml:space="preserve">1. Modificar Nombre </w:t>
+      </w:r>
+    </w:p>
+    <w:p>
+      <w:r>
+        <w:t xml:space="preserve">2. Modificar Apellido Paterno </w:t>
+      </w:r>
+    </w:p>
+    <w:p>
+      <w:r>
+        <w:t xml:space="preserve">3. Modificar Apellido Materno </w:t>
+      </w:r>
+    </w:p>
+    <w:p>
+      <w:r>
+        <w:t xml:space="preserve">4. Modificar Calle </w:t>
+      </w:r>
+    </w:p>
+    <w:p>
+      <w:r>
+        <w:t xml:space="preserve">5. Modificar Número </w:t>
+      </w:r>
+    </w:p>
+    <w:p>
+      <w:r>
+        <w:t xml:space="preserve">6. Modificar Colonia </w:t>
+      </w:r>
+    </w:p>
+    <w:p>
+      <w:r>
+        <w:t xml:space="preserve">7. Modificar Código Postal </w:t>
+      </w:r>
+    </w:p>
+    <w:p>
+      <w:r>
+        <w:t xml:space="preserve">8. Modificar Fecha de Nacimiento </w:t>
+      </w:r>
+    </w:p>
+    <w:p>
+      <w:r>
+        <w:t xml:space="preserve">9. Depositar </w:t>
+      </w:r>
+    </w:p>
+    <w:p>
+      <w:r>
+        <w:t xml:space="preserve">10. Retirar </w:t>
+      </w:r>
+    </w:p>
+    <w:p>
+      <w:r>
+        <w:t xml:space="preserve">11. Mostrar datos completos </w:t>
+      </w:r>
+    </w:p>
+    <w:p>
+      <w:r>
+        <w:t>12. Salir</w:t>
+      </w:r>
+    </w:p>
+    <w:p/>
+    <w:p>
+      <w:r>
+        <w:t xml:space="preserve">Cuando se modifique un atributo: </w:t>
+      </w:r>
+    </w:p>
+    <w:p>
+      <w:pPr>
+        <w:pStyle w:val="Prrafodelista"/>
+        <w:numPr>
+          <w:ilvl w:val="0"/>
+          <w:numId w:val="18"/>
+        </w:numPr>
+      </w:pPr>
+      <w:r>
+        <w:t xml:space="preserve">Mostar el valor anterior </w:t>
+      </w:r>
+    </w:p>
+    <w:p>
+      <w:pPr>
+        <w:pStyle w:val="Prrafodelista"/>
+        <w:numPr>
+          <w:ilvl w:val="0"/>
+          <w:numId w:val="18"/>
+        </w:numPr>
+      </w:pPr>
+      <w:r>
+        <w:t xml:space="preserve">Mostrar el nuevo valor. </w:t>
+      </w:r>
+    </w:p>
+    <w:p>
+      <w:r>
+        <w:lastRenderedPageBreak/>
+        <w:t>Adjunte el diagrama de clase y el código fuente, también deberá hacer una demostración de su ejecución en la clase de laboratorio.</w:t>
+      </w:r>
+    </w:p>
+    <w:p>
+      <w:pPr>
+        <w:pStyle w:val="Ttulo1"/>
+      </w:pPr>
+      <w:bookmarkStart w:id="3" w:name="_Toc224430491"/>
+      <w:r>
+        <w:t>DESARROLLO DE LA PRACTICA</w:t>
+      </w:r>
+      <w:r>
+        <w:t>.</w:t>
+      </w:r>
+      <w:bookmarkEnd w:id="3"/>
+    </w:p>
+    <w:p>
+      <w:pPr>
         <w:pStyle w:val="Ttulo2"/>
       </w:pPr>
-      <w:bookmarkStart w:id="0" w:name="_Toc222957117"/>
-      <w:r>
-        <w:t>Equipo y material de apoyo:</w:t>
-      </w:r>
-      <w:bookmarkEnd w:id="0"/>
-      <w:r>
-        <w:t xml:space="preserve"> </w:t>
-      </w:r>
-    </w:p>
-    <w:p>
-      <w:r>
-        <w:t xml:space="preserve">• Computadora Personal (PC) </w:t>
-      </w:r>
-    </w:p>
-    <w:p>
-      <w:r>
-        <w:t xml:space="preserve">• Editor de texto Notepad </w:t>
-      </w:r>
-    </w:p>
-    <w:p>
-      <w:pPr>
+      <w:bookmarkStart w:id="4" w:name="_Toc224430492"/>
+      <w:r>
+        <w:t>Diagrama UML</w:t>
+      </w:r>
+      <w:bookmarkEnd w:id="4"/>
+    </w:p>
+    <w:p>
+      <w:r>
+        <w:t>A continuación, se presenta el diagrama de clases UML que modela la solución. La clase Principal depende de Libro y Empleado mediante una relación de uso («uses»)</w:t>
+      </w:r>
+      <w:r>
+        <w:t>.</w:t>
+      </w:r>
+    </w:p>
+    <w:p/>
+    <w:p>
+      <w:r>
         <w:rPr>
-          <w:lang w:val="es-MX"/>
+          <w:noProof/>
         </w:rPr>
-      </w:pPr>
-      <w:r>
-        <w:rPr>
-          <w:lang w:val="es-MX"/>
-        </w:rPr>
-        <w:t>• JDK Java Development Kit</w:t>
-      </w:r>
-    </w:p>
-    <w:p>
-      <w:pPr>
-        <w:pStyle w:val="Ttulo1"/>
-      </w:pPr>
-      <w:bookmarkStart w:id="1" w:name="_Toc222957118"/>
-      <w:r>
-        <w:t>DESARROLLO D</w:t>
-      </w:r>
-      <w:r>
-        <w:t>EL TALLER</w:t>
-      </w:r>
-      <w:bookmarkEnd w:id="1"/>
-    </w:p>
-    <w:p>
-      <w:pPr>
-        <w:pStyle w:val="Ttulo2"/>
-        <w:rPr>
-          <w:lang w:val="es-MX"/>
-        </w:rPr>
-      </w:pPr>
-      <w:bookmarkStart w:id="2" w:name="_Toc222957119"/>
-      <w:r>
-        <w:rPr>
-          <w:lang w:val="es-MX"/>
-        </w:rPr>
-        <w:t>Ejercicio 1</w:t>
-      </w:r>
-      <w:bookmarkEnd w:id="2"/>
-    </w:p>
-    <w:p>
-      <w:pPr>
-        <w:rPr>
-          <w:lang w:val="en-US"/>
-        </w:rPr>
-      </w:pPr>
-      <w:r>
-        <w:rPr>
-          <w:lang w:val="es-MX"/>
-        </w:rPr>
-        <w:t>¿Una clase rectángulo que atributos y métodos tiene?</w:t>
-      </w:r>
-    </w:p>
-    <w:p>
-      <w:pPr>
-        <w:rPr>
-          <w:lang w:val="es-MX"/>
-        </w:rPr>
-      </w:pPr>
-      <w:r>
-        <w:rPr>
-          <w:lang w:val="en-US"/>
-        </w:rPr>
-        <w:lastRenderedPageBreak/>
         <w:drawing>
-          <wp:inline distT="0" distB="0" distL="0" distR="0" wp14:anchorId="3D3909C0" wp14:editId="63575B62">
-            <wp:extent cx="3724795" cy="1848108"/>
-            <wp:effectExtent l="0" t="0" r="9525" b="0"/>
-            <wp:docPr id="10849742" name="Imagen 1" descr="Forma, Rectángulo&#10;&#10;El contenido generado por IA puede ser incorrecto."/>
+          <wp:inline distT="0" distB="0" distL="0" distR="0" wp14:anchorId="7B69633D" wp14:editId="187D3373">
+            <wp:extent cx="2875339" cy="3420885"/>
+            <wp:effectExtent l="0" t="0" r="0" b="8255"/>
+            <wp:docPr id="646552554" name="Imagen 1"/>
             <wp:cNvGraphicFramePr>
               <a:graphicFrameLocks xmlns:a="http://schemas.openxmlformats.org/drawingml/2006/main" noChangeAspect="1"/>
             </wp:cNvGraphicFramePr>
@@ -1672,23 +2069,38 @@
               <a:graphicData uri="http://schemas.openxmlformats.org/drawingml/2006/picture">
                 <pic:pic xmlns:pic="http://schemas.openxmlformats.org/drawingml/2006/picture">
                   <pic:nvPicPr>
-                    <pic:cNvPr id="10849742" name="Imagen 1" descr="Forma, Rectángulo&#10;&#10;El contenido generado por IA puede ser incorrecto."/>
+                    <pic:cNvPr id="646552554" name="Imagen 646552554"/>
                     <pic:cNvPicPr/>
                   </pic:nvPicPr>
-                  <pic:blipFill>
-                    <a:blip r:embed="rId13"/>
+                  <pic:blipFill rotWithShape="1">
+                    <a:blip r:embed="rId13">
+                      <a:extLst>
+                        <a:ext uri="{28A0092B-C50C-407E-A947-70E740481C1C}">
+                          <a14:useLocalDpi xmlns:a14="http://schemas.microsoft.com/office/drawing/2010/main" val="0"/>
+                        </a:ext>
+                      </a:extLst>
+                    </a:blip>
+                    <a:srcRect t="51235" r="60505"/>
                     <a:stretch>
                       <a:fillRect/>
                     </a:stretch>
                   </pic:blipFill>
-                  <pic:spPr>
+                  <pic:spPr bwMode="auto">
                     <a:xfrm>
                       <a:off x="0" y="0"/>
-                      <a:ext cx="3724795" cy="1848108"/>
+                      <a:ext cx="2878789" cy="3424989"/>
                     </a:xfrm>
                     <a:prstGeom prst="rect">
                       <a:avLst/>
                     </a:prstGeom>
+                    <a:ln>
+                      <a:noFill/>
+                    </a:ln>
+                    <a:extLst>
+                      <a:ext uri="{53640926-AAD7-44D8-BBD7-CCE9431645EC}">
+                        <a14:shadowObscured xmlns:a14="http://schemas.microsoft.com/office/drawing/2010/main"/>
+                      </a:ext>
+                    </a:extLst>
                   </pic:spPr>
                 </pic:pic>
               </a:graphicData>
@@ -1697,29 +2109,71 @@
         </w:drawing>
       </w:r>
     </w:p>
-    <w:p>
-      <w:pPr>
-        <w:rPr>
-          <w:lang w:val="es-MX"/>
-        </w:rPr>
-      </w:pPr>
+    <w:p/>
+    <w:p>
+      <w:pPr>
+        <w:pStyle w:val="Ttulo2"/>
+      </w:pPr>
+      <w:bookmarkStart w:id="5" w:name="_Toc224430493"/>
+      <w:r>
+        <w:t xml:space="preserve">Clase </w:t>
+      </w:r>
+      <w:r>
+        <w:t>Principal</w:t>
+      </w:r>
+      <w:r>
+        <w:t>:</w:t>
+      </w:r>
+      <w:bookmarkEnd w:id="5"/>
+      <w:r>
+        <w:t xml:space="preserve"> </w:t>
+      </w:r>
+    </w:p>
+    <w:p>
+      <w:r>
+        <w:t>La clase Principal actúa como punto de entrada del programa y como interfaz de usuario. No contiene lógica de negocio; su única responsabilidad es presentar un menú, capturar datos del usuario e invocar los métodos correspondientes.</w:t>
+      </w:r>
+    </w:p>
+    <w:p/>
+    <w:p>
+      <w:r>
+        <w:t xml:space="preserve">El método </w:t>
+      </w:r>
+      <w:proofErr w:type="gramStart"/>
+      <w:r>
+        <w:t>main(</w:t>
+      </w:r>
+      <w:proofErr w:type="gramEnd"/>
+      <w:r>
+        <w:t>) implementa un ciclo do-</w:t>
+      </w:r>
+      <w:proofErr w:type="spellStart"/>
+      <w:r>
+        <w:t>while</w:t>
+      </w:r>
+      <w:proofErr w:type="spellEnd"/>
+      <w:r>
+        <w:t xml:space="preserve"> con un switch de dos opciones:</w:t>
+      </w:r>
     </w:p>
     <w:p>
       <w:pPr>
         <w:pStyle w:val="Prrafodelista"/>
         <w:numPr>
           <w:ilvl w:val="0"/>
-          <w:numId w:val="12"/>
+          <w:numId w:val="29"/>
         </w:numPr>
-        <w:rPr>
-          <w:lang w:val="es-MX"/>
-        </w:rPr>
-      </w:pPr>
-      <w:r>
-        <w:rPr>
-          <w:lang w:val="es-MX"/>
-        </w:rPr>
-        <w:t xml:space="preserve">Escribir una clase Rectángulo con los atributos.  </w:t>
+      </w:pPr>
+      <w:r>
+        <w:t xml:space="preserve">Opción 1: llama al método estático </w:t>
+      </w:r>
+      <w:proofErr w:type="spellStart"/>
+      <w:r>
+        <w:t>ejecutarBiblioteca</w:t>
+      </w:r>
+      <w:proofErr w:type="spellEnd"/>
+      <w:r>
+        <w:t>(input).</w:t>
       </w:r>
     </w:p>
     <w:p>
@@ -1727,25 +2181,19 @@
         <w:pStyle w:val="Prrafodelista"/>
         <w:numPr>
           <w:ilvl w:val="0"/>
-          <w:numId w:val="12"/>
+          <w:numId w:val="29"/>
         </w:numPr>
-        <w:rPr>
-          <w:lang w:val="es-MX"/>
-        </w:rPr>
-      </w:pPr>
+      </w:pPr>
+      <w:r>
+        <w:t xml:space="preserve">Opción 2: llama al método estático </w:t>
+      </w:r>
       <w:proofErr w:type="spellStart"/>
       <w:r>
-        <w:rPr>
-          <w:lang w:val="es-MX"/>
-        </w:rPr>
-        <w:t>Length</w:t>
+        <w:t>ejecutarEmpleado</w:t>
       </w:r>
       <w:proofErr w:type="spellEnd"/>
       <w:r>
-        <w:rPr>
-          <w:lang w:val="es-MX"/>
-        </w:rPr>
-        <w:t xml:space="preserve">: contendrá la longitud del rectángulo </w:t>
+        <w:t>(input).</w:t>
       </w:r>
     </w:p>
     <w:p>
@@ -1753,663 +2201,120 @@
         <w:pStyle w:val="Prrafodelista"/>
         <w:numPr>
           <w:ilvl w:val="0"/>
-          <w:numId w:val="12"/>
+          <w:numId w:val="29"/>
         </w:numPr>
-        <w:rPr>
-          <w:lang w:val="es-MX"/>
-        </w:rPr>
-      </w:pPr>
-      <w:proofErr w:type="spellStart"/>
-      <w:r>
-        <w:rPr>
-          <w:lang w:val="es-MX"/>
-        </w:rPr>
-        <w:t>Width</w:t>
-      </w:r>
-      <w:proofErr w:type="spellEnd"/>
-      <w:r>
-        <w:rPr>
-          <w:lang w:val="es-MX"/>
-        </w:rPr>
-        <w:t xml:space="preserve">: contender el ancho del rectángulo </w:t>
-      </w:r>
-    </w:p>
-    <w:p>
-      <w:pPr>
-        <w:pStyle w:val="Prrafodelista"/>
-        <w:numPr>
-          <w:ilvl w:val="0"/>
-          <w:numId w:val="12"/>
-        </w:numPr>
-        <w:rPr>
-          <w:lang w:val="es-MX"/>
-        </w:rPr>
-      </w:pPr>
-      <w:r>
-        <w:rPr>
-          <w:lang w:val="es-MX"/>
-        </w:rPr>
-        <w:t xml:space="preserve">La clase Rectángulo también tendrá los siguientes métodos: </w:t>
-      </w:r>
-    </w:p>
-    <w:p>
-      <w:pPr>
-        <w:pStyle w:val="Prrafodelista"/>
-        <w:numPr>
-          <w:ilvl w:val="0"/>
-          <w:numId w:val="12"/>
-        </w:numPr>
-        <w:rPr>
-          <w:lang w:val="es-MX"/>
-        </w:rPr>
-      </w:pPr>
-      <w:proofErr w:type="spellStart"/>
-      <w:r>
-        <w:rPr>
-          <w:lang w:val="es-MX"/>
-        </w:rPr>
-        <w:t>setLength</w:t>
-      </w:r>
-      <w:proofErr w:type="spellEnd"/>
-      <w:r>
-        <w:rPr>
-          <w:lang w:val="es-MX"/>
-        </w:rPr>
-        <w:t xml:space="preserve">: almacenara un valor en el campo </w:t>
-      </w:r>
-      <w:proofErr w:type="spellStart"/>
-      <w:r>
-        <w:rPr>
-          <w:lang w:val="es-MX"/>
-        </w:rPr>
-        <w:t>length</w:t>
-      </w:r>
-      <w:proofErr w:type="spellEnd"/>
-      <w:r>
-        <w:rPr>
-          <w:lang w:val="es-MX"/>
-        </w:rPr>
-        <w:t xml:space="preserve"> de un objeto </w:t>
-      </w:r>
-    </w:p>
-    <w:p>
-      <w:pPr>
-        <w:pStyle w:val="Prrafodelista"/>
-        <w:numPr>
-          <w:ilvl w:val="0"/>
-          <w:numId w:val="12"/>
-        </w:numPr>
-        <w:rPr>
-          <w:lang w:val="es-MX"/>
-        </w:rPr>
-      </w:pPr>
-      <w:proofErr w:type="spellStart"/>
-      <w:r>
-        <w:rPr>
-          <w:lang w:val="es-MX"/>
-        </w:rPr>
-        <w:t>setWidth</w:t>
-      </w:r>
-      <w:proofErr w:type="spellEnd"/>
-      <w:r>
-        <w:rPr>
-          <w:lang w:val="es-MX"/>
-        </w:rPr>
-        <w:t xml:space="preserve">: almacenara un valor en el campo </w:t>
-      </w:r>
-      <w:proofErr w:type="spellStart"/>
-      <w:r>
-        <w:rPr>
-          <w:lang w:val="es-MX"/>
-        </w:rPr>
-        <w:t>width</w:t>
-      </w:r>
-      <w:proofErr w:type="spellEnd"/>
-      <w:r>
-        <w:rPr>
-          <w:lang w:val="es-MX"/>
-        </w:rPr>
-        <w:t xml:space="preserve"> de un objeto </w:t>
-      </w:r>
-    </w:p>
-    <w:p>
-      <w:pPr>
-        <w:pStyle w:val="Prrafodelista"/>
-        <w:numPr>
-          <w:ilvl w:val="0"/>
-          <w:numId w:val="12"/>
-        </w:numPr>
-        <w:rPr>
-          <w:lang w:val="es-MX"/>
-        </w:rPr>
-      </w:pPr>
-      <w:proofErr w:type="spellStart"/>
-      <w:r>
-        <w:rPr>
-          <w:lang w:val="es-MX"/>
-        </w:rPr>
-        <w:t>getLength</w:t>
-      </w:r>
-      <w:proofErr w:type="spellEnd"/>
-      <w:r>
-        <w:rPr>
-          <w:lang w:val="es-MX"/>
-        </w:rPr>
-        <w:t xml:space="preserve">. devolverá el valor en el campo de longitud de un objeto.  </w:t>
-      </w:r>
-    </w:p>
-    <w:p>
-      <w:pPr>
-        <w:pStyle w:val="Prrafodelista"/>
-        <w:numPr>
-          <w:ilvl w:val="0"/>
-          <w:numId w:val="12"/>
-        </w:numPr>
-        <w:rPr>
-          <w:lang w:val="es-MX"/>
-        </w:rPr>
-      </w:pPr>
-      <w:proofErr w:type="spellStart"/>
-      <w:r>
-        <w:rPr>
-          <w:lang w:val="es-MX"/>
-        </w:rPr>
-        <w:t>getWidth</w:t>
-      </w:r>
-      <w:proofErr w:type="spellEnd"/>
-      <w:r>
-        <w:rPr>
-          <w:lang w:val="es-MX"/>
-        </w:rPr>
-        <w:t xml:space="preserve">. devolverá el valor en el campo de ancho de un objeto.  </w:t>
-      </w:r>
-    </w:p>
-    <w:p>
-      <w:pPr>
-        <w:pStyle w:val="Prrafodelista"/>
-        <w:numPr>
-          <w:ilvl w:val="0"/>
-          <w:numId w:val="12"/>
-        </w:numPr>
-        <w:rPr>
-          <w:lang w:val="es-MX"/>
-        </w:rPr>
-      </w:pPr>
-      <w:proofErr w:type="spellStart"/>
-      <w:r>
-        <w:rPr>
-          <w:lang w:val="es-MX"/>
-        </w:rPr>
-        <w:t>calcularArea</w:t>
-      </w:r>
-      <w:proofErr w:type="spellEnd"/>
-      <w:r>
-        <w:rPr>
-          <w:lang w:val="es-MX"/>
-        </w:rPr>
-        <w:t xml:space="preserve">. El método </w:t>
-      </w:r>
-      <w:proofErr w:type="spellStart"/>
-      <w:r>
-        <w:rPr>
-          <w:lang w:val="es-MX"/>
-        </w:rPr>
-        <w:t>calcularArea</w:t>
-      </w:r>
-      <w:proofErr w:type="spellEnd"/>
-      <w:r>
-        <w:rPr>
-          <w:lang w:val="es-MX"/>
-        </w:rPr>
-        <w:t xml:space="preserve"> deberá calcular el </w:t>
-      </w:r>
-      <w:proofErr w:type="spellStart"/>
-      <w:r>
-        <w:rPr>
-          <w:lang w:val="es-MX"/>
-        </w:rPr>
-        <w:t>area</w:t>
-      </w:r>
-      <w:proofErr w:type="spellEnd"/>
-      <w:r>
-        <w:rPr>
-          <w:lang w:val="es-MX"/>
-        </w:rPr>
-        <w:t xml:space="preserve"> </w:t>
-      </w:r>
-    </w:p>
-    <w:p>
-      <w:pPr>
-        <w:pStyle w:val="Prrafodelista"/>
-        <w:numPr>
-          <w:ilvl w:val="0"/>
-          <w:numId w:val="12"/>
-        </w:numPr>
-        <w:rPr>
-          <w:lang w:val="es-MX"/>
-        </w:rPr>
-      </w:pPr>
-      <w:proofErr w:type="spellStart"/>
-      <w:r>
-        <w:rPr>
-          <w:lang w:val="es-MX"/>
-        </w:rPr>
-        <w:t>calcularVolumen</w:t>
-      </w:r>
-      <w:proofErr w:type="spellEnd"/>
-      <w:r>
-        <w:rPr>
-          <w:lang w:val="es-MX"/>
-        </w:rPr>
-        <w:t xml:space="preserve">. El método </w:t>
-      </w:r>
-      <w:proofErr w:type="spellStart"/>
-      <w:r>
-        <w:rPr>
-          <w:lang w:val="es-MX"/>
-        </w:rPr>
-        <w:t>calcularVolumen</w:t>
-      </w:r>
-      <w:proofErr w:type="spellEnd"/>
-      <w:r>
-        <w:rPr>
-          <w:lang w:val="es-MX"/>
-        </w:rPr>
-        <w:t xml:space="preserve"> deberá calcular el volumen</w:t>
-      </w:r>
-    </w:p>
-    <w:p>
-      <w:pPr>
-        <w:pStyle w:val="Ttulo2"/>
-        <w:rPr>
-          <w:lang w:val="es-MX"/>
-        </w:rPr>
-      </w:pPr>
-      <w:bookmarkStart w:id="3" w:name="_Toc222957120"/>
-      <w:r>
-        <w:rPr>
-          <w:lang w:val="es-MX"/>
-        </w:rPr>
-        <w:t>Clase Rectángulo</w:t>
-      </w:r>
-      <w:bookmarkEnd w:id="3"/>
-    </w:p>
-    <w:p>
-      <w:pPr>
-        <w:rPr>
-          <w:lang w:val="es-MX"/>
-        </w:rPr>
-      </w:pPr>
-      <w:r>
-        <w:rPr>
-          <w:lang w:val="es-MX"/>
-        </w:rPr>
-        <w:t>Al diseñar una clase en un diagrama UML.</w:t>
-      </w:r>
-      <w:r>
-        <w:rPr>
-          <w:lang w:val="es-MX"/>
-        </w:rPr>
-        <w:br/>
-      </w:r>
-      <w:r>
-        <w:rPr>
-          <w:lang w:val="es-MX"/>
-        </w:rPr>
-        <w:drawing>
-          <wp:inline distT="0" distB="0" distL="0" distR="0" wp14:anchorId="6F9FF483" wp14:editId="2580B872">
-            <wp:extent cx="2200582" cy="2257740"/>
-            <wp:effectExtent l="0" t="0" r="9525" b="9525"/>
-            <wp:docPr id="699701587" name="Imagen 1" descr="Tabla&#10;&#10;El contenido generado por IA puede ser incorrecto."/>
-            <wp:cNvGraphicFramePr>
-              <a:graphicFrameLocks xmlns:a="http://schemas.openxmlformats.org/drawingml/2006/main" noChangeAspect="1"/>
-            </wp:cNvGraphicFramePr>
-            <a:graphic xmlns:a="http://schemas.openxmlformats.org/drawingml/2006/main">
-              <a:graphicData uri="http://schemas.openxmlformats.org/drawingml/2006/picture">
-                <pic:pic xmlns:pic="http://schemas.openxmlformats.org/drawingml/2006/picture">
-                  <pic:nvPicPr>
-                    <pic:cNvPr id="699701587" name="Imagen 1" descr="Tabla&#10;&#10;El contenido generado por IA puede ser incorrecto."/>
-                    <pic:cNvPicPr/>
-                  </pic:nvPicPr>
-                  <pic:blipFill>
-                    <a:blip r:embed="rId14"/>
-                    <a:stretch>
-                      <a:fillRect/>
-                    </a:stretch>
-                  </pic:blipFill>
-                  <pic:spPr>
-                    <a:xfrm>
-                      <a:off x="0" y="0"/>
-                      <a:ext cx="2200582" cy="2257740"/>
-                    </a:xfrm>
-                    <a:prstGeom prst="rect">
-                      <a:avLst/>
-                    </a:prstGeom>
-                  </pic:spPr>
-                </pic:pic>
-              </a:graphicData>
-            </a:graphic>
-          </wp:inline>
-        </w:drawing>
-      </w:r>
-    </w:p>
-    <w:p>
-      <w:pPr>
-        <w:pStyle w:val="Ttulo3"/>
-        <w:rPr>
-          <w:lang w:val="es-MX"/>
-        </w:rPr>
-      </w:pPr>
-      <w:bookmarkStart w:id="4" w:name="_Toc222957121"/>
-      <w:r>
-        <w:rPr>
-          <w:lang w:val="es-MX"/>
-        </w:rPr>
-        <w:t>Notación UML: tipos de datos y parámetros</w:t>
-      </w:r>
-      <w:r>
-        <w:rPr>
-          <w:lang w:val="es-MX"/>
-        </w:rPr>
-        <w:t>.</w:t>
-      </w:r>
-      <w:bookmarkEnd w:id="4"/>
-    </w:p>
-    <w:p>
-      <w:pPr>
-        <w:pStyle w:val="Prrafodelista"/>
-        <w:numPr>
-          <w:ilvl w:val="0"/>
-          <w:numId w:val="8"/>
-        </w:numPr>
-        <w:rPr>
-          <w:lang w:val="es-MX"/>
-        </w:rPr>
-      </w:pPr>
-      <w:r>
-        <w:rPr>
-          <w:lang w:val="es-MX"/>
-        </w:rPr>
-        <w:t>UML proporciona una notación que puede utilizar para indicar los tipos de</w:t>
-      </w:r>
-      <w:r>
-        <w:rPr>
-          <w:lang w:val="es-MX"/>
-        </w:rPr>
-        <w:t xml:space="preserve"> </w:t>
-      </w:r>
-      <w:r>
-        <w:rPr>
-          <w:lang w:val="es-MX"/>
-        </w:rPr>
-        <w:t xml:space="preserve">datos de campos, métodos y variables de parámetros.  </w:t>
-      </w:r>
-    </w:p>
-    <w:p>
-      <w:pPr>
-        <w:pStyle w:val="Prrafodelista"/>
-        <w:numPr>
-          <w:ilvl w:val="0"/>
-          <w:numId w:val="8"/>
-        </w:numPr>
-        <w:rPr>
-          <w:lang w:val="es-MX"/>
-        </w:rPr>
-      </w:pPr>
-      <w:r>
-        <w:rPr>
-          <w:lang w:val="es-MX"/>
-        </w:rPr>
+      </w:pPr>
+      <w:r>
+        <w:t>Opción 0: termina el programa.</w:t>
+      </w:r>
+    </w:p>
+    <w:p/>
+    <w:p>
+      <w:r>
         <w:lastRenderedPageBreak/>
-        <w:t>Para indicar el tipo de datos de un campo, coloca dos puntos seguidos del nombre del tipo de datos después del nombre del campo.</w:t>
-      </w:r>
-    </w:p>
-    <w:p>
-      <w:pPr>
-        <w:pStyle w:val="Prrafodelista"/>
-        <w:numPr>
-          <w:ilvl w:val="1"/>
-          <w:numId w:val="8"/>
-        </w:numPr>
-        <w:rPr>
-          <w:lang w:val="es-MX"/>
-        </w:rPr>
-      </w:pPr>
-      <w:r>
-        <w:rPr>
-          <w:lang w:val="es-MX"/>
-        </w:rPr>
-        <w:t xml:space="preserve">- </w:t>
-      </w:r>
-      <w:proofErr w:type="spellStart"/>
-      <w:r>
-        <w:rPr>
-          <w:lang w:val="es-MX"/>
-        </w:rPr>
-        <w:t>length</w:t>
-      </w:r>
-      <w:proofErr w:type="spellEnd"/>
-      <w:r>
-        <w:rPr>
-          <w:lang w:val="es-MX"/>
-        </w:rPr>
-        <w:t xml:space="preserve">: </w:t>
-      </w:r>
-      <w:proofErr w:type="spellStart"/>
-      <w:r>
-        <w:rPr>
-          <w:lang w:val="es-MX"/>
-        </w:rPr>
-        <w:t>double</w:t>
-      </w:r>
-      <w:proofErr w:type="spellEnd"/>
-      <w:r>
-        <w:rPr>
-          <w:lang w:val="es-MX"/>
-        </w:rPr>
-        <w:t xml:space="preserve"> </w:t>
-      </w:r>
-    </w:p>
-    <w:p>
-      <w:pPr>
-        <w:pStyle w:val="Prrafodelista"/>
-        <w:numPr>
-          <w:ilvl w:val="0"/>
-          <w:numId w:val="8"/>
-        </w:numPr>
-        <w:rPr>
-          <w:lang w:val="es-MX"/>
-        </w:rPr>
-      </w:pPr>
-      <w:r>
-        <w:rPr>
-          <w:lang w:val="es-MX"/>
-        </w:rPr>
-        <w:t>El tipo de retorno de un método puede aparecer de la misma manera: después del nombre del método, coloque dos puntos seguido del tipo de retorno.</w:t>
-      </w:r>
-    </w:p>
-    <w:p>
-      <w:pPr>
-        <w:pStyle w:val="Prrafodelista"/>
-        <w:numPr>
-          <w:ilvl w:val="1"/>
-          <w:numId w:val="8"/>
-        </w:numPr>
-        <w:rPr>
-          <w:lang w:val="es-MX"/>
-        </w:rPr>
-      </w:pPr>
-      <w:r>
-        <w:rPr>
-          <w:lang w:val="es-MX"/>
-        </w:rPr>
-        <w:t xml:space="preserve">+ </w:t>
+        <w:t xml:space="preserve">El método </w:t>
       </w:r>
       <w:proofErr w:type="spellStart"/>
       <w:proofErr w:type="gramStart"/>
       <w:r>
-        <w:rPr>
-          <w:lang w:val="es-MX"/>
-        </w:rPr>
-        <w:t>getLength</w:t>
+        <w:t>ejecutarBiblioteca</w:t>
       </w:r>
       <w:proofErr w:type="spellEnd"/>
       <w:r>
-        <w:rPr>
-          <w:lang w:val="es-MX"/>
-        </w:rPr>
         <w:t>(</w:t>
       </w:r>
       <w:proofErr w:type="gramEnd"/>
       <w:r>
-        <w:rPr>
-          <w:lang w:val="es-MX"/>
-        </w:rPr>
-        <w:t xml:space="preserve">): </w:t>
-      </w:r>
-      <w:proofErr w:type="spellStart"/>
-      <w:r>
-        <w:rPr>
-          <w:lang w:val="es-MX"/>
-        </w:rPr>
-        <w:t>double</w:t>
-      </w:r>
-      <w:proofErr w:type="spellEnd"/>
-      <w:r>
-        <w:rPr>
-          <w:lang w:val="es-MX"/>
-        </w:rPr>
-        <w:t xml:space="preserve"> </w:t>
-      </w:r>
-    </w:p>
-    <w:p>
-      <w:pPr>
-        <w:pStyle w:val="Prrafodelista"/>
-        <w:numPr>
-          <w:ilvl w:val="0"/>
-          <w:numId w:val="8"/>
-        </w:numPr>
-        <w:rPr>
-          <w:lang w:val="es-MX"/>
-        </w:rPr>
-      </w:pPr>
-      <w:r>
-        <w:rPr>
-          <w:lang w:val="es-MX"/>
-        </w:rPr>
-        <w:t>Las variables de parámetros y sus tipos de datos pueden aparecer dentro de los paréntesis de un método.</w:t>
-      </w:r>
-    </w:p>
-    <w:p>
-      <w:pPr>
-        <w:pStyle w:val="Prrafodelista"/>
-        <w:numPr>
-          <w:ilvl w:val="1"/>
-          <w:numId w:val="8"/>
-        </w:numPr>
-        <w:rPr>
-          <w:lang w:val="es-MX"/>
-        </w:rPr>
-      </w:pPr>
-      <w:r>
-        <w:rPr>
-          <w:lang w:val="es-MX"/>
-        </w:rPr>
-        <w:t xml:space="preserve">+ </w:t>
+        <w:t xml:space="preserve">Scanner input) captura los seis atributos del libro mediante </w:t>
       </w:r>
       <w:proofErr w:type="spellStart"/>
       <w:proofErr w:type="gramStart"/>
       <w:r>
-        <w:rPr>
-          <w:lang w:val="es-MX"/>
-        </w:rPr>
-        <w:t>setLength</w:t>
+        <w:t>input.nextLine</w:t>
       </w:r>
       <w:proofErr w:type="spellEnd"/>
-      <w:r>
-        <w:rPr>
-          <w:lang w:val="es-MX"/>
-        </w:rPr>
+      <w:proofErr w:type="gramEnd"/>
+      <w:r>
+        <w:t xml:space="preserve">() para cadenas e </w:t>
+      </w:r>
+      <w:proofErr w:type="spellStart"/>
+      <w:proofErr w:type="gramStart"/>
+      <w:r>
+        <w:t>input.nextInt</w:t>
+      </w:r>
+      <w:proofErr w:type="spellEnd"/>
+      <w:proofErr w:type="gramEnd"/>
+      <w:r>
+        <w:t xml:space="preserve">() para enteros, con </w:t>
+      </w:r>
+      <w:proofErr w:type="spellStart"/>
+      <w:proofErr w:type="gramStart"/>
+      <w:r>
+        <w:t>input.nextLine</w:t>
+      </w:r>
+      <w:proofErr w:type="spellEnd"/>
+      <w:proofErr w:type="gramEnd"/>
+      <w:r>
+        <w:t xml:space="preserve">() después de cada </w:t>
+      </w:r>
+      <w:proofErr w:type="spellStart"/>
+      <w:proofErr w:type="gramStart"/>
+      <w:r>
+        <w:t>nextInt</w:t>
+      </w:r>
+      <w:proofErr w:type="spellEnd"/>
+      <w:r>
         <w:t>(</w:t>
       </w:r>
+      <w:proofErr w:type="gramEnd"/>
+      <w:r>
+        <w:t xml:space="preserve">) para limpiar el buffer. Al final crea un objeto Libro con el constructor completo y llama a </w:t>
+      </w:r>
       <w:proofErr w:type="spellStart"/>
-      <w:r>
-        <w:rPr>
-          <w:lang w:val="es-MX"/>
-        </w:rPr>
-        <w:t>len</w:t>
+      <w:proofErr w:type="gramStart"/>
+      <w:r>
+        <w:t>libro.imprimirInfo</w:t>
       </w:r>
       <w:proofErr w:type="spellEnd"/>
-      <w:r>
-        <w:rPr>
-          <w:lang w:val="es-MX"/>
-        </w:rPr>
-        <w:t xml:space="preserve"> :</w:t>
-      </w:r>
       <w:proofErr w:type="gramEnd"/>
       <w:r>
-        <w:rPr>
-          <w:lang w:val="es-MX"/>
-        </w:rPr>
-        <w:t xml:space="preserve"> </w:t>
+        <w:t>().</w:t>
+      </w:r>
+    </w:p>
+    <w:p/>
+    <w:p>
+      <w:r>
+        <w:t xml:space="preserve">El método </w:t>
       </w:r>
       <w:proofErr w:type="spellStart"/>
-      <w:r>
-        <w:rPr>
-          <w:lang w:val="es-MX"/>
-        </w:rPr>
-        <w:t>double</w:t>
+      <w:proofErr w:type="gramStart"/>
+      <w:r>
+        <w:t>ejecutarEmpleado</w:t>
       </w:r>
       <w:proofErr w:type="spellEnd"/>
+      <w:r>
+        <w:t>(</w:t>
+      </w:r>
+      <w:proofErr w:type="gramEnd"/>
+      <w:r>
+        <w:t xml:space="preserve">Scanner input) primero pregunta al usuario si tiene segundo nombre. Si responde "S", captura nombre1 y nombre2; si responde "N", solo captura nombre1 y deja nombre2 como cadena vacía. Luego captura los apellidos, los datos de nacimiento y el salario semanal. Finalmente crea un objeto Empleado con el constructor completo y llama a </w:t>
+      </w:r>
+      <w:proofErr w:type="spellStart"/>
       <w:proofErr w:type="gramStart"/>
       <w:r>
-        <w:rPr>
-          <w:lang w:val="es-MX"/>
-        </w:rPr>
-        <w:t>) :</w:t>
-      </w:r>
+        <w:t>empleado.imprimirInfo</w:t>
+      </w:r>
+      <w:proofErr w:type="spellEnd"/>
       <w:proofErr w:type="gramEnd"/>
       <w:r>
-        <w:rPr>
-          <w:lang w:val="es-MX"/>
-        </w:rPr>
-        <w:t xml:space="preserve"> </w:t>
-      </w:r>
-      <w:proofErr w:type="spellStart"/>
-      <w:r>
-        <w:rPr>
-          <w:lang w:val="es-MX"/>
-        </w:rPr>
-        <w:t>void</w:t>
-      </w:r>
-      <w:proofErr w:type="spellEnd"/>
-    </w:p>
-    <w:p>
-      <w:pPr>
-        <w:rPr>
-          <w:lang w:val="es-MX"/>
-        </w:rPr>
-      </w:pPr>
-      <w:r>
-        <w:rPr>
-          <w:lang w:val="es-MX"/>
-        </w:rPr>
-        <w:t>Clase Rectángulo</w:t>
-      </w:r>
-    </w:p>
-    <w:bookmarkStart w:id="5" w:name="_MON_1833564759"/>
-    <w:bookmarkEnd w:id="5"/>
-    <w:p>
-      <w:pPr>
-        <w:rPr>
-          <w:lang w:val="es-MX"/>
-        </w:rPr>
-      </w:pPr>
-      <w:r>
-        <w:rPr>
-          <w:lang w:val="es-MX"/>
-        </w:rPr>
-        <w:object w:dxaOrig="9360" w:dyaOrig="8835" w14:anchorId="313E6A17">
+        <w:t>().</w:t>
+      </w:r>
+    </w:p>
+    <w:bookmarkStart w:id="6" w:name="_MON_1833491147"/>
+    <w:bookmarkEnd w:id="6"/>
+    <w:p>
+      <w:r>
+        <w:object w:dxaOrig="12240" w:dyaOrig="12825" w14:anchorId="32B1B77D">
           <v:shapetype id="_x0000_t75" coordsize="21600,21600" o:spt="75" o:preferrelative="t" path="m@4@5l@4@11@9@11@9@5xe" filled="f" stroked="f">
             <v:stroke joinstyle="miter"/>
             <v:formulas>
@@ -2429,70 +2334,727 @@
             <v:path o:extrusionok="f" gradientshapeok="t" o:connecttype="rect"/>
             <o:lock v:ext="edit" aspectratio="t"/>
           </v:shapetype>
-          <v:shape id="_x0000_i1213" type="#_x0000_t75" style="width:468pt;height:441.95pt" o:ole="">
-            <v:imagedata r:id="rId15" o:title=""/>
+          <v:shape id="_x0000_i1025" type="#_x0000_t75" style="width:487.5pt;height:510pt" o:ole="">
+            <v:imagedata r:id="rId14" o:title=""/>
           </v:shape>
-          <o:OLEObject Type="Embed" ProgID="Word.OpenDocumentText.12" ShapeID="_x0000_i1213" DrawAspect="Content" ObjectID="_1833570326" r:id="rId16"/>
+          <o:OLEObject Type="Embed" ProgID="Word.OpenDocumentText.12" ShapeID="_x0000_i1025" DrawAspect="Content" ObjectID="_1835043814" r:id="rId15"/>
         </w:object>
       </w:r>
     </w:p>
-    <w:p>
-      <w:pPr>
+    <w:bookmarkStart w:id="7" w:name="_MON_1834993740"/>
+    <w:bookmarkEnd w:id="7"/>
+    <w:p>
+      <w:r>
+        <w:object w:dxaOrig="12240" w:dyaOrig="9405" w14:anchorId="6AD4EC44">
+          <v:shape id="_x0000_i1026" type="#_x0000_t75" style="width:487.5pt;height:373.5pt" o:ole="">
+            <v:imagedata r:id="rId16" o:title=""/>
+          </v:shape>
+          <o:OLEObject Type="Embed" ProgID="Word.OpenDocumentText.12" ShapeID="_x0000_i1026" DrawAspect="Content" ObjectID="_1835043815" r:id="rId17"/>
+        </w:object>
+      </w:r>
+    </w:p>
+    <w:bookmarkStart w:id="8" w:name="_MON_1834993792"/>
+    <w:bookmarkEnd w:id="8"/>
+    <w:p>
+      <w:r>
+        <w:object w:dxaOrig="12240" w:dyaOrig="13965" w14:anchorId="55CDDFAB">
+          <v:shape id="_x0000_i1027" type="#_x0000_t75" style="width:487.5pt;height:555pt" o:ole="">
+            <v:imagedata r:id="rId18" o:title=""/>
+          </v:shape>
+          <o:OLEObject Type="Embed" ProgID="Word.OpenDocumentText.12" ShapeID="_x0000_i1027" DrawAspect="Content" ObjectID="_1835043816" r:id="rId19"/>
+        </w:object>
+      </w:r>
+    </w:p>
+    <w:p>
+      <w:pPr>
+        <w:pStyle w:val="Ttulo2"/>
+      </w:pPr>
+      <w:bookmarkStart w:id="9" w:name="_Toc224430494"/>
+      <w:r>
+        <w:t>Clase</w:t>
+      </w:r>
+      <w:r>
+        <w:t xml:space="preserve"> </w:t>
+      </w:r>
+      <w:r>
+        <w:t>Libro</w:t>
+      </w:r>
+      <w:r>
+        <w:t>.</w:t>
+      </w:r>
+      <w:bookmarkEnd w:id="9"/>
+    </w:p>
+    <w:p>
+      <w:r>
+        <w:t>La clase Libro representa un libro dentro de una biblioteca. Sus seis atributos son privados, aplicando encapsulamiento:</w:t>
+      </w:r>
+    </w:p>
+    <w:p>
+      <w:pPr>
+        <w:pStyle w:val="Prrafodelista"/>
+        <w:numPr>
+          <w:ilvl w:val="0"/>
+          <w:numId w:val="27"/>
+        </w:numPr>
+      </w:pPr>
+      <w:proofErr w:type="spellStart"/>
+      <w:r>
+        <w:t>titulo</w:t>
+      </w:r>
+      <w:proofErr w:type="spellEnd"/>
+      <w:r>
+        <w:t xml:space="preserve"> (String): título del libro.</w:t>
+      </w:r>
+    </w:p>
+    <w:p>
+      <w:pPr>
+        <w:pStyle w:val="Prrafodelista"/>
+        <w:numPr>
+          <w:ilvl w:val="0"/>
+          <w:numId w:val="27"/>
+        </w:numPr>
+      </w:pPr>
+      <w:proofErr w:type="spellStart"/>
+      <w:r>
+        <w:lastRenderedPageBreak/>
+        <w:t>anioPublicacion</w:t>
+      </w:r>
+      <w:proofErr w:type="spellEnd"/>
+      <w:r>
+        <w:t xml:space="preserve"> (</w:t>
+      </w:r>
+      <w:proofErr w:type="spellStart"/>
+      <w:r>
+        <w:t>int</w:t>
+      </w:r>
+      <w:proofErr w:type="spellEnd"/>
+      <w:r>
+        <w:t>): año en que fue publicado.</w:t>
+      </w:r>
+    </w:p>
+    <w:p>
+      <w:pPr>
+        <w:pStyle w:val="Prrafodelista"/>
+        <w:numPr>
+          <w:ilvl w:val="0"/>
+          <w:numId w:val="27"/>
+        </w:numPr>
+      </w:pPr>
+      <w:r>
+        <w:t>editorial (String): nombre de la editorial.</w:t>
+      </w:r>
+    </w:p>
+    <w:p>
+      <w:pPr>
+        <w:pStyle w:val="Prrafodelista"/>
+        <w:numPr>
+          <w:ilvl w:val="0"/>
+          <w:numId w:val="27"/>
+        </w:numPr>
+      </w:pPr>
+      <w:proofErr w:type="spellStart"/>
+      <w:r>
+        <w:t>generos</w:t>
+      </w:r>
+      <w:proofErr w:type="spellEnd"/>
+      <w:r>
+        <w:t xml:space="preserve"> (String): género o géneros literarios del libro.</w:t>
+      </w:r>
+    </w:p>
+    <w:p>
+      <w:pPr>
+        <w:pStyle w:val="Prrafodelista"/>
+        <w:numPr>
+          <w:ilvl w:val="0"/>
+          <w:numId w:val="27"/>
+        </w:numPr>
+      </w:pPr>
+      <w:proofErr w:type="spellStart"/>
+      <w:r>
+        <w:t>numPaginas</w:t>
+      </w:r>
+      <w:proofErr w:type="spellEnd"/>
+      <w:r>
+        <w:t xml:space="preserve"> (</w:t>
+      </w:r>
+      <w:proofErr w:type="spellStart"/>
+      <w:r>
+        <w:t>int</w:t>
+      </w:r>
+      <w:proofErr w:type="spellEnd"/>
+      <w:r>
+        <w:t>): número total de páginas.</w:t>
+      </w:r>
+    </w:p>
+    <w:p>
+      <w:pPr>
+        <w:pStyle w:val="Prrafodelista"/>
+        <w:numPr>
+          <w:ilvl w:val="0"/>
+          <w:numId w:val="27"/>
+        </w:numPr>
+      </w:pPr>
+      <w:r>
+        <w:t>autores (String): nombre o nombres de los autores.</w:t>
+      </w:r>
+    </w:p>
+    <w:p/>
+    <w:p>
+      <w:r>
+        <w:t>Se implementaron dos constructores: uno por defecto que inicializa todos los atributos de texto con "No capturado" y los numéricos con 0, y uno completo que recibe los seis atributos como parámetros para inicializar el objeto en un solo paso.</w:t>
+      </w:r>
+    </w:p>
+    <w:p/>
+    <w:p>
+      <w:r>
+        <w:t xml:space="preserve">Para cada atributo se proporcionan un </w:t>
+      </w:r>
+      <w:proofErr w:type="spellStart"/>
+      <w:r>
+        <w:t>getter</w:t>
+      </w:r>
+      <w:proofErr w:type="spellEnd"/>
+      <w:r>
+        <w:t xml:space="preserve"> (método </w:t>
+      </w:r>
+      <w:proofErr w:type="spellStart"/>
+      <w:r>
+        <w:t>get</w:t>
+      </w:r>
+      <w:proofErr w:type="spellEnd"/>
+      <w:r>
+        <w:t xml:space="preserve">) y un setter (método set), siguiendo las convenciones de nomenclatura de Java. El método </w:t>
+      </w:r>
+      <w:proofErr w:type="spellStart"/>
+      <w:proofErr w:type="gramStart"/>
+      <w:r>
+        <w:t>imprimirInfo</w:t>
+      </w:r>
+      <w:proofErr w:type="spellEnd"/>
+      <w:r>
+        <w:t>(</w:t>
+      </w:r>
+      <w:proofErr w:type="gramEnd"/>
+      <w:r>
+        <w:t>) imprime en consola todos</w:t>
+      </w:r>
+      <w:r>
+        <w:t xml:space="preserve"> </w:t>
+      </w:r>
+      <w:r>
+        <w:t xml:space="preserve">los atributos del libro con etiquetas descriptivas usando </w:t>
+      </w:r>
+      <w:proofErr w:type="spellStart"/>
+      <w:r>
+        <w:t>System.out.println</w:t>
+      </w:r>
+      <w:proofErr w:type="spellEnd"/>
+      <w:r>
+        <w:t>.</w:t>
+      </w:r>
+      <w:bookmarkStart w:id="10" w:name="_MON_1834945947"/>
+      <w:bookmarkEnd w:id="10"/>
+      <w:r>
+        <w:object w:dxaOrig="12240" w:dyaOrig="497" w14:anchorId="11F8D243">
+          <v:shape id="_x0000_i1028" type="#_x0000_t75" style="width:487.5pt;height:20.25pt" o:ole="">
+            <v:imagedata r:id="rId20" o:title=""/>
+          </v:shape>
+          <o:OLEObject Type="Embed" ProgID="Word.OpenDocumentText.12" ShapeID="_x0000_i1028" DrawAspect="Content" ObjectID="_1835043817" r:id="rId21"/>
+        </w:object>
+      </w:r>
+    </w:p>
+    <w:bookmarkStart w:id="11" w:name="_MON_1834995032"/>
+    <w:bookmarkEnd w:id="11"/>
+    <w:p>
+      <w:r>
+        <w:object w:dxaOrig="12240" w:dyaOrig="15390" w14:anchorId="11031FB4">
+          <v:shape id="_x0000_i1029" type="#_x0000_t75" style="width:487.5pt;height:612pt" o:ole="">
+            <v:imagedata r:id="rId22" o:title=""/>
+          </v:shape>
+          <o:OLEObject Type="Embed" ProgID="Word.OpenDocumentText.12" ShapeID="_x0000_i1029" DrawAspect="Content" ObjectID="_1835043818" r:id="rId23"/>
+        </w:object>
+      </w:r>
+    </w:p>
+    <w:bookmarkStart w:id="12" w:name="_MON_1835037945"/>
+    <w:bookmarkEnd w:id="12"/>
+    <w:p>
+      <w:r>
+        <w:object w:dxaOrig="12240" w:dyaOrig="12540" w14:anchorId="3609F836">
+          <v:shape id="_x0000_i1030" type="#_x0000_t75" style="width:487.5pt;height:498.75pt" o:ole="">
+            <v:imagedata r:id="rId24" o:title=""/>
+          </v:shape>
+          <o:OLEObject Type="Embed" ProgID="Word.OpenDocumentText.12" ShapeID="_x0000_i1030" DrawAspect="Content" ObjectID="_1835043819" r:id="rId25"/>
+        </w:object>
+      </w:r>
+    </w:p>
+    <w:p/>
+    <w:p>
+      <w:pPr>
+        <w:pStyle w:val="Ttulo2"/>
+      </w:pPr>
+      <w:bookmarkStart w:id="13" w:name="_Toc224430495"/>
+      <w:r>
+        <w:t>Clase Empleado.</w:t>
+      </w:r>
+      <w:bookmarkEnd w:id="13"/>
+    </w:p>
+    <w:p>
+      <w:r>
+        <w:t>La clase Empleado modela a un trabajador con su información personal y salarial. Sus atributos privados son:</w:t>
+      </w:r>
+    </w:p>
+    <w:p>
+      <w:pPr>
+        <w:pStyle w:val="Prrafodelista"/>
+        <w:numPr>
+          <w:ilvl w:val="0"/>
+          <w:numId w:val="28"/>
+        </w:numPr>
+      </w:pPr>
+      <w:r>
+        <w:t>nombre1 (String): primer nombre del empleado.</w:t>
+      </w:r>
+    </w:p>
+    <w:p>
+      <w:pPr>
+        <w:pStyle w:val="Prrafodelista"/>
+        <w:numPr>
+          <w:ilvl w:val="0"/>
+          <w:numId w:val="28"/>
+        </w:numPr>
+      </w:pPr>
+      <w:r>
+        <w:t>nombre2 (String): segundo nombre, puede quedar vacío si el empleado tiene solo un nombre.</w:t>
+      </w:r>
+    </w:p>
+    <w:p>
+      <w:pPr>
+        <w:pStyle w:val="Prrafodelista"/>
+        <w:numPr>
+          <w:ilvl w:val="0"/>
+          <w:numId w:val="28"/>
+        </w:numPr>
+      </w:pPr>
+      <w:proofErr w:type="spellStart"/>
+      <w:r>
+        <w:lastRenderedPageBreak/>
+        <w:t>apellidoPaterno</w:t>
+      </w:r>
+      <w:proofErr w:type="spellEnd"/>
+      <w:r>
+        <w:t xml:space="preserve"> (String): apellido paterno.</w:t>
+      </w:r>
+    </w:p>
+    <w:p>
+      <w:pPr>
+        <w:pStyle w:val="Prrafodelista"/>
+        <w:numPr>
+          <w:ilvl w:val="0"/>
+          <w:numId w:val="28"/>
+        </w:numPr>
+      </w:pPr>
+      <w:proofErr w:type="spellStart"/>
+      <w:r>
+        <w:t>apellidoMaterno</w:t>
+      </w:r>
+      <w:proofErr w:type="spellEnd"/>
+      <w:r>
+        <w:t xml:space="preserve"> (String): apellido materno.</w:t>
+      </w:r>
+    </w:p>
+    <w:p>
+      <w:pPr>
+        <w:pStyle w:val="Prrafodelista"/>
+        <w:numPr>
+          <w:ilvl w:val="0"/>
+          <w:numId w:val="28"/>
+        </w:numPr>
+      </w:pPr>
+      <w:proofErr w:type="spellStart"/>
+      <w:r>
+        <w:t>diaNacimiento</w:t>
+      </w:r>
+      <w:proofErr w:type="spellEnd"/>
+      <w:r>
+        <w:t xml:space="preserve">, </w:t>
+      </w:r>
+      <w:proofErr w:type="spellStart"/>
+      <w:r>
+        <w:t>mesNacimiento</w:t>
+      </w:r>
+      <w:proofErr w:type="spellEnd"/>
+      <w:r>
+        <w:t xml:space="preserve">, </w:t>
+      </w:r>
+      <w:proofErr w:type="spellStart"/>
+      <w:r>
+        <w:t>anioNacimiento</w:t>
+      </w:r>
+      <w:proofErr w:type="spellEnd"/>
+      <w:r>
+        <w:t xml:space="preserve"> (</w:t>
+      </w:r>
+      <w:proofErr w:type="spellStart"/>
+      <w:r>
+        <w:t>int</w:t>
+      </w:r>
+      <w:proofErr w:type="spellEnd"/>
+      <w:r>
+        <w:t>): componentes de la fecha de nacimiento almacenados por separado.</w:t>
+      </w:r>
+    </w:p>
+    <w:p>
+      <w:pPr>
+        <w:pStyle w:val="Prrafodelista"/>
+        <w:numPr>
+          <w:ilvl w:val="0"/>
+          <w:numId w:val="28"/>
+        </w:numPr>
+      </w:pPr>
+      <w:proofErr w:type="spellStart"/>
+      <w:r>
+        <w:t>salarioSemanal</w:t>
+      </w:r>
+      <w:proofErr w:type="spellEnd"/>
+      <w:r>
+        <w:t xml:space="preserve"> (</w:t>
+      </w:r>
+      <w:proofErr w:type="spellStart"/>
+      <w:r>
+        <w:t>int</w:t>
+      </w:r>
+      <w:proofErr w:type="spellEnd"/>
+      <w:r>
+        <w:t>): salario que percibe el empleado por semana.</w:t>
+      </w:r>
+    </w:p>
+    <w:p/>
+    <w:p>
+      <w:r>
+        <w:t xml:space="preserve">Se implementaron dos constructores: uno por defecto con valores iniciales predeterminados y uno completo que recibe todos los atributos. Los </w:t>
+      </w:r>
+      <w:proofErr w:type="spellStart"/>
+      <w:r>
+        <w:t>getters</w:t>
+      </w:r>
+      <w:proofErr w:type="spellEnd"/>
+      <w:r>
+        <w:t xml:space="preserve"> y </w:t>
+      </w:r>
+      <w:proofErr w:type="spellStart"/>
+      <w:r>
+        <w:t>setters</w:t>
+      </w:r>
+      <w:proofErr w:type="spellEnd"/>
+      <w:r>
+        <w:t xml:space="preserve"> permiten acceder y modificar cada atributo de forma controlada.</w:t>
+      </w:r>
+    </w:p>
+    <w:p/>
+    <w:p>
+      <w:r>
+        <w:t xml:space="preserve">El método </w:t>
+      </w:r>
+      <w:proofErr w:type="spellStart"/>
+      <w:proofErr w:type="gramStart"/>
+      <w:r>
+        <w:t>getNombreCompleto</w:t>
+      </w:r>
+      <w:proofErr w:type="spellEnd"/>
+      <w:r>
+        <w:t>(</w:t>
+      </w:r>
+      <w:proofErr w:type="gramEnd"/>
+      <w:r>
+        <w:t xml:space="preserve">) concatena los componentes del nombre. Primero agrega nombre1 con un espacio; si nombre2 no está vacío </w:t>
+      </w:r>
+      <w:r>
+        <w:t xml:space="preserve">usando </w:t>
+      </w:r>
+      <w:proofErr w:type="gramStart"/>
+      <w:r>
+        <w:t>(!nombre2.isEmpty</w:t>
+      </w:r>
+      <w:proofErr w:type="gramEnd"/>
+      <w:r>
+        <w:t xml:space="preserve">()), lo agrega también; finalmente concatena </w:t>
+      </w:r>
+      <w:proofErr w:type="spellStart"/>
+      <w:r>
+        <w:t>apellidoPaterno</w:t>
+      </w:r>
+      <w:proofErr w:type="spellEnd"/>
+      <w:r>
+        <w:t xml:space="preserve"> y </w:t>
+      </w:r>
+      <w:proofErr w:type="spellStart"/>
+      <w:r>
+        <w:t>apellidoMaterno</w:t>
+      </w:r>
+      <w:proofErr w:type="spellEnd"/>
+      <w:r>
+        <w:t>. Esto resuelve el requerimiento de considerar empleados con uno o dos nombres.</w:t>
+      </w:r>
+    </w:p>
+    <w:p/>
+    <w:p>
+      <w:r>
+        <w:t xml:space="preserve">El método </w:t>
+      </w:r>
+      <w:proofErr w:type="spellStart"/>
+      <w:proofErr w:type="gramStart"/>
+      <w:r>
+        <w:t>getFechaNacimiento</w:t>
+      </w:r>
+      <w:proofErr w:type="spellEnd"/>
+      <w:r>
+        <w:t>(</w:t>
+      </w:r>
+      <w:proofErr w:type="gramEnd"/>
+      <w:r>
+        <w:t xml:space="preserve">) devuelve la fecha en formato </w:t>
+      </w:r>
+      <w:proofErr w:type="spellStart"/>
+      <w:r>
+        <w:t>dd</w:t>
+      </w:r>
+      <w:proofErr w:type="spellEnd"/>
+      <w:r>
+        <w:t>/mm/</w:t>
+      </w:r>
+      <w:proofErr w:type="spellStart"/>
+      <w:r>
+        <w:t>aaaa</w:t>
+      </w:r>
+      <w:proofErr w:type="spellEnd"/>
+      <w:r>
+        <w:t xml:space="preserve"> concatenando los tres enteros con el separador "/".</w:t>
+      </w:r>
+    </w:p>
+    <w:p/>
+    <w:p>
+      <w:r>
+        <w:t xml:space="preserve">El método </w:t>
+      </w:r>
+      <w:proofErr w:type="spellStart"/>
+      <w:proofErr w:type="gramStart"/>
+      <w:r>
+        <w:t>calcularSalarioMensual</w:t>
+      </w:r>
+      <w:proofErr w:type="spellEnd"/>
+      <w:r>
+        <w:t>(</w:t>
+      </w:r>
+      <w:proofErr w:type="gramEnd"/>
+      <w:r>
+        <w:t xml:space="preserve">) multiplica el </w:t>
+      </w:r>
+      <w:proofErr w:type="spellStart"/>
+      <w:r>
+        <w:t>salarioSemanal</w:t>
+      </w:r>
+      <w:proofErr w:type="spellEnd"/>
+      <w:r>
+        <w:t xml:space="preserve"> por 4 y devuelve el resultado como entero, asumiendo cuatro semanas por mes.</w:t>
+      </w:r>
+    </w:p>
+    <w:p/>
+    <w:p>
+      <w:r>
+        <w:t xml:space="preserve">El método </w:t>
+      </w:r>
+      <w:proofErr w:type="spellStart"/>
+      <w:proofErr w:type="gramStart"/>
+      <w:r>
+        <w:t>imprimirInfo</w:t>
+      </w:r>
+      <w:proofErr w:type="spellEnd"/>
+      <w:r>
+        <w:t>(</w:t>
+      </w:r>
+      <w:proofErr w:type="gramEnd"/>
+      <w:r>
+        <w:t xml:space="preserve">) imprime en consola el nombre completo (llamando a </w:t>
+      </w:r>
+      <w:proofErr w:type="spellStart"/>
+      <w:proofErr w:type="gramStart"/>
+      <w:r>
+        <w:t>getNombreCompleto</w:t>
+      </w:r>
+      <w:proofErr w:type="spellEnd"/>
+      <w:r>
+        <w:t>(</w:t>
+      </w:r>
+      <w:proofErr w:type="gramEnd"/>
+      <w:r>
+        <w:t xml:space="preserve">)), la fecha de nacimiento (llamando a </w:t>
+      </w:r>
+      <w:proofErr w:type="spellStart"/>
+      <w:proofErr w:type="gramStart"/>
+      <w:r>
+        <w:t>getFechaNacimiento</w:t>
+      </w:r>
+      <w:proofErr w:type="spellEnd"/>
+      <w:r>
+        <w:t>(</w:t>
+      </w:r>
+      <w:proofErr w:type="gramEnd"/>
+      <w:r>
+        <w:t xml:space="preserve">)), el salario semanal y el salario mensual (llamando a </w:t>
+      </w:r>
+      <w:proofErr w:type="spellStart"/>
+      <w:proofErr w:type="gramStart"/>
+      <w:r>
+        <w:t>calcularSalarioMensual</w:t>
+      </w:r>
+      <w:proofErr w:type="spellEnd"/>
+      <w:r>
+        <w:t>(</w:t>
+      </w:r>
+      <w:proofErr w:type="gramEnd"/>
+      <w:r>
+        <w:t>)).</w:t>
+      </w:r>
+    </w:p>
+    <w:bookmarkStart w:id="14" w:name="_MON_1835040528"/>
+    <w:bookmarkEnd w:id="14"/>
+    <w:p>
+      <w:r>
+        <w:object w:dxaOrig="12240" w:dyaOrig="15105" w14:anchorId="5F7E2E47">
+          <v:shape id="_x0000_i1031" type="#_x0000_t75" style="width:487.5pt;height:600.75pt" o:ole="">
+            <v:imagedata r:id="rId26" o:title=""/>
+          </v:shape>
+          <o:OLEObject Type="Embed" ProgID="Word.OpenDocumentText.12" ShapeID="_x0000_i1031" DrawAspect="Content" ObjectID="_1835043820" r:id="rId27"/>
+        </w:object>
+      </w:r>
+    </w:p>
+    <w:bookmarkStart w:id="15" w:name="_MON_1835040584"/>
+    <w:bookmarkEnd w:id="15"/>
+    <w:p>
+      <w:r>
+        <w:object w:dxaOrig="12240" w:dyaOrig="14820" w14:anchorId="645CD51A">
+          <v:shape id="_x0000_i1032" type="#_x0000_t75" style="width:487.5pt;height:588.75pt" o:ole="">
+            <v:imagedata r:id="rId28" o:title=""/>
+          </v:shape>
+          <o:OLEObject Type="Embed" ProgID="Word.OpenDocumentText.12" ShapeID="_x0000_i1032" DrawAspect="Content" ObjectID="_1835043821" r:id="rId29"/>
+        </w:object>
+      </w:r>
+    </w:p>
+    <w:bookmarkStart w:id="16" w:name="_MON_1835040739"/>
+    <w:bookmarkEnd w:id="16"/>
+    <w:p>
+      <w:r>
+        <w:object w:dxaOrig="12240" w:dyaOrig="8843" w14:anchorId="60995016">
+          <v:shape id="_x0000_i1033" type="#_x0000_t75" style="width:487.5pt;height:351pt" o:ole="">
+            <v:imagedata r:id="rId30" o:title=""/>
+          </v:shape>
+          <o:OLEObject Type="Embed" ProgID="Word.OpenDocumentText.12" ShapeID="_x0000_i1033" DrawAspect="Content" ObjectID="_1835043822" r:id="rId31"/>
+        </w:object>
+      </w:r>
+    </w:p>
+    <w:p>
+      <w:pPr>
+        <w:pStyle w:val="Ttulo1"/>
         <w:rPr>
           <w:lang w:val="es-MX"/>
         </w:rPr>
       </w:pPr>
-    </w:p>
-    <w:p>
-      <w:pPr>
-        <w:pStyle w:val="Ttulo3"/>
+      <w:bookmarkStart w:id="17" w:name="_Toc224430496"/>
+      <w:r>
         <w:rPr>
           <w:lang w:val="es-MX"/>
         </w:rPr>
-      </w:pPr>
-      <w:bookmarkStart w:id="6" w:name="_Toc222957122"/>
-      <w:r>
+        <w:t>Análisis de resultados</w:t>
+      </w:r>
+      <w:bookmarkEnd w:id="17"/>
+    </w:p>
+    <w:p>
+      <w:pPr>
+        <w:pStyle w:val="Ttulo2"/>
         <w:rPr>
           <w:lang w:val="es-MX"/>
         </w:rPr>
-        <w:lastRenderedPageBreak/>
-        <w:t>Notación UML</w:t>
-      </w:r>
+      </w:pPr>
+      <w:bookmarkStart w:id="18" w:name="_Toc224430497"/>
       <w:r>
         <w:rPr>
           <w:lang w:val="es-MX"/>
         </w:rPr>
-        <w:t xml:space="preserve">: </w:t>
-      </w:r>
-      <w:r>
+        <w:t>Programa 1 – Libro</w:t>
+      </w:r>
+      <w:bookmarkEnd w:id="18"/>
+    </w:p>
+    <w:p>
+      <w:pPr>
         <w:rPr>
           <w:lang w:val="es-MX"/>
         </w:rPr>
-        <w:t>T</w:t>
-      </w:r>
+      </w:pPr>
       <w:r>
         <w:rPr>
           <w:lang w:val="es-MX"/>
         </w:rPr>
-        <w:t>ipos de datos y parámetros</w:t>
-      </w:r>
-      <w:bookmarkEnd w:id="6"/>
-    </w:p>
-    <w:p>
-      <w:pPr>
+        <w:t xml:space="preserve">Al seleccionar la opción 1 del menú, el programa solicita los seis atributos del libro de forma secuencial. Una vez ingresados todos los datos, el método </w:t>
+      </w:r>
+      <w:proofErr w:type="spellStart"/>
+      <w:proofErr w:type="gramStart"/>
+      <w:r>
         <w:rPr>
           <w:lang w:val="es-MX"/>
         </w:rPr>
-      </w:pPr>
+        <w:t>imprimirInfo</w:t>
+      </w:r>
+      <w:proofErr w:type="spellEnd"/>
       <w:r>
         <w:rPr>
           <w:lang w:val="es-MX"/>
         </w:rPr>
+        <w:t>(</w:t>
+      </w:r>
+      <w:proofErr w:type="gramEnd"/>
+      <w:r>
+        <w:rPr>
+          <w:lang w:val="es-MX"/>
+        </w:rPr>
+        <w:t>) los muestra en consola con sus etiquetas correspondientes. Por ejemplo, para un libro como "El nombre del viento", año 2007, editorial Debolsillo, género Fantasía, 662 páginas y autor Patrick Rothfuss, la salida mostraría:</w:t>
+      </w:r>
+    </w:p>
+    <w:p>
+      <w:pPr>
+        <w:tabs>
+          <w:tab w:val="left" w:pos="4070"/>
+        </w:tabs>
+        <w:rPr>
+          <w:lang w:val="es-MX"/>
+        </w:rPr>
+      </w:pPr>
+      <w:r>
+        <w:rPr>
+          <w:lang w:val="es-MX"/>
+        </w:rPr>
+        <w:tab/>
+      </w:r>
+    </w:p>
+    <w:p>
+      <w:pPr>
+        <w:tabs>
+          <w:tab w:val="left" w:pos="4070"/>
+        </w:tabs>
+        <w:rPr>
+          <w:lang w:val="es-MX"/>
+        </w:rPr>
+      </w:pPr>
+      <w:r>
+        <w:rPr>
+          <w:noProof/>
+          <w:lang w:val="es-MX"/>
+        </w:rPr>
+        <w:lastRenderedPageBreak/>
         <w:drawing>
-          <wp:inline distT="0" distB="0" distL="0" distR="0" wp14:anchorId="6B6F80F0" wp14:editId="6B8435B1">
-            <wp:extent cx="2686425" cy="2181529"/>
+          <wp:inline distT="0" distB="0" distL="0" distR="0" wp14:anchorId="28358D8C" wp14:editId="64C0C724">
+            <wp:extent cx="5943600" cy="3131820"/>
             <wp:effectExtent l="0" t="0" r="0" b="0"/>
-            <wp:docPr id="1580274137" name="Imagen 1" descr="Tabla&#10;&#10;El contenido generado por IA puede ser incorrecto."/>
+            <wp:docPr id="2108487357" name="Imagen 1"/>
             <wp:cNvGraphicFramePr>
               <a:graphicFrameLocks xmlns:a="http://schemas.openxmlformats.org/drawingml/2006/main" noChangeAspect="1"/>
             </wp:cNvGraphicFramePr>
@@ -2500,11 +3062,11 @@
               <a:graphicData uri="http://schemas.openxmlformats.org/drawingml/2006/picture">
                 <pic:pic xmlns:pic="http://schemas.openxmlformats.org/drawingml/2006/picture">
                   <pic:nvPicPr>
-                    <pic:cNvPr id="1580274137" name="Imagen 1" descr="Tabla&#10;&#10;El contenido generado por IA puede ser incorrecto."/>
+                    <pic:cNvPr id="2108487357" name=""/>
                     <pic:cNvPicPr/>
                   </pic:nvPicPr>
                   <pic:blipFill>
-                    <a:blip r:embed="rId17"/>
+                    <a:blip r:embed="rId32"/>
                     <a:stretch>
                       <a:fillRect/>
                     </a:stretch>
@@ -2512,7 +3074,7 @@
                   <pic:spPr>
                     <a:xfrm>
                       <a:off x="0" y="0"/>
-                      <a:ext cx="2686425" cy="2181529"/>
+                      <a:ext cx="5943600" cy="3131820"/>
                     </a:xfrm>
                     <a:prstGeom prst="rect">
                       <a:avLst/>
@@ -2527,66 +3089,37 @@
     </w:p>
     <w:p>
       <w:pPr>
-        <w:pStyle w:val="Ttulo3"/>
         <w:rPr>
           <w:lang w:val="es-MX"/>
         </w:rPr>
       </w:pPr>
-      <w:bookmarkStart w:id="7" w:name="_Toc222957123"/>
       <w:r>
         <w:rPr>
           <w:lang w:val="es-MX"/>
         </w:rPr>
-        <w:t xml:space="preserve">Clase </w:t>
+        <w:t xml:space="preserve">Esto confirma que el constructor completo inicializa correctamente todos los atributos y que el método </w:t>
       </w:r>
       <w:proofErr w:type="spellStart"/>
+      <w:proofErr w:type="gramStart"/>
       <w:r>
         <w:rPr>
           <w:lang w:val="es-MX"/>
         </w:rPr>
-        <w:t>RectánguloDemo</w:t>
-      </w:r>
-      <w:bookmarkEnd w:id="7"/>
+        <w:t>imprimirInfo</w:t>
+      </w:r>
       <w:proofErr w:type="spellEnd"/>
-    </w:p>
-    <w:bookmarkStart w:id="8" w:name="_MON_1833565686"/>
-    <w:bookmarkEnd w:id="8"/>
-    <w:p>
-      <w:pPr>
+      <w:r>
         <w:rPr>
           <w:lang w:val="es-MX"/>
         </w:rPr>
-      </w:pPr>
+        <w:t>(</w:t>
+      </w:r>
+      <w:proofErr w:type="gramEnd"/>
       <w:r>
         <w:rPr>
           <w:lang w:val="es-MX"/>
         </w:rPr>
-        <w:object w:dxaOrig="9360" w:dyaOrig="6270" w14:anchorId="56C433E8">
-          <v:shape id="_x0000_i1212" type="#_x0000_t75" style="width:445.65pt;height:299.15pt" o:ole="">
-            <v:imagedata r:id="rId18" o:title=""/>
-          </v:shape>
-          <o:OLEObject Type="Embed" ProgID="Word.OpenDocumentText.12" ShapeID="_x0000_i1212" DrawAspect="Content" ObjectID="_1833570327" r:id="rId19"/>
-        </w:object>
-      </w:r>
-    </w:p>
-    <w:bookmarkStart w:id="9" w:name="_MON_1833565746"/>
-    <w:bookmarkEnd w:id="9"/>
-    <w:p>
-      <w:pPr>
-        <w:rPr>
-          <w:lang w:val="es-MX"/>
-        </w:rPr>
-      </w:pPr>
-      <w:r>
-        <w:rPr>
-          <w:lang w:val="es-MX"/>
-        </w:rPr>
-        <w:object w:dxaOrig="9360" w:dyaOrig="7695" w14:anchorId="557BBDCD">
-          <v:shape id="_x0000_i1209" type="#_x0000_t75" style="width:468pt;height:384.85pt" o:ole="">
-            <v:imagedata r:id="rId20" o:title=""/>
-          </v:shape>
-          <o:OLEObject Type="Embed" ProgID="Word.OpenDocumentText.12" ShapeID="_x0000_i1209" DrawAspect="Content" ObjectID="_1833570328" r:id="rId21"/>
-        </w:object>
+        <w:t>) los presenta de forma ordenada y legible.</w:t>
       </w:r>
     </w:p>
     <w:p>
@@ -2596,165 +3129,49 @@
           <w:lang w:val="es-MX"/>
         </w:rPr>
       </w:pPr>
-      <w:bookmarkStart w:id="10" w:name="_Toc222957124"/>
+      <w:bookmarkStart w:id="19" w:name="_Toc224430498"/>
       <w:r>
         <w:rPr>
           <w:lang w:val="es-MX"/>
         </w:rPr>
-        <w:t>Ejercicio 2</w:t>
-      </w:r>
-      <w:bookmarkEnd w:id="10"/>
-    </w:p>
-    <w:p>
-      <w:pPr>
-        <w:pStyle w:val="Prrafodelista"/>
-        <w:numPr>
-          <w:ilvl w:val="0"/>
-          <w:numId w:val="10"/>
-        </w:numPr>
-        <w:rPr>
-          <w:lang w:val="es-MX"/>
-        </w:rPr>
-      </w:pPr>
-      <w:r>
-        <w:rPr>
-          <w:lang w:val="es-MX"/>
-        </w:rPr>
-        <w:t>Cree el diagrama de la clase UML de la clase rectángulo</w:t>
-      </w:r>
-      <w:r>
-        <w:rPr>
-          <w:lang w:val="es-MX"/>
-        </w:rPr>
-        <w:t>.</w:t>
-      </w:r>
-    </w:p>
-    <w:p>
-      <w:pPr>
-        <w:pStyle w:val="Prrafodelista"/>
-        <w:numPr>
-          <w:ilvl w:val="0"/>
-          <w:numId w:val="10"/>
-        </w:numPr>
-        <w:rPr>
-          <w:lang w:val="es-MX"/>
-        </w:rPr>
-      </w:pPr>
-      <w:r>
-        <w:rPr>
-          <w:lang w:val="es-MX"/>
-        </w:rPr>
-        <w:t>Programa en Java la clase Rectángulo con sus respectivos atributos y métodos aplicando encapsulamiento.</w:t>
-      </w:r>
-    </w:p>
-    <w:p>
-      <w:pPr>
-        <w:pStyle w:val="Prrafodelista"/>
-        <w:numPr>
-          <w:ilvl w:val="0"/>
-          <w:numId w:val="10"/>
-        </w:numPr>
-        <w:rPr>
-          <w:lang w:val="es-MX"/>
-        </w:rPr>
-      </w:pPr>
-      <w:r>
-        <w:rPr>
-          <w:lang w:val="es-MX"/>
-        </w:rPr>
-        <w:t xml:space="preserve">Cree una clase principal donde </w:t>
-      </w:r>
-      <w:r>
-        <w:rPr>
-          <w:lang w:val="es-MX"/>
-        </w:rPr>
-        <w:t>instancia</w:t>
-      </w:r>
-      <w:r>
-        <w:rPr>
-          <w:lang w:val="es-MX"/>
-        </w:rPr>
-        <w:t xml:space="preserve"> al menos 3 diferentes objetos, los datos deben ser ingresados por el usuario.</w:t>
-      </w:r>
-    </w:p>
-    <w:p>
-      <w:pPr>
-        <w:pStyle w:val="Prrafodelista"/>
-        <w:numPr>
-          <w:ilvl w:val="0"/>
-          <w:numId w:val="10"/>
-        </w:numPr>
-        <w:rPr>
-          <w:lang w:val="es-MX"/>
-        </w:rPr>
-      </w:pPr>
-      <w:r>
-        <w:rPr>
-          <w:lang w:val="es-MX"/>
-        </w:rPr>
-        <w:t xml:space="preserve">Crear tres instancias de la clase rectángulo, a las que hacen referencias las variables </w:t>
+        <w:t>Programa 2 – Empleado con un nombre</w:t>
+      </w:r>
+      <w:bookmarkEnd w:id="19"/>
+    </w:p>
+    <w:p>
+      <w:r>
+        <w:t xml:space="preserve">Cuando el usuario indica que sí tiene segundo nombre (respuesta "S"), el método </w:t>
       </w:r>
       <w:proofErr w:type="spellStart"/>
-      <w:r>
-        <w:rPr>
-          <w:lang w:val="es-MX"/>
-        </w:rPr>
-        <w:t>kitchen</w:t>
+      <w:proofErr w:type="gramStart"/>
+      <w:r>
+        <w:t>getNombreCompleto</w:t>
       </w:r>
       <w:proofErr w:type="spellEnd"/>
       <w:r>
-        <w:rPr>
-          <w:lang w:val="es-MX"/>
-        </w:rPr>
-        <w:t xml:space="preserve">, </w:t>
-      </w:r>
-      <w:proofErr w:type="spellStart"/>
-      <w:r>
-        <w:rPr>
-          <w:lang w:val="es-MX"/>
-        </w:rPr>
-        <w:t>bedroom</w:t>
-      </w:r>
-      <w:proofErr w:type="spellEnd"/>
-      <w:r>
-        <w:rPr>
-          <w:lang w:val="es-MX"/>
-        </w:rPr>
-        <w:t xml:space="preserve">, y den. </w:t>
-      </w:r>
-    </w:p>
-    <w:p>
-      <w:pPr>
-        <w:pStyle w:val="Ttulo3"/>
-        <w:rPr>
-          <w:lang w:val="es-MX"/>
-        </w:rPr>
-      </w:pPr>
-      <w:bookmarkStart w:id="11" w:name="_Toc222957125"/>
-      <w:r>
-        <w:rPr>
-          <w:lang w:val="es-MX"/>
-        </w:rPr>
-        <w:lastRenderedPageBreak/>
-        <w:t>Diagrama UML</w:t>
-      </w:r>
-      <w:bookmarkEnd w:id="11"/>
-    </w:p>
-    <w:p>
-      <w:pPr>
-        <w:rPr>
-          <w:lang w:val="es-MX"/>
-        </w:rPr>
-      </w:pPr>
+        <w:t>(</w:t>
+      </w:r>
+      <w:proofErr w:type="gramEnd"/>
+      <w:r>
+        <w:t>) incluye nombre2 en la concatenación. Para un empleado llamado Joe Isac Osorio Bernal, la salida mostraría el nombre completo con ambos</w:t>
+      </w:r>
+      <w:r>
+        <w:t xml:space="preserve"> </w:t>
+      </w:r>
+      <w:r>
+        <w:t>nombres correctamente concatenados, confirmando que el manejo del caso de uno o dos nombres funciona según lo requerido.</w:t>
+      </w:r>
+    </w:p>
+    <w:p>
       <w:r>
         <w:rPr>
           <w:noProof/>
         </w:rPr>
         <w:drawing>
-          <wp:inline distT="0" distB="0" distL="0" distR="0" wp14:anchorId="59927865" wp14:editId="63219008">
-            <wp:extent cx="2639683" cy="2359922"/>
-            <wp:effectExtent l="0" t="0" r="8890" b="2540"/>
-            <wp:docPr id="319485699" name="Imagen 1" descr="Texto&#10;&#10;El contenido generado por IA puede ser incorrecto."/>
+          <wp:inline distT="0" distB="0" distL="0" distR="0" wp14:anchorId="55D118BB" wp14:editId="4C6CF2C8">
+            <wp:extent cx="5943600" cy="3065780"/>
+            <wp:effectExtent l="0" t="0" r="0" b="1270"/>
+            <wp:docPr id="2004920708" name="Imagen 1"/>
             <wp:cNvGraphicFramePr>
               <a:graphicFrameLocks xmlns:a="http://schemas.openxmlformats.org/drawingml/2006/main" noChangeAspect="1"/>
             </wp:cNvGraphicFramePr>
@@ -2762,11 +3179,11 @@
               <a:graphicData uri="http://schemas.openxmlformats.org/drawingml/2006/picture">
                 <pic:pic xmlns:pic="http://schemas.openxmlformats.org/drawingml/2006/picture">
                   <pic:nvPicPr>
-                    <pic:cNvPr id="319485699" name="Imagen 1" descr="Texto&#10;&#10;El contenido generado por IA puede ser incorrecto."/>
+                    <pic:cNvPr id="2004920708" name=""/>
                     <pic:cNvPicPr/>
                   </pic:nvPicPr>
                   <pic:blipFill>
-                    <a:blip r:embed="rId22"/>
+                    <a:blip r:embed="rId33"/>
                     <a:stretch>
                       <a:fillRect/>
                     </a:stretch>
@@ -2774,7 +3191,7 @@
                   <pic:spPr>
                     <a:xfrm>
                       <a:off x="0" y="0"/>
-                      <a:ext cx="2647100" cy="2366553"/>
+                      <a:ext cx="5943600" cy="3065780"/>
                     </a:xfrm>
                     <a:prstGeom prst="rect">
                       <a:avLst/>
@@ -2788,182 +3205,16 @@
       </w:r>
     </w:p>
     <w:p>
-      <w:pPr>
+      <w:r>
         <w:rPr>
-          <w:lang w:val="es-MX"/>
-        </w:rPr>
-      </w:pPr>
-      <w:r>
-        <w:rPr>
-          <w:lang w:val="es-MX"/>
-        </w:rPr>
-        <w:br w:type="page"/>
-      </w:r>
-    </w:p>
-    <w:p>
-      <w:pPr>
-        <w:pStyle w:val="Ttulo3"/>
-        <w:rPr>
-          <w:lang w:val="es-MX"/>
-        </w:rPr>
-      </w:pPr>
-      <w:bookmarkStart w:id="12" w:name="_Toc222957126"/>
-      <w:r>
-        <w:rPr>
-          <w:lang w:val="es-MX"/>
+          <w:noProof/>
         </w:rPr>
         <w:lastRenderedPageBreak/>
-        <w:t xml:space="preserve">Clase </w:t>
-      </w:r>
-      <w:r>
-        <w:rPr>
-          <w:lang w:val="es-MX"/>
-        </w:rPr>
-        <w:t>rectángulo</w:t>
-      </w:r>
-      <w:bookmarkEnd w:id="12"/>
-    </w:p>
-    <w:bookmarkStart w:id="13" w:name="_MON_1833566662"/>
-    <w:bookmarkEnd w:id="13"/>
-    <w:p>
-      <w:pPr>
-        <w:rPr>
-          <w:lang w:val="es-MX"/>
-        </w:rPr>
-      </w:pPr>
-      <w:r>
-        <w:object w:dxaOrig="9360" w:dyaOrig="12255" w14:anchorId="4218A03C">
-          <v:shape id="_x0000_i1346" type="#_x0000_t75" style="width:361.25pt;height:474.2pt" o:ole="">
-            <v:imagedata r:id="rId23" o:title=""/>
-          </v:shape>
-          <o:OLEObject Type="Embed" ProgID="Word.OpenDocumentText.12" ShapeID="_x0000_i1346" DrawAspect="Content" ObjectID="_1833570329" r:id="rId24"/>
-        </w:object>
-      </w:r>
-    </w:p>
-    <w:bookmarkStart w:id="14" w:name="_MON_1833566706"/>
-    <w:bookmarkEnd w:id="14"/>
-    <w:p>
-      <w:r>
-        <w:object w:dxaOrig="9360" w:dyaOrig="2850" w14:anchorId="5FBBE0CB">
-          <v:shape id="_x0000_i1215" type="#_x0000_t75" style="width:468pt;height:142.75pt" o:ole="">
-            <v:imagedata r:id="rId25" o:title=""/>
-          </v:shape>
-          <o:OLEObject Type="Embed" ProgID="Word.OpenDocumentText.12" ShapeID="_x0000_i1215" DrawAspect="Content" ObjectID="_1833570330" r:id="rId26"/>
-        </w:object>
-      </w:r>
-    </w:p>
-    <w:p>
-      <w:pPr>
-        <w:pStyle w:val="Ttulo3"/>
-        <w:rPr>
-          <w:lang w:val="es-MX"/>
-        </w:rPr>
-      </w:pPr>
-      <w:bookmarkStart w:id="15" w:name="_Toc222957127"/>
-      <w:r>
-        <w:rPr>
-          <w:lang w:val="es-MX"/>
-        </w:rPr>
-        <w:lastRenderedPageBreak/>
-        <w:t xml:space="preserve">Clase </w:t>
-      </w:r>
-      <w:proofErr w:type="spellStart"/>
-      <w:r>
-        <w:rPr>
-          <w:lang w:val="es-MX"/>
-        </w:rPr>
-        <w:t>mainRectangulo</w:t>
-      </w:r>
-      <w:bookmarkEnd w:id="15"/>
-      <w:proofErr w:type="spellEnd"/>
-    </w:p>
-    <w:p>
-      <w:pPr>
-        <w:rPr>
-          <w:lang w:val="es-MX"/>
-        </w:rPr>
-      </w:pPr>
-      <w:r>
-        <w:rPr>
-          <w:lang w:val="es-MX"/>
-        </w:rPr>
-        <w:object w:dxaOrig="9360" w:dyaOrig="12825" w14:anchorId="59E4354B">
-          <v:shape id="_x0000_i1210" type="#_x0000_t75" style="width:445.65pt;height:612pt" o:ole="">
-            <v:imagedata r:id="rId27" o:title=""/>
-          </v:shape>
-          <o:OLEObject Type="Embed" ProgID="Word.OpenDocumentText.12" ShapeID="_x0000_i1210" DrawAspect="Content" ObjectID="_1833570331" r:id="rId28"/>
-        </w:object>
-      </w:r>
-    </w:p>
-    <w:p>
-      <w:pPr>
-        <w:rPr>
-          <w:lang w:val="es-MX"/>
-        </w:rPr>
-      </w:pPr>
-    </w:p>
-    <w:p>
-      <w:pPr>
-        <w:rPr>
-          <w:lang w:val="es-MX"/>
-        </w:rPr>
-      </w:pPr>
-      <w:r>
-        <w:rPr>
-          <w:lang w:val="es-MX"/>
-        </w:rPr>
-        <w:object w:dxaOrig="9360" w:dyaOrig="7695" w14:anchorId="22DD7383">
-          <v:shape id="_x0000_i1211" type="#_x0000_t75" style="width:468pt;height:384.85pt" o:ole="">
-            <v:imagedata r:id="rId20" o:title=""/>
-          </v:shape>
-          <o:OLEObject Type="Embed" ProgID="Word.OpenDocumentText.12" ShapeID="_x0000_i1211" DrawAspect="Content" ObjectID="_1833570332" r:id="rId29"/>
-        </w:object>
-      </w:r>
-    </w:p>
-    <w:p>
-      <w:pPr>
-        <w:rPr>
-          <w:lang w:val="es-MX"/>
-        </w:rPr>
-      </w:pPr>
-      <w:r>
-        <w:rPr>
-          <w:lang w:val="es-MX"/>
-        </w:rPr>
-        <w:br w:type="page"/>
-      </w:r>
-    </w:p>
-    <w:p>
-      <w:pPr>
-        <w:rPr>
-          <w:rStyle w:val="Ttulo3Car"/>
-        </w:rPr>
-      </w:pPr>
-      <w:bookmarkStart w:id="16" w:name="_Toc222957128"/>
-      <w:r>
-        <w:rPr>
-          <w:rStyle w:val="Ttulo3Car"/>
-        </w:rPr>
-        <w:lastRenderedPageBreak/>
-        <w:t>Resultados</w:t>
-      </w:r>
-      <w:bookmarkEnd w:id="16"/>
-    </w:p>
-    <w:p>
-      <w:pPr>
-        <w:rPr>
-          <w:lang w:val="es-MX"/>
-        </w:rPr>
-      </w:pPr>
-      <w:r>
-        <w:rPr>
-          <w:lang w:val="es-MX"/>
-        </w:rPr>
         <w:drawing>
-          <wp:inline distT="0" distB="0" distL="0" distR="0" wp14:anchorId="062D6209" wp14:editId="69314F57">
-            <wp:extent cx="5943600" cy="3257550"/>
-            <wp:effectExtent l="0" t="0" r="6350" b="2540"/>
-            <wp:docPr id="516747953" name="Imagen 1" descr="Texto&#10;&#10;El contenido generado por IA puede ser incorrecto."/>
+          <wp:inline distT="0" distB="0" distL="0" distR="0" wp14:anchorId="5CB61FAE" wp14:editId="764B87BC">
+            <wp:extent cx="5943600" cy="1289050"/>
+            <wp:effectExtent l="0" t="0" r="0" b="6350"/>
+            <wp:docPr id="360628712" name="Imagen 1"/>
             <wp:cNvGraphicFramePr>
               <a:graphicFrameLocks xmlns:a="http://schemas.openxmlformats.org/drawingml/2006/main" noChangeAspect="1"/>
             </wp:cNvGraphicFramePr>
@@ -2971,11 +3222,11 @@
               <a:graphicData uri="http://schemas.openxmlformats.org/drawingml/2006/picture">
                 <pic:pic xmlns:pic="http://schemas.openxmlformats.org/drawingml/2006/picture">
                   <pic:nvPicPr>
-                    <pic:cNvPr id="516747953" name="Imagen 1" descr="Texto&#10;&#10;El contenido generado por IA puede ser incorrecto."/>
+                    <pic:cNvPr id="360628712" name=""/>
                     <pic:cNvPicPr/>
                   </pic:nvPicPr>
                   <pic:blipFill>
-                    <a:blip r:embed="rId30"/>
+                    <a:blip r:embed="rId34"/>
                     <a:stretch>
                       <a:fillRect/>
                     </a:stretch>
@@ -2983,7 +3234,7 @@
                   <pic:spPr>
                     <a:xfrm>
                       <a:off x="0" y="0"/>
-                      <a:ext cx="5943600" cy="3257550"/>
+                      <a:ext cx="5943600" cy="1289050"/>
                     </a:xfrm>
                     <a:prstGeom prst="rect">
                       <a:avLst/>
@@ -2998,48 +3249,58 @@
     </w:p>
     <w:p>
       <w:pPr>
+        <w:pStyle w:val="Ttulo1"/>
+      </w:pPr>
+      <w:bookmarkStart w:id="20" w:name="_Toc224430499"/>
+      <w:r>
+        <w:t>Conclusiones</w:t>
+      </w:r>
+      <w:bookmarkEnd w:id="20"/>
+    </w:p>
+    <w:p>
+      <w:r>
+        <w:t>La práctica permitió comprender de forma práctica y aplicada los principios fundamentales de la Programación Orientada a Objetos. A través del modelado de una cuenta bancaria, se consolidaron los siguientes aprendizajes:</w:t>
+      </w:r>
+      <w:r>
+        <w:t xml:space="preserve"> Encapsulamiento, sobre carga de constructores, </w:t>
+      </w:r>
+      <w:r>
+        <w:t>sobrecarga de métodos, validación de datos</w:t>
+      </w:r>
+      <w:r>
+        <w:t xml:space="preserve"> y separación de responsabilidades. </w:t>
+      </w:r>
+    </w:p>
+    <w:p>
+      <w:pPr>
+        <w:pStyle w:val="Ttulo1"/>
+      </w:pPr>
+      <w:bookmarkStart w:id="21" w:name="_Toc224430500"/>
+      <w:r>
+        <w:t>Criterios para evaluar:</w:t>
+      </w:r>
+      <w:bookmarkEnd w:id="21"/>
+    </w:p>
+    <w:p>
+      <w:pPr>
         <w:pStyle w:val="Ttulo2"/>
-        <w:rPr>
-          <w:rStyle w:val="Ttulo2Car"/>
-        </w:rPr>
-      </w:pPr>
-      <w:bookmarkStart w:id="17" w:name="_Toc222957129"/>
-      <w:r>
-        <w:rPr>
-          <w:rStyle w:val="Ttulo2Car"/>
-        </w:rPr>
-        <w:t>Ejercicio 3</w:t>
-      </w:r>
-      <w:bookmarkEnd w:id="17"/>
+      </w:pPr>
+      <w:bookmarkStart w:id="22" w:name="_Toc224430501"/>
+      <w:r>
+        <w:t>Código (70 puntos)</w:t>
+      </w:r>
+      <w:bookmarkEnd w:id="22"/>
     </w:p>
     <w:p>
       <w:pPr>
         <w:pStyle w:val="Prrafodelista"/>
         <w:numPr>
           <w:ilvl w:val="0"/>
-          <w:numId w:val="11"/>
+          <w:numId w:val="8"/>
         </w:numPr>
-        <w:rPr>
-          <w:lang w:val="es-MX"/>
-        </w:rPr>
-      </w:pPr>
-      <w:r>
-        <w:rPr>
-          <w:lang w:val="es-MX"/>
-        </w:rPr>
-        <w:t>Crear la clase Car con los atributos y métodos. Cree dos constructores (uno que no reciba</w:t>
-      </w:r>
-      <w:r>
-        <w:rPr>
-          <w:lang w:val="es-MX"/>
-        </w:rPr>
-        <w:t xml:space="preserve"> </w:t>
-      </w:r>
-      <w:r>
-        <w:rPr>
-          <w:lang w:val="es-MX"/>
-        </w:rPr>
-        <w:t>parámetros y otro que reciba los dos atributos de la clase).</w:t>
+      </w:pPr>
+      <w:r>
+        <w:t xml:space="preserve">Debe incluir comentarios en su programa, sin llegar al uso exagerado de ellos. </w:t>
       </w:r>
     </w:p>
     <w:p>
@@ -3047,278 +3308,278 @@
         <w:pStyle w:val="Prrafodelista"/>
         <w:numPr>
           <w:ilvl w:val="0"/>
-          <w:numId w:val="11"/>
+          <w:numId w:val="8"/>
         </w:numPr>
-        <w:rPr>
-          <w:lang w:val="es-MX"/>
-        </w:rPr>
-      </w:pPr>
-      <w:r>
-        <w:rPr>
-          <w:lang w:val="es-MX"/>
-        </w:rPr>
-        <w:t>Implemente la clase prueba para crear cinco diferentes instancias del objeto, los objetos</w:t>
-      </w:r>
-      <w:r>
-        <w:rPr>
-          <w:lang w:val="es-MX"/>
-        </w:rPr>
+      </w:pPr>
+      <w:r>
+        <w:t xml:space="preserve">Debe utilizar sangrías en los lugares apropiados. </w:t>
+      </w:r>
+    </w:p>
+    <w:p>
+      <w:pPr>
+        <w:pStyle w:val="Prrafodelista"/>
+        <w:numPr>
+          <w:ilvl w:val="0"/>
+          <w:numId w:val="8"/>
+        </w:numPr>
+      </w:pPr>
+      <w:r>
+        <w:t xml:space="preserve">Poner como </w:t>
+      </w:r>
+      <w:r>
+        <w:t>encabezado del</w:t>
+      </w:r>
+      <w:r>
+        <w:t xml:space="preserve"> programa en </w:t>
+      </w:r>
+      <w:r>
+        <w:t>comentarios, titulo, la descripción de la</w:t>
+      </w:r>
+      <w:r>
         <w:t xml:space="preserve"> </w:t>
       </w:r>
       <w:r>
-        <w:rPr>
-          <w:lang w:val="es-MX"/>
-        </w:rPr>
-        <w:t xml:space="preserve">pueden ser de tu preferencia (ejemplo, </w:t>
+        <w:br/>
+        <w:t>práctica, nombre del alumno que realizo la práctica.</w:t>
+      </w:r>
+    </w:p>
+    <w:p>
+      <w:pPr>
+        <w:pStyle w:val="Prrafodelista"/>
+        <w:numPr>
+          <w:ilvl w:val="0"/>
+          <w:numId w:val="8"/>
+        </w:numPr>
+      </w:pPr>
+      <w:r>
+        <w:t>Funcionamiento correcto del programa</w:t>
+      </w:r>
+    </w:p>
+    <w:p>
+      <w:pPr>
+        <w:pStyle w:val="Ttulo2"/>
+      </w:pPr>
+      <w:bookmarkStart w:id="23" w:name="_Toc224430502"/>
+      <w:r>
+        <w:t>Reporte (30 puntos):</w:t>
+      </w:r>
+      <w:bookmarkEnd w:id="23"/>
+    </w:p>
+    <w:p>
+      <w:r>
+        <w:t>Portada, competencia u objetivo</w:t>
+      </w:r>
+      <w:r>
+        <w:t xml:space="preserve"> </w:t>
+      </w:r>
+      <w:r>
+        <w:tab/>
+      </w:r>
+      <w:r>
+        <w:tab/>
+      </w:r>
+      <w:r>
+        <w:tab/>
+      </w:r>
+      <w:r>
+        <w:tab/>
+      </w:r>
+      <w:r>
+        <w:t>2.5 puntos</w:t>
+      </w:r>
+    </w:p>
+    <w:p>
+      <w:r>
+        <w:t>Pegar Código del programa (anexar archivos .</w:t>
       </w:r>
       <w:proofErr w:type="spellStart"/>
       <w:r>
-        <w:rPr>
-          <w:lang w:val="es-MX"/>
-        </w:rPr>
-        <w:t>kia</w:t>
+        <w:t>py</w:t>
       </w:r>
       <w:proofErr w:type="spellEnd"/>
       <w:r>
-        <w:rPr>
-          <w:lang w:val="es-MX"/>
-        </w:rPr>
-        <w:t xml:space="preserve">, </w:t>
-      </w:r>
-      <w:proofErr w:type="spellStart"/>
-      <w:r>
-        <w:rPr>
-          <w:lang w:val="es-MX"/>
-        </w:rPr>
-        <w:t>toyota</w:t>
-      </w:r>
-      <w:proofErr w:type="spellEnd"/>
-      <w:r>
-        <w:rPr>
-          <w:lang w:val="es-MX"/>
-        </w:rPr>
-        <w:t xml:space="preserve">, honda, </w:t>
-      </w:r>
-      <w:proofErr w:type="spellStart"/>
-      <w:r>
-        <w:rPr>
-          <w:lang w:val="es-MX"/>
-        </w:rPr>
-        <w:t>etc</w:t>
-      </w:r>
-      <w:proofErr w:type="spellEnd"/>
-      <w:r>
-        <w:rPr>
-          <w:lang w:val="es-MX"/>
-        </w:rPr>
-        <w:t>).</w:t>
-      </w:r>
-    </w:p>
-    <w:p>
-      <w:pPr>
-        <w:pStyle w:val="Prrafodelista"/>
-        <w:rPr>
-          <w:lang w:val="es-MX"/>
-        </w:rPr>
-      </w:pPr>
-      <w:r>
-        <w:rPr>
-          <w:lang w:val="es-MX"/>
-        </w:rPr>
-        <w:drawing>
-          <wp:inline distT="0" distB="0" distL="0" distR="0" wp14:anchorId="0E17875D" wp14:editId="10A9CB8C">
-            <wp:extent cx="1971950" cy="1733792"/>
-            <wp:effectExtent l="0" t="0" r="9525" b="0"/>
-            <wp:docPr id="967069825" name="Imagen 1" descr="Tabla&#10;&#10;El contenido generado por IA puede ser incorrecto."/>
-            <wp:cNvGraphicFramePr>
-              <a:graphicFrameLocks xmlns:a="http://schemas.openxmlformats.org/drawingml/2006/main" noChangeAspect="1"/>
-            </wp:cNvGraphicFramePr>
-            <a:graphic xmlns:a="http://schemas.openxmlformats.org/drawingml/2006/main">
-              <a:graphicData uri="http://schemas.openxmlformats.org/drawingml/2006/picture">
-                <pic:pic xmlns:pic="http://schemas.openxmlformats.org/drawingml/2006/picture">
-                  <pic:nvPicPr>
-                    <pic:cNvPr id="967069825" name="Imagen 1" descr="Tabla&#10;&#10;El contenido generado por IA puede ser incorrecto."/>
-                    <pic:cNvPicPr/>
-                  </pic:nvPicPr>
-                  <pic:blipFill>
-                    <a:blip r:embed="rId31"/>
-                    <a:stretch>
-                      <a:fillRect/>
-                    </a:stretch>
-                  </pic:blipFill>
-                  <pic:spPr>
-                    <a:xfrm>
-                      <a:off x="0" y="0"/>
-                      <a:ext cx="1971950" cy="1733792"/>
-                    </a:xfrm>
-                    <a:prstGeom prst="rect">
-                      <a:avLst/>
-                    </a:prstGeom>
-                  </pic:spPr>
-                </pic:pic>
-              </a:graphicData>
-            </a:graphic>
-          </wp:inline>
-        </w:drawing>
-      </w:r>
-    </w:p>
-    <w:p>
-      <w:pPr>
-        <w:pStyle w:val="Ttulo3"/>
-        <w:rPr>
-          <w:lang w:val="es-MX"/>
-        </w:rPr>
-      </w:pPr>
-      <w:bookmarkStart w:id="18" w:name="_Toc222957130"/>
-      <w:r>
-        <w:rPr>
-          <w:lang w:val="es-MX"/>
-        </w:rPr>
-        <w:lastRenderedPageBreak/>
-        <w:t>Clase Car</w:t>
-      </w:r>
-      <w:bookmarkEnd w:id="18"/>
-    </w:p>
-    <w:bookmarkStart w:id="19" w:name="_MON_1833567099"/>
-    <w:bookmarkEnd w:id="19"/>
-    <w:p>
-      <w:pPr>
-        <w:rPr>
-          <w:lang w:val="es-MX"/>
-        </w:rPr>
-      </w:pPr>
-      <w:r>
-        <w:rPr>
-          <w:lang w:val="es-MX"/>
-        </w:rPr>
-        <w:object w:dxaOrig="9360" w:dyaOrig="11693" w14:anchorId="2AF16A8A">
-          <v:shape id="_x0000_i1216" type="#_x0000_t75" style="width:445.65pt;height:557.4pt" o:ole="">
-            <v:imagedata r:id="rId32" o:title=""/>
-          </v:shape>
-          <o:OLEObject Type="Embed" ProgID="Word.OpenDocumentText.12" ShapeID="_x0000_i1216" DrawAspect="Content" ObjectID="_1833570333" r:id="rId33"/>
-        </w:object>
-      </w:r>
-    </w:p>
-    <w:p>
-      <w:pPr>
-        <w:pStyle w:val="Ttulo3"/>
-        <w:rPr>
-          <w:lang w:val="es-MX"/>
-        </w:rPr>
-      </w:pPr>
-      <w:bookmarkStart w:id="20" w:name="_Toc222957131"/>
-      <w:r>
-        <w:rPr>
-          <w:lang w:val="es-MX"/>
-        </w:rPr>
-        <w:lastRenderedPageBreak/>
-        <w:t>Implementación</w:t>
-      </w:r>
-      <w:bookmarkEnd w:id="20"/>
-    </w:p>
-    <w:bookmarkStart w:id="21" w:name="_MON_1833567212"/>
-    <w:bookmarkEnd w:id="21"/>
-    <w:p>
-      <w:pPr>
-        <w:rPr>
-          <w:lang w:val="es-MX"/>
-        </w:rPr>
-      </w:pPr>
-      <w:r>
-        <w:object w:dxaOrig="9360" w:dyaOrig="12825" w14:anchorId="4FA99CAE">
-          <v:shape id="_x0000_i1269" type="#_x0000_t75" style="width:429.5pt;height:590.9pt" o:ole="">
-            <v:imagedata r:id="rId34" o:title=""/>
-          </v:shape>
-          <o:OLEObject Type="Embed" ProgID="Word.OpenDocumentText.12" ShapeID="_x0000_i1269" DrawAspect="Content" ObjectID="_1833570334" r:id="rId35"/>
-        </w:object>
-      </w:r>
-    </w:p>
-    <w:bookmarkStart w:id="22" w:name="_MON_1833567394"/>
-    <w:bookmarkEnd w:id="22"/>
-    <w:p>
-      <w:pPr>
-        <w:rPr>
-          <w:lang w:val="en-US"/>
-        </w:rPr>
-      </w:pPr>
-      <w:r>
-        <w:rPr>
-          <w:lang w:val="es-MX"/>
-        </w:rPr>
-        <w:object w:dxaOrig="9360" w:dyaOrig="1710" w14:anchorId="3765D672">
-          <v:shape id="_x0000_i1218" type="#_x0000_t75" style="width:454.35pt;height:83.15pt" o:ole="">
-            <v:imagedata r:id="rId36" o:title=""/>
-          </v:shape>
-          <o:OLEObject Type="Embed" ProgID="Word.OpenDocumentText.12" ShapeID="_x0000_i1218" DrawAspect="Content" ObjectID="_1833570335" r:id="rId37"/>
-        </w:object>
-      </w:r>
-    </w:p>
-    <w:p>
-      <w:pPr>
-        <w:pStyle w:val="Ttulo3"/>
-        <w:rPr>
-          <w:lang w:val="en-US"/>
-        </w:rPr>
-      </w:pPr>
-      <w:bookmarkStart w:id="23" w:name="_Toc222957132"/>
-      <w:proofErr w:type="spellStart"/>
-      <w:r>
-        <w:rPr>
-          <w:lang w:val="en-US"/>
-        </w:rPr>
-        <w:t>Resultados</w:t>
-      </w:r>
-      <w:bookmarkEnd w:id="23"/>
-      <w:proofErr w:type="spellEnd"/>
-    </w:p>
-    <w:p>
-      <w:pPr>
-        <w:rPr>
-          <w:lang w:val="en-US"/>
-        </w:rPr>
-      </w:pPr>
-      <w:r>
-        <w:rPr>
-          <w:lang w:val="en-US"/>
-        </w:rPr>
-        <w:drawing>
-          <wp:inline distT="0" distB="0" distL="0" distR="0" wp14:anchorId="5CAA7942" wp14:editId="3CD752DF">
-            <wp:extent cx="5943600" cy="2303780"/>
-            <wp:effectExtent l="0" t="0" r="0" b="1270"/>
-            <wp:docPr id="1078174931" name="Imagen 1" descr="Texto&#10;&#10;El contenido generado por IA puede ser incorrecto."/>
-            <wp:cNvGraphicFramePr>
-              <a:graphicFrameLocks xmlns:a="http://schemas.openxmlformats.org/drawingml/2006/main" noChangeAspect="1"/>
-            </wp:cNvGraphicFramePr>
-            <a:graphic xmlns:a="http://schemas.openxmlformats.org/drawingml/2006/main">
-              <a:graphicData uri="http://schemas.openxmlformats.org/drawingml/2006/picture">
-                <pic:pic xmlns:pic="http://schemas.openxmlformats.org/drawingml/2006/picture">
-                  <pic:nvPicPr>
-                    <pic:cNvPr id="1078174931" name="Imagen 1" descr="Texto&#10;&#10;El contenido generado por IA puede ser incorrecto."/>
-                    <pic:cNvPicPr/>
-                  </pic:nvPicPr>
-                  <pic:blipFill>
-                    <a:blip r:embed="rId38"/>
-                    <a:stretch>
-                      <a:fillRect/>
-                    </a:stretch>
-                  </pic:blipFill>
-                  <pic:spPr>
-                    <a:xfrm>
-                      <a:off x="0" y="0"/>
-                      <a:ext cx="5943600" cy="2303780"/>
-                    </a:xfrm>
-                    <a:prstGeom prst="rect">
-                      <a:avLst/>
-                    </a:prstGeom>
-                  </pic:spPr>
-                </pic:pic>
-              </a:graphicData>
-            </a:graphic>
-          </wp:inline>
-        </w:drawing>
+        <w:t>)</w:t>
+      </w:r>
+      <w:r>
+        <w:tab/>
+      </w:r>
+      <w:r>
+        <w:tab/>
+      </w:r>
+      <w:r>
+        <w:t xml:space="preserve">2.5 puntos </w:t>
+      </w:r>
+      <w:r>
+        <w:br/>
+        <w:t>Explicación completa del código y su funcionamiento</w:t>
+      </w:r>
+      <w:r>
+        <w:tab/>
+      </w:r>
+      <w:r>
+        <w:t xml:space="preserve">15 puntos </w:t>
+      </w:r>
+      <w:r>
+        <w:br/>
+        <w:t>Resultados (análisis de resultados)</w:t>
+      </w:r>
+      <w:r>
+        <w:tab/>
+      </w:r>
+      <w:r>
+        <w:tab/>
+      </w:r>
+      <w:r>
+        <w:tab/>
+      </w:r>
+      <w:r>
+        <w:tab/>
+      </w:r>
+      <w:r>
+        <w:t>5 puntos</w:t>
+      </w:r>
+      <w:r>
+        <w:br/>
+        <w:t>Conclusiones</w:t>
+      </w:r>
+      <w:r>
+        <w:t>:</w:t>
+      </w:r>
+      <w:r>
+        <w:tab/>
+      </w:r>
+      <w:r>
+        <w:tab/>
+      </w:r>
+      <w:r>
+        <w:tab/>
+      </w:r>
+      <w:r>
+        <w:tab/>
+      </w:r>
+      <w:r>
+        <w:tab/>
+      </w:r>
+      <w:r>
+        <w:tab/>
+      </w:r>
+      <w:r>
+        <w:tab/>
+      </w:r>
+      <w:r>
+        <w:t>5 puntos</w:t>
+      </w:r>
+    </w:p>
+    <w:p/>
+    <w:p>
+      <w:r>
+        <w:t xml:space="preserve">Nota:  </w:t>
+      </w:r>
+      <w:r>
+        <w:t>No se</w:t>
+      </w:r>
+      <w:r>
+        <w:t xml:space="preserve"> </w:t>
+      </w:r>
+      <w:r>
+        <w:t>aceptarán</w:t>
+      </w:r>
+      <w:r>
+        <w:t xml:space="preserve"> </w:t>
+      </w:r>
+      <w:r>
+        <w:t>trabajos</w:t>
+      </w:r>
+      <w:r>
+        <w:t xml:space="preserve"> </w:t>
+      </w:r>
+      <w:r>
+        <w:t>fuera</w:t>
+      </w:r>
+      <w:r>
+        <w:t xml:space="preserve"> </w:t>
+      </w:r>
+      <w:r>
+        <w:t>de</w:t>
+      </w:r>
+      <w:r>
+        <w:t xml:space="preserve"> </w:t>
+      </w:r>
+      <w:r>
+        <w:t>la</w:t>
+      </w:r>
+      <w:r>
+        <w:t xml:space="preserve"> </w:t>
+      </w:r>
+      <w:r>
+        <w:t>fecha</w:t>
+      </w:r>
+      <w:r>
+        <w:t xml:space="preserve"> </w:t>
+      </w:r>
+      <w:r>
+        <w:t>de</w:t>
+      </w:r>
+      <w:r>
+        <w:t xml:space="preserve"> </w:t>
+      </w:r>
+      <w:r>
+        <w:t>entrega</w:t>
+      </w:r>
+      <w:r>
+        <w:t xml:space="preserve"> </w:t>
+      </w:r>
+      <w:r>
+        <w:t>o</w:t>
+      </w:r>
+      <w:r>
+        <w:t xml:space="preserve"> </w:t>
+      </w:r>
+      <w:r>
+        <w:t>que</w:t>
+      </w:r>
+      <w:r>
+        <w:t xml:space="preserve"> </w:t>
+      </w:r>
+      <w:r>
+        <w:t>no</w:t>
+      </w:r>
+      <w:r>
+        <w:t xml:space="preserve"> </w:t>
+      </w:r>
+      <w:r>
+        <w:t>cumplan</w:t>
+      </w:r>
+      <w:r>
+        <w:t xml:space="preserve"> </w:t>
+      </w:r>
+      <w:r>
+        <w:t>con</w:t>
+      </w:r>
+      <w:r>
+        <w:t xml:space="preserve"> </w:t>
+      </w:r>
+      <w:r>
+        <w:t>las</w:t>
+      </w:r>
+      <w:r>
+        <w:t xml:space="preserve"> e</w:t>
+      </w:r>
+      <w:r>
+        <w:t>specificaciones de entrega requeridas. Los trabajos que se detecten</w:t>
+      </w:r>
+      <w:r>
+        <w:t xml:space="preserve"> </w:t>
+      </w:r>
+      <w:r>
+        <w:t>copiados</w:t>
+      </w:r>
+      <w:r>
+        <w:t xml:space="preserve"> serán anulados automáticamente para ambos alumnos.</w:t>
       </w:r>
     </w:p>
     <w:sectPr>
+      <w:type w:val="continuous"/>
       <w:pgSz w:w="12240" w:h="15840" w:code="1"/>
       <w:pgMar w:top="1440" w:right="1440" w:bottom="1440" w:left="1440" w:header="720" w:footer="720" w:gutter="0"/>
       <w:pgNumType w:start="2" w:chapStyle="1" w:chapSep="emDash"/>
@@ -3492,13 +3753,18 @@
       </w:rPr>
     </w:pPr>
     <w:r>
-      <w:t>UABC_FCQI_</w:t>
+      <w:t>UABC_FCQI_PROGRAMACI</w:t>
     </w:r>
+    <w:proofErr w:type="spellStart"/>
     <w:r>
-      <w:t>PROGRAMACION_ORIENTADA_A_OBJETOS</w:t>
+      <w:rPr>
+        <w:lang w:val="es-MX"/>
+      </w:rPr>
+      <w:t>Ó</w:t>
     </w:r>
+    <w:proofErr w:type="spellEnd"/>
     <w:r>
-      <w:t>.</w:t>
+      <w:t>NORIENTAOBJETOS.</w:t>
     </w:r>
   </w:p>
 </w:hdr>
@@ -3539,7 +3805,7 @@
           <wp:extent cx="1440000" cy="1440000"/>
           <wp:effectExtent l="0" t="0" r="0" b="0"/>
           <wp:wrapNone/>
-          <wp:docPr id="1819328881" name="image1.png"/>
+          <wp:docPr id="945276758" name="image1.png"/>
           <wp:cNvGraphicFramePr/>
           <a:graphic xmlns:a="http://schemas.openxmlformats.org/drawingml/2006/main">
             <a:graphicData uri="http://schemas.openxmlformats.org/drawingml/2006/picture">
@@ -3587,7 +3853,7 @@
           <wp:extent cx="1056960" cy="1440000"/>
           <wp:effectExtent l="0" t="0" r="0" b="0"/>
           <wp:wrapNone/>
-          <wp:docPr id="960524378" name="image2.png"/>
+          <wp:docPr id="324079009" name="image2.png"/>
           <wp:cNvGraphicFramePr/>
           <a:graphic xmlns:a="http://schemas.openxmlformats.org/drawingml/2006/main">
             <a:graphicData uri="http://schemas.openxmlformats.org/drawingml/2006/picture">
@@ -3643,178 +3909,1023 @@
 <file path=word/numbering.xml><?xml version="1.0" encoding="utf-8"?>
 <w:numbering xmlns:wpc="http://schemas.microsoft.com/office/word/2010/wordprocessingCanvas" xmlns:cx="http://schemas.microsoft.com/office/drawing/2014/chartex" xmlns:cx1="http://schemas.microsoft.com/office/drawing/2015/9/8/chartex" xmlns:cx2="http://schemas.microsoft.com/office/drawing/2015/10/21/chartex" xmlns:cx3="http://schemas.microsoft.com/office/drawing/2016/5/9/chartex" xmlns:cx4="http://schemas.microsoft.com/office/drawing/2016/5/10/chartex" xmlns:cx5="http://schemas.microsoft.com/office/drawing/2016/5/11/chartex" xmlns:cx6="http://schemas.microsoft.com/office/drawing/2016/5/12/chartex" xmlns:cx7="http://schemas.microsoft.com/office/drawing/2016/5/13/chartex" xmlns:cx8="http://schemas.microsoft.com/office/drawing/2016/5/14/chartex" xmlns:mc="http://schemas.openxmlformats.org/markup-compatibility/2006" xmlns:aink="http://schemas.microsoft.com/office/drawing/2016/ink" xmlns:am3d="http://schemas.microsoft.com/office/drawing/2017/model3d" xmlns:o="urn:schemas-microsoft-com:office:office" xmlns:oel="http://schemas.microsoft.com/office/2019/extlst" xmlns:r="http://schemas.openxmlformats.org/officeDocument/2006/relationships" xmlns:m="http://schemas.openxmlformats.org/officeDocument/2006/math" xmlns:v="urn:schemas-microsoft-com:vml" xmlns:wp14="http://schemas.microsoft.com/office/word/2010/wordprocessingDrawing" xmlns:wp="http://schemas.openxmlformats.org/drawingml/2006/wordprocessingDrawing" xmlns:w10="urn:schemas-microsoft-com:office:word" xmlns:w="http://schemas.openxmlformats.org/wordprocessingml/2006/main" xmlns:w14="http://schemas.microsoft.com/office/word/2010/wordml" xmlns:w15="http://schemas.microsoft.com/office/word/2012/wordml" xmlns:w16cex="http://schemas.microsoft.com/office/word/2018/wordml/cex" xmlns:w16cid="http://schemas.microsoft.com/office/word/2016/wordml/cid" xmlns:w16="http://schemas.microsoft.com/office/word/2018/wordml" xmlns:w16du="http://schemas.microsoft.com/office/word/2023/wordml/word16du" xmlns:w16sdtdh="http://schemas.microsoft.com/office/word/2020/wordml/sdtdatahash" xmlns:w16sdtfl="http://schemas.microsoft.com/office/word/2024/wordml/sdtformatlock" xmlns:w16se="http://schemas.microsoft.com/office/word/2015/wordml/symex" xmlns:wpg="http://schemas.microsoft.com/office/word/2010/wordprocessingGroup" xmlns:wpi="http://schemas.microsoft.com/office/word/2010/wordprocessingInk" xmlns:wne="http://schemas.microsoft.com/office/word/2006/wordml" xmlns:wps="http://schemas.microsoft.com/office/word/2010/wordprocessingShape" mc:Ignorable="w14 w15 w16se w16cid w16 w16cex w16sdtdh w16sdtfl w16du wp14">
   <w:abstractNum w:abstractNumId="0" w15:restartNumberingAfterBreak="0">
-    <w:nsid w:val="0A5628C4"/>
+    <w:nsid w:val="04542C02"/>
     <w:multiLevelType w:val="hybridMultilevel"/>
-    <w:tmpl w:val="55841730"/>
-    <w:lvl w:ilvl="0" w:tplc="0409000F">
-      <w:start w:val="1"/>
-      <w:numFmt w:val="decimal"/>
-      <w:lvlText w:val="%1."/>
+    <w:tmpl w:val="F2ECF844"/>
+    <w:lvl w:ilvl="0" w:tplc="04090001">
+      <w:start w:val="1"/>
+      <w:numFmt w:val="bullet"/>
+      <w:lvlText w:val=""/>
       <w:lvlJc w:val="left"/>
       <w:pPr>
         <w:ind w:left="720" w:hanging="360"/>
       </w:pPr>
-    </w:lvl>
-    <w:lvl w:ilvl="1" w:tplc="04090019" w:tentative="1">
-      <w:start w:val="1"/>
-      <w:numFmt w:val="lowerLetter"/>
-      <w:lvlText w:val="%2."/>
+      <w:rPr>
+        <w:rFonts w:ascii="Symbol" w:hAnsi="Symbol" w:hint="default"/>
+      </w:rPr>
+    </w:lvl>
+    <w:lvl w:ilvl="1" w:tplc="04090003" w:tentative="1">
+      <w:start w:val="1"/>
+      <w:numFmt w:val="bullet"/>
+      <w:lvlText w:val="o"/>
       <w:lvlJc w:val="left"/>
       <w:pPr>
         <w:ind w:left="1440" w:hanging="360"/>
       </w:pPr>
-    </w:lvl>
-    <w:lvl w:ilvl="2" w:tplc="0409001B" w:tentative="1">
-      <w:start w:val="1"/>
-      <w:numFmt w:val="lowerRoman"/>
-      <w:lvlText w:val="%3."/>
-      <w:lvlJc w:val="right"/>
-      <w:pPr>
-        <w:ind w:left="2160" w:hanging="180"/>
-      </w:pPr>
-    </w:lvl>
-    <w:lvl w:ilvl="3" w:tplc="0409000F" w:tentative="1">
-      <w:start w:val="1"/>
-      <w:numFmt w:val="decimal"/>
-      <w:lvlText w:val="%4."/>
+      <w:rPr>
+        <w:rFonts w:ascii="Courier New" w:hAnsi="Courier New" w:cs="Courier New" w:hint="default"/>
+      </w:rPr>
+    </w:lvl>
+    <w:lvl w:ilvl="2" w:tplc="04090005" w:tentative="1">
+      <w:start w:val="1"/>
+      <w:numFmt w:val="bullet"/>
+      <w:lvlText w:val=""/>
+      <w:lvlJc w:val="left"/>
+      <w:pPr>
+        <w:ind w:left="2160" w:hanging="360"/>
+      </w:pPr>
+      <w:rPr>
+        <w:rFonts w:ascii="Wingdings" w:hAnsi="Wingdings" w:hint="default"/>
+      </w:rPr>
+    </w:lvl>
+    <w:lvl w:ilvl="3" w:tplc="04090001" w:tentative="1">
+      <w:start w:val="1"/>
+      <w:numFmt w:val="bullet"/>
+      <w:lvlText w:val=""/>
       <w:lvlJc w:val="left"/>
       <w:pPr>
         <w:ind w:left="2880" w:hanging="360"/>
       </w:pPr>
-    </w:lvl>
-    <w:lvl w:ilvl="4" w:tplc="04090019" w:tentative="1">
-      <w:start w:val="1"/>
-      <w:numFmt w:val="lowerLetter"/>
-      <w:lvlText w:val="%5."/>
+      <w:rPr>
+        <w:rFonts w:ascii="Symbol" w:hAnsi="Symbol" w:hint="default"/>
+      </w:rPr>
+    </w:lvl>
+    <w:lvl w:ilvl="4" w:tplc="04090003" w:tentative="1">
+      <w:start w:val="1"/>
+      <w:numFmt w:val="bullet"/>
+      <w:lvlText w:val="o"/>
       <w:lvlJc w:val="left"/>
       <w:pPr>
         <w:ind w:left="3600" w:hanging="360"/>
       </w:pPr>
-    </w:lvl>
-    <w:lvl w:ilvl="5" w:tplc="0409001B" w:tentative="1">
-      <w:start w:val="1"/>
-      <w:numFmt w:val="lowerRoman"/>
-      <w:lvlText w:val="%6."/>
-      <w:lvlJc w:val="right"/>
-      <w:pPr>
-        <w:ind w:left="4320" w:hanging="180"/>
-      </w:pPr>
-    </w:lvl>
-    <w:lvl w:ilvl="6" w:tplc="0409000F" w:tentative="1">
-      <w:start w:val="1"/>
-      <w:numFmt w:val="decimal"/>
-      <w:lvlText w:val="%7."/>
+      <w:rPr>
+        <w:rFonts w:ascii="Courier New" w:hAnsi="Courier New" w:cs="Courier New" w:hint="default"/>
+      </w:rPr>
+    </w:lvl>
+    <w:lvl w:ilvl="5" w:tplc="04090005" w:tentative="1">
+      <w:start w:val="1"/>
+      <w:numFmt w:val="bullet"/>
+      <w:lvlText w:val=""/>
+      <w:lvlJc w:val="left"/>
+      <w:pPr>
+        <w:ind w:left="4320" w:hanging="360"/>
+      </w:pPr>
+      <w:rPr>
+        <w:rFonts w:ascii="Wingdings" w:hAnsi="Wingdings" w:hint="default"/>
+      </w:rPr>
+    </w:lvl>
+    <w:lvl w:ilvl="6" w:tplc="04090001" w:tentative="1">
+      <w:start w:val="1"/>
+      <w:numFmt w:val="bullet"/>
+      <w:lvlText w:val=""/>
       <w:lvlJc w:val="left"/>
       <w:pPr>
         <w:ind w:left="5040" w:hanging="360"/>
       </w:pPr>
-    </w:lvl>
-    <w:lvl w:ilvl="7" w:tplc="04090019" w:tentative="1">
-      <w:start w:val="1"/>
-      <w:numFmt w:val="lowerLetter"/>
-      <w:lvlText w:val="%8."/>
+      <w:rPr>
+        <w:rFonts w:ascii="Symbol" w:hAnsi="Symbol" w:hint="default"/>
+      </w:rPr>
+    </w:lvl>
+    <w:lvl w:ilvl="7" w:tplc="04090003" w:tentative="1">
+      <w:start w:val="1"/>
+      <w:numFmt w:val="bullet"/>
+      <w:lvlText w:val="o"/>
       <w:lvlJc w:val="left"/>
       <w:pPr>
         <w:ind w:left="5760" w:hanging="360"/>
       </w:pPr>
-    </w:lvl>
-    <w:lvl w:ilvl="8" w:tplc="0409001B" w:tentative="1">
-      <w:start w:val="1"/>
-      <w:numFmt w:val="lowerRoman"/>
-      <w:lvlText w:val="%9."/>
-      <w:lvlJc w:val="right"/>
-      <w:pPr>
-        <w:ind w:left="6480" w:hanging="180"/>
-      </w:pPr>
+      <w:rPr>
+        <w:rFonts w:ascii="Courier New" w:hAnsi="Courier New" w:cs="Courier New" w:hint="default"/>
+      </w:rPr>
+    </w:lvl>
+    <w:lvl w:ilvl="8" w:tplc="04090005" w:tentative="1">
+      <w:start w:val="1"/>
+      <w:numFmt w:val="bullet"/>
+      <w:lvlText w:val=""/>
+      <w:lvlJc w:val="left"/>
+      <w:pPr>
+        <w:ind w:left="6480" w:hanging="360"/>
+      </w:pPr>
+      <w:rPr>
+        <w:rFonts w:ascii="Wingdings" w:hAnsi="Wingdings" w:hint="default"/>
+      </w:rPr>
     </w:lvl>
   </w:abstractNum>
   <w:abstractNum w:abstractNumId="1" w15:restartNumberingAfterBreak="0">
-    <w:nsid w:val="13D80578"/>
+    <w:nsid w:val="08485E11"/>
     <w:multiLevelType w:val="hybridMultilevel"/>
-    <w:tmpl w:val="0B062160"/>
-    <w:lvl w:ilvl="0" w:tplc="0409000F">
-      <w:start w:val="1"/>
-      <w:numFmt w:val="decimal"/>
-      <w:lvlText w:val="%1."/>
+    <w:tmpl w:val="E6AC0770"/>
+    <w:lvl w:ilvl="0" w:tplc="04090001">
+      <w:start w:val="1"/>
+      <w:numFmt w:val="bullet"/>
+      <w:lvlText w:val=""/>
       <w:lvlJc w:val="left"/>
       <w:pPr>
         <w:ind w:left="720" w:hanging="360"/>
       </w:pPr>
-    </w:lvl>
-    <w:lvl w:ilvl="1" w:tplc="04090019" w:tentative="1">
-      <w:start w:val="1"/>
-      <w:numFmt w:val="lowerLetter"/>
-      <w:lvlText w:val="%2."/>
+      <w:rPr>
+        <w:rFonts w:ascii="Symbol" w:hAnsi="Symbol" w:hint="default"/>
+      </w:rPr>
+    </w:lvl>
+    <w:lvl w:ilvl="1" w:tplc="04090003" w:tentative="1">
+      <w:start w:val="1"/>
+      <w:numFmt w:val="bullet"/>
+      <w:lvlText w:val="o"/>
       <w:lvlJc w:val="left"/>
       <w:pPr>
         <w:ind w:left="1440" w:hanging="360"/>
       </w:pPr>
-    </w:lvl>
-    <w:lvl w:ilvl="2" w:tplc="0409001B" w:tentative="1">
-      <w:start w:val="1"/>
-      <w:numFmt w:val="lowerRoman"/>
-      <w:lvlText w:val="%3."/>
-      <w:lvlJc w:val="right"/>
-      <w:pPr>
-        <w:ind w:left="2160" w:hanging="180"/>
-      </w:pPr>
-    </w:lvl>
-    <w:lvl w:ilvl="3" w:tplc="0409000F" w:tentative="1">
-      <w:start w:val="1"/>
-      <w:numFmt w:val="decimal"/>
-      <w:lvlText w:val="%4."/>
+      <w:rPr>
+        <w:rFonts w:ascii="Courier New" w:hAnsi="Courier New" w:cs="Courier New" w:hint="default"/>
+      </w:rPr>
+    </w:lvl>
+    <w:lvl w:ilvl="2" w:tplc="04090005" w:tentative="1">
+      <w:start w:val="1"/>
+      <w:numFmt w:val="bullet"/>
+      <w:lvlText w:val=""/>
+      <w:lvlJc w:val="left"/>
+      <w:pPr>
+        <w:ind w:left="2160" w:hanging="360"/>
+      </w:pPr>
+      <w:rPr>
+        <w:rFonts w:ascii="Wingdings" w:hAnsi="Wingdings" w:hint="default"/>
+      </w:rPr>
+    </w:lvl>
+    <w:lvl w:ilvl="3" w:tplc="04090001" w:tentative="1">
+      <w:start w:val="1"/>
+      <w:numFmt w:val="bullet"/>
+      <w:lvlText w:val=""/>
       <w:lvlJc w:val="left"/>
       <w:pPr>
         <w:ind w:left="2880" w:hanging="360"/>
       </w:pPr>
-    </w:lvl>
-    <w:lvl w:ilvl="4" w:tplc="04090019" w:tentative="1">
-      <w:start w:val="1"/>
-      <w:numFmt w:val="lowerLetter"/>
-      <w:lvlText w:val="%5."/>
+      <w:rPr>
+        <w:rFonts w:ascii="Symbol" w:hAnsi="Symbol" w:hint="default"/>
+      </w:rPr>
+    </w:lvl>
+    <w:lvl w:ilvl="4" w:tplc="04090003" w:tentative="1">
+      <w:start w:val="1"/>
+      <w:numFmt w:val="bullet"/>
+      <w:lvlText w:val="o"/>
       <w:lvlJc w:val="left"/>
       <w:pPr>
         <w:ind w:left="3600" w:hanging="360"/>
       </w:pPr>
-    </w:lvl>
-    <w:lvl w:ilvl="5" w:tplc="0409001B" w:tentative="1">
-      <w:start w:val="1"/>
-      <w:numFmt w:val="lowerRoman"/>
-      <w:lvlText w:val="%6."/>
-      <w:lvlJc w:val="right"/>
-      <w:pPr>
-        <w:ind w:left="4320" w:hanging="180"/>
-      </w:pPr>
-    </w:lvl>
-    <w:lvl w:ilvl="6" w:tplc="0409000F" w:tentative="1">
-      <w:start w:val="1"/>
-      <w:numFmt w:val="decimal"/>
-      <w:lvlText w:val="%7."/>
+      <w:rPr>
+        <w:rFonts w:ascii="Courier New" w:hAnsi="Courier New" w:cs="Courier New" w:hint="default"/>
+      </w:rPr>
+    </w:lvl>
+    <w:lvl w:ilvl="5" w:tplc="04090005" w:tentative="1">
+      <w:start w:val="1"/>
+      <w:numFmt w:val="bullet"/>
+      <w:lvlText w:val=""/>
+      <w:lvlJc w:val="left"/>
+      <w:pPr>
+        <w:ind w:left="4320" w:hanging="360"/>
+      </w:pPr>
+      <w:rPr>
+        <w:rFonts w:ascii="Wingdings" w:hAnsi="Wingdings" w:hint="default"/>
+      </w:rPr>
+    </w:lvl>
+    <w:lvl w:ilvl="6" w:tplc="04090001" w:tentative="1">
+      <w:start w:val="1"/>
+      <w:numFmt w:val="bullet"/>
+      <w:lvlText w:val=""/>
       <w:lvlJc w:val="left"/>
       <w:pPr>
         <w:ind w:left="5040" w:hanging="360"/>
       </w:pPr>
-    </w:lvl>
-    <w:lvl w:ilvl="7" w:tplc="04090019" w:tentative="1">
-      <w:start w:val="1"/>
-      <w:numFmt w:val="lowerLetter"/>
-      <w:lvlText w:val="%8."/>
+      <w:rPr>
+        <w:rFonts w:ascii="Symbol" w:hAnsi="Symbol" w:hint="default"/>
+      </w:rPr>
+    </w:lvl>
+    <w:lvl w:ilvl="7" w:tplc="04090003" w:tentative="1">
+      <w:start w:val="1"/>
+      <w:numFmt w:val="bullet"/>
+      <w:lvlText w:val="o"/>
       <w:lvlJc w:val="left"/>
       <w:pPr>
         <w:ind w:left="5760" w:hanging="360"/>
       </w:pPr>
-    </w:lvl>
-    <w:lvl w:ilvl="8" w:tplc="0409001B" w:tentative="1">
-      <w:start w:val="1"/>
-      <w:numFmt w:val="lowerRoman"/>
-      <w:lvlText w:val="%9."/>
-      <w:lvlJc w:val="right"/>
-      <w:pPr>
-        <w:ind w:left="6480" w:hanging="180"/>
-      </w:pPr>
+      <w:rPr>
+        <w:rFonts w:ascii="Courier New" w:hAnsi="Courier New" w:cs="Courier New" w:hint="default"/>
+      </w:rPr>
+    </w:lvl>
+    <w:lvl w:ilvl="8" w:tplc="04090005" w:tentative="1">
+      <w:start w:val="1"/>
+      <w:numFmt w:val="bullet"/>
+      <w:lvlText w:val=""/>
+      <w:lvlJc w:val="left"/>
+      <w:pPr>
+        <w:ind w:left="6480" w:hanging="360"/>
+      </w:pPr>
+      <w:rPr>
+        <w:rFonts w:ascii="Wingdings" w:hAnsi="Wingdings" w:hint="default"/>
+      </w:rPr>
     </w:lvl>
   </w:abstractNum>
   <w:abstractNum w:abstractNumId="2" w15:restartNumberingAfterBreak="0">
+    <w:nsid w:val="09AD6D74"/>
+    <w:multiLevelType w:val="hybridMultilevel"/>
+    <w:tmpl w:val="987E91EA"/>
+    <w:lvl w:ilvl="0" w:tplc="04090001">
+      <w:start w:val="1"/>
+      <w:numFmt w:val="bullet"/>
+      <w:lvlText w:val=""/>
+      <w:lvlJc w:val="left"/>
+      <w:pPr>
+        <w:ind w:left="720" w:hanging="360"/>
+      </w:pPr>
+      <w:rPr>
+        <w:rFonts w:ascii="Symbol" w:hAnsi="Symbol" w:hint="default"/>
+      </w:rPr>
+    </w:lvl>
+    <w:lvl w:ilvl="1" w:tplc="04090003" w:tentative="1">
+      <w:start w:val="1"/>
+      <w:numFmt w:val="bullet"/>
+      <w:lvlText w:val="o"/>
+      <w:lvlJc w:val="left"/>
+      <w:pPr>
+        <w:ind w:left="1440" w:hanging="360"/>
+      </w:pPr>
+      <w:rPr>
+        <w:rFonts w:ascii="Courier New" w:hAnsi="Courier New" w:cs="Courier New" w:hint="default"/>
+      </w:rPr>
+    </w:lvl>
+    <w:lvl w:ilvl="2" w:tplc="04090005" w:tentative="1">
+      <w:start w:val="1"/>
+      <w:numFmt w:val="bullet"/>
+      <w:lvlText w:val=""/>
+      <w:lvlJc w:val="left"/>
+      <w:pPr>
+        <w:ind w:left="2160" w:hanging="360"/>
+      </w:pPr>
+      <w:rPr>
+        <w:rFonts w:ascii="Wingdings" w:hAnsi="Wingdings" w:hint="default"/>
+      </w:rPr>
+    </w:lvl>
+    <w:lvl w:ilvl="3" w:tplc="04090001" w:tentative="1">
+      <w:start w:val="1"/>
+      <w:numFmt w:val="bullet"/>
+      <w:lvlText w:val=""/>
+      <w:lvlJc w:val="left"/>
+      <w:pPr>
+        <w:ind w:left="2880" w:hanging="360"/>
+      </w:pPr>
+      <w:rPr>
+        <w:rFonts w:ascii="Symbol" w:hAnsi="Symbol" w:hint="default"/>
+      </w:rPr>
+    </w:lvl>
+    <w:lvl w:ilvl="4" w:tplc="04090003" w:tentative="1">
+      <w:start w:val="1"/>
+      <w:numFmt w:val="bullet"/>
+      <w:lvlText w:val="o"/>
+      <w:lvlJc w:val="left"/>
+      <w:pPr>
+        <w:ind w:left="3600" w:hanging="360"/>
+      </w:pPr>
+      <w:rPr>
+        <w:rFonts w:ascii="Courier New" w:hAnsi="Courier New" w:cs="Courier New" w:hint="default"/>
+      </w:rPr>
+    </w:lvl>
+    <w:lvl w:ilvl="5" w:tplc="04090005" w:tentative="1">
+      <w:start w:val="1"/>
+      <w:numFmt w:val="bullet"/>
+      <w:lvlText w:val=""/>
+      <w:lvlJc w:val="left"/>
+      <w:pPr>
+        <w:ind w:left="4320" w:hanging="360"/>
+      </w:pPr>
+      <w:rPr>
+        <w:rFonts w:ascii="Wingdings" w:hAnsi="Wingdings" w:hint="default"/>
+      </w:rPr>
+    </w:lvl>
+    <w:lvl w:ilvl="6" w:tplc="04090001" w:tentative="1">
+      <w:start w:val="1"/>
+      <w:numFmt w:val="bullet"/>
+      <w:lvlText w:val=""/>
+      <w:lvlJc w:val="left"/>
+      <w:pPr>
+        <w:ind w:left="5040" w:hanging="360"/>
+      </w:pPr>
+      <w:rPr>
+        <w:rFonts w:ascii="Symbol" w:hAnsi="Symbol" w:hint="default"/>
+      </w:rPr>
+    </w:lvl>
+    <w:lvl w:ilvl="7" w:tplc="04090003" w:tentative="1">
+      <w:start w:val="1"/>
+      <w:numFmt w:val="bullet"/>
+      <w:lvlText w:val="o"/>
+      <w:lvlJc w:val="left"/>
+      <w:pPr>
+        <w:ind w:left="5760" w:hanging="360"/>
+      </w:pPr>
+      <w:rPr>
+        <w:rFonts w:ascii="Courier New" w:hAnsi="Courier New" w:cs="Courier New" w:hint="default"/>
+      </w:rPr>
+    </w:lvl>
+    <w:lvl w:ilvl="8" w:tplc="04090005" w:tentative="1">
+      <w:start w:val="1"/>
+      <w:numFmt w:val="bullet"/>
+      <w:lvlText w:val=""/>
+      <w:lvlJc w:val="left"/>
+      <w:pPr>
+        <w:ind w:left="6480" w:hanging="360"/>
+      </w:pPr>
+      <w:rPr>
+        <w:rFonts w:ascii="Wingdings" w:hAnsi="Wingdings" w:hint="default"/>
+      </w:rPr>
+    </w:lvl>
+  </w:abstractNum>
+  <w:abstractNum w:abstractNumId="3" w15:restartNumberingAfterBreak="0">
+    <w:nsid w:val="0EEA5592"/>
+    <w:multiLevelType w:val="hybridMultilevel"/>
+    <w:tmpl w:val="0D50F75E"/>
+    <w:lvl w:ilvl="0" w:tplc="04090001">
+      <w:start w:val="1"/>
+      <w:numFmt w:val="bullet"/>
+      <w:lvlText w:val=""/>
+      <w:lvlJc w:val="left"/>
+      <w:pPr>
+        <w:ind w:left="720" w:hanging="360"/>
+      </w:pPr>
+      <w:rPr>
+        <w:rFonts w:ascii="Symbol" w:hAnsi="Symbol" w:hint="default"/>
+      </w:rPr>
+    </w:lvl>
+    <w:lvl w:ilvl="1" w:tplc="04090003" w:tentative="1">
+      <w:start w:val="1"/>
+      <w:numFmt w:val="bullet"/>
+      <w:lvlText w:val="o"/>
+      <w:lvlJc w:val="left"/>
+      <w:pPr>
+        <w:ind w:left="1440" w:hanging="360"/>
+      </w:pPr>
+      <w:rPr>
+        <w:rFonts w:ascii="Courier New" w:hAnsi="Courier New" w:cs="Courier New" w:hint="default"/>
+      </w:rPr>
+    </w:lvl>
+    <w:lvl w:ilvl="2" w:tplc="04090005" w:tentative="1">
+      <w:start w:val="1"/>
+      <w:numFmt w:val="bullet"/>
+      <w:lvlText w:val=""/>
+      <w:lvlJc w:val="left"/>
+      <w:pPr>
+        <w:ind w:left="2160" w:hanging="360"/>
+      </w:pPr>
+      <w:rPr>
+        <w:rFonts w:ascii="Wingdings" w:hAnsi="Wingdings" w:hint="default"/>
+      </w:rPr>
+    </w:lvl>
+    <w:lvl w:ilvl="3" w:tplc="04090001" w:tentative="1">
+      <w:start w:val="1"/>
+      <w:numFmt w:val="bullet"/>
+      <w:lvlText w:val=""/>
+      <w:lvlJc w:val="left"/>
+      <w:pPr>
+        <w:ind w:left="2880" w:hanging="360"/>
+      </w:pPr>
+      <w:rPr>
+        <w:rFonts w:ascii="Symbol" w:hAnsi="Symbol" w:hint="default"/>
+      </w:rPr>
+    </w:lvl>
+    <w:lvl w:ilvl="4" w:tplc="04090003" w:tentative="1">
+      <w:start w:val="1"/>
+      <w:numFmt w:val="bullet"/>
+      <w:lvlText w:val="o"/>
+      <w:lvlJc w:val="left"/>
+      <w:pPr>
+        <w:ind w:left="3600" w:hanging="360"/>
+      </w:pPr>
+      <w:rPr>
+        <w:rFonts w:ascii="Courier New" w:hAnsi="Courier New" w:cs="Courier New" w:hint="default"/>
+      </w:rPr>
+    </w:lvl>
+    <w:lvl w:ilvl="5" w:tplc="04090005" w:tentative="1">
+      <w:start w:val="1"/>
+      <w:numFmt w:val="bullet"/>
+      <w:lvlText w:val=""/>
+      <w:lvlJc w:val="left"/>
+      <w:pPr>
+        <w:ind w:left="4320" w:hanging="360"/>
+      </w:pPr>
+      <w:rPr>
+        <w:rFonts w:ascii="Wingdings" w:hAnsi="Wingdings" w:hint="default"/>
+      </w:rPr>
+    </w:lvl>
+    <w:lvl w:ilvl="6" w:tplc="04090001" w:tentative="1">
+      <w:start w:val="1"/>
+      <w:numFmt w:val="bullet"/>
+      <w:lvlText w:val=""/>
+      <w:lvlJc w:val="left"/>
+      <w:pPr>
+        <w:ind w:left="5040" w:hanging="360"/>
+      </w:pPr>
+      <w:rPr>
+        <w:rFonts w:ascii="Symbol" w:hAnsi="Symbol" w:hint="default"/>
+      </w:rPr>
+    </w:lvl>
+    <w:lvl w:ilvl="7" w:tplc="04090003" w:tentative="1">
+      <w:start w:val="1"/>
+      <w:numFmt w:val="bullet"/>
+      <w:lvlText w:val="o"/>
+      <w:lvlJc w:val="left"/>
+      <w:pPr>
+        <w:ind w:left="5760" w:hanging="360"/>
+      </w:pPr>
+      <w:rPr>
+        <w:rFonts w:ascii="Courier New" w:hAnsi="Courier New" w:cs="Courier New" w:hint="default"/>
+      </w:rPr>
+    </w:lvl>
+    <w:lvl w:ilvl="8" w:tplc="04090005" w:tentative="1">
+      <w:start w:val="1"/>
+      <w:numFmt w:val="bullet"/>
+      <w:lvlText w:val=""/>
+      <w:lvlJc w:val="left"/>
+      <w:pPr>
+        <w:ind w:left="6480" w:hanging="360"/>
+      </w:pPr>
+      <w:rPr>
+        <w:rFonts w:ascii="Wingdings" w:hAnsi="Wingdings" w:hint="default"/>
+      </w:rPr>
+    </w:lvl>
+  </w:abstractNum>
+  <w:abstractNum w:abstractNumId="4" w15:restartNumberingAfterBreak="0">
+    <w:nsid w:val="11645228"/>
+    <w:multiLevelType w:val="hybridMultilevel"/>
+    <w:tmpl w:val="1EFE69DE"/>
+    <w:lvl w:ilvl="0" w:tplc="04090001">
+      <w:start w:val="1"/>
+      <w:numFmt w:val="bullet"/>
+      <w:lvlText w:val=""/>
+      <w:lvlJc w:val="left"/>
+      <w:pPr>
+        <w:ind w:left="1440" w:hanging="360"/>
+      </w:pPr>
+      <w:rPr>
+        <w:rFonts w:ascii="Symbol" w:hAnsi="Symbol" w:hint="default"/>
+      </w:rPr>
+    </w:lvl>
+    <w:lvl w:ilvl="1" w:tplc="04090003" w:tentative="1">
+      <w:start w:val="1"/>
+      <w:numFmt w:val="bullet"/>
+      <w:lvlText w:val="o"/>
+      <w:lvlJc w:val="left"/>
+      <w:pPr>
+        <w:ind w:left="2160" w:hanging="360"/>
+      </w:pPr>
+      <w:rPr>
+        <w:rFonts w:ascii="Courier New" w:hAnsi="Courier New" w:cs="Courier New" w:hint="default"/>
+      </w:rPr>
+    </w:lvl>
+    <w:lvl w:ilvl="2" w:tplc="04090005" w:tentative="1">
+      <w:start w:val="1"/>
+      <w:numFmt w:val="bullet"/>
+      <w:lvlText w:val=""/>
+      <w:lvlJc w:val="left"/>
+      <w:pPr>
+        <w:ind w:left="2880" w:hanging="360"/>
+      </w:pPr>
+      <w:rPr>
+        <w:rFonts w:ascii="Wingdings" w:hAnsi="Wingdings" w:hint="default"/>
+      </w:rPr>
+    </w:lvl>
+    <w:lvl w:ilvl="3" w:tplc="04090001" w:tentative="1">
+      <w:start w:val="1"/>
+      <w:numFmt w:val="bullet"/>
+      <w:lvlText w:val=""/>
+      <w:lvlJc w:val="left"/>
+      <w:pPr>
+        <w:ind w:left="3600" w:hanging="360"/>
+      </w:pPr>
+      <w:rPr>
+        <w:rFonts w:ascii="Symbol" w:hAnsi="Symbol" w:hint="default"/>
+      </w:rPr>
+    </w:lvl>
+    <w:lvl w:ilvl="4" w:tplc="04090003" w:tentative="1">
+      <w:start w:val="1"/>
+      <w:numFmt w:val="bullet"/>
+      <w:lvlText w:val="o"/>
+      <w:lvlJc w:val="left"/>
+      <w:pPr>
+        <w:ind w:left="4320" w:hanging="360"/>
+      </w:pPr>
+      <w:rPr>
+        <w:rFonts w:ascii="Courier New" w:hAnsi="Courier New" w:cs="Courier New" w:hint="default"/>
+      </w:rPr>
+    </w:lvl>
+    <w:lvl w:ilvl="5" w:tplc="04090005" w:tentative="1">
+      <w:start w:val="1"/>
+      <w:numFmt w:val="bullet"/>
+      <w:lvlText w:val=""/>
+      <w:lvlJc w:val="left"/>
+      <w:pPr>
+        <w:ind w:left="5040" w:hanging="360"/>
+      </w:pPr>
+      <w:rPr>
+        <w:rFonts w:ascii="Wingdings" w:hAnsi="Wingdings" w:hint="default"/>
+      </w:rPr>
+    </w:lvl>
+    <w:lvl w:ilvl="6" w:tplc="04090001" w:tentative="1">
+      <w:start w:val="1"/>
+      <w:numFmt w:val="bullet"/>
+      <w:lvlText w:val=""/>
+      <w:lvlJc w:val="left"/>
+      <w:pPr>
+        <w:ind w:left="5760" w:hanging="360"/>
+      </w:pPr>
+      <w:rPr>
+        <w:rFonts w:ascii="Symbol" w:hAnsi="Symbol" w:hint="default"/>
+      </w:rPr>
+    </w:lvl>
+    <w:lvl w:ilvl="7" w:tplc="04090003" w:tentative="1">
+      <w:start w:val="1"/>
+      <w:numFmt w:val="bullet"/>
+      <w:lvlText w:val="o"/>
+      <w:lvlJc w:val="left"/>
+      <w:pPr>
+        <w:ind w:left="6480" w:hanging="360"/>
+      </w:pPr>
+      <w:rPr>
+        <w:rFonts w:ascii="Courier New" w:hAnsi="Courier New" w:cs="Courier New" w:hint="default"/>
+      </w:rPr>
+    </w:lvl>
+    <w:lvl w:ilvl="8" w:tplc="04090005" w:tentative="1">
+      <w:start w:val="1"/>
+      <w:numFmt w:val="bullet"/>
+      <w:lvlText w:val=""/>
+      <w:lvlJc w:val="left"/>
+      <w:pPr>
+        <w:ind w:left="7200" w:hanging="360"/>
+      </w:pPr>
+      <w:rPr>
+        <w:rFonts w:ascii="Wingdings" w:hAnsi="Wingdings" w:hint="default"/>
+      </w:rPr>
+    </w:lvl>
+  </w:abstractNum>
+  <w:abstractNum w:abstractNumId="5" w15:restartNumberingAfterBreak="0">
+    <w:nsid w:val="13C63E73"/>
+    <w:multiLevelType w:val="hybridMultilevel"/>
+    <w:tmpl w:val="298659FA"/>
+    <w:lvl w:ilvl="0" w:tplc="04090001">
+      <w:start w:val="1"/>
+      <w:numFmt w:val="bullet"/>
+      <w:lvlText w:val=""/>
+      <w:lvlJc w:val="left"/>
+      <w:pPr>
+        <w:ind w:left="720" w:hanging="360"/>
+      </w:pPr>
+      <w:rPr>
+        <w:rFonts w:ascii="Symbol" w:hAnsi="Symbol" w:hint="default"/>
+      </w:rPr>
+    </w:lvl>
+    <w:lvl w:ilvl="1" w:tplc="04090003" w:tentative="1">
+      <w:start w:val="1"/>
+      <w:numFmt w:val="bullet"/>
+      <w:lvlText w:val="o"/>
+      <w:lvlJc w:val="left"/>
+      <w:pPr>
+        <w:ind w:left="1440" w:hanging="360"/>
+      </w:pPr>
+      <w:rPr>
+        <w:rFonts w:ascii="Courier New" w:hAnsi="Courier New" w:cs="Courier New" w:hint="default"/>
+      </w:rPr>
+    </w:lvl>
+    <w:lvl w:ilvl="2" w:tplc="04090005" w:tentative="1">
+      <w:start w:val="1"/>
+      <w:numFmt w:val="bullet"/>
+      <w:lvlText w:val=""/>
+      <w:lvlJc w:val="left"/>
+      <w:pPr>
+        <w:ind w:left="2160" w:hanging="360"/>
+      </w:pPr>
+      <w:rPr>
+        <w:rFonts w:ascii="Wingdings" w:hAnsi="Wingdings" w:hint="default"/>
+      </w:rPr>
+    </w:lvl>
+    <w:lvl w:ilvl="3" w:tplc="04090001" w:tentative="1">
+      <w:start w:val="1"/>
+      <w:numFmt w:val="bullet"/>
+      <w:lvlText w:val=""/>
+      <w:lvlJc w:val="left"/>
+      <w:pPr>
+        <w:ind w:left="2880" w:hanging="360"/>
+      </w:pPr>
+      <w:rPr>
+        <w:rFonts w:ascii="Symbol" w:hAnsi="Symbol" w:hint="default"/>
+      </w:rPr>
+    </w:lvl>
+    <w:lvl w:ilvl="4" w:tplc="04090003" w:tentative="1">
+      <w:start w:val="1"/>
+      <w:numFmt w:val="bullet"/>
+      <w:lvlText w:val="o"/>
+      <w:lvlJc w:val="left"/>
+      <w:pPr>
+        <w:ind w:left="3600" w:hanging="360"/>
+      </w:pPr>
+      <w:rPr>
+        <w:rFonts w:ascii="Courier New" w:hAnsi="Courier New" w:cs="Courier New" w:hint="default"/>
+      </w:rPr>
+    </w:lvl>
+    <w:lvl w:ilvl="5" w:tplc="04090005" w:tentative="1">
+      <w:start w:val="1"/>
+      <w:numFmt w:val="bullet"/>
+      <w:lvlText w:val=""/>
+      <w:lvlJc w:val="left"/>
+      <w:pPr>
+        <w:ind w:left="4320" w:hanging="360"/>
+      </w:pPr>
+      <w:rPr>
+        <w:rFonts w:ascii="Wingdings" w:hAnsi="Wingdings" w:hint="default"/>
+      </w:rPr>
+    </w:lvl>
+    <w:lvl w:ilvl="6" w:tplc="04090001" w:tentative="1">
+      <w:start w:val="1"/>
+      <w:numFmt w:val="bullet"/>
+      <w:lvlText w:val=""/>
+      <w:lvlJc w:val="left"/>
+      <w:pPr>
+        <w:ind w:left="5040" w:hanging="360"/>
+      </w:pPr>
+      <w:rPr>
+        <w:rFonts w:ascii="Symbol" w:hAnsi="Symbol" w:hint="default"/>
+      </w:rPr>
+    </w:lvl>
+    <w:lvl w:ilvl="7" w:tplc="04090003" w:tentative="1">
+      <w:start w:val="1"/>
+      <w:numFmt w:val="bullet"/>
+      <w:lvlText w:val="o"/>
+      <w:lvlJc w:val="left"/>
+      <w:pPr>
+        <w:ind w:left="5760" w:hanging="360"/>
+      </w:pPr>
+      <w:rPr>
+        <w:rFonts w:ascii="Courier New" w:hAnsi="Courier New" w:cs="Courier New" w:hint="default"/>
+      </w:rPr>
+    </w:lvl>
+    <w:lvl w:ilvl="8" w:tplc="04090005" w:tentative="1">
+      <w:start w:val="1"/>
+      <w:numFmt w:val="bullet"/>
+      <w:lvlText w:val=""/>
+      <w:lvlJc w:val="left"/>
+      <w:pPr>
+        <w:ind w:left="6480" w:hanging="360"/>
+      </w:pPr>
+      <w:rPr>
+        <w:rFonts w:ascii="Wingdings" w:hAnsi="Wingdings" w:hint="default"/>
+      </w:rPr>
+    </w:lvl>
+  </w:abstractNum>
+  <w:abstractNum w:abstractNumId="6" w15:restartNumberingAfterBreak="0">
+    <w:nsid w:val="16E50862"/>
+    <w:multiLevelType w:val="hybridMultilevel"/>
+    <w:tmpl w:val="A3382328"/>
+    <w:lvl w:ilvl="0" w:tplc="04090001">
+      <w:start w:val="1"/>
+      <w:numFmt w:val="bullet"/>
+      <w:lvlText w:val=""/>
+      <w:lvlJc w:val="left"/>
+      <w:pPr>
+        <w:ind w:left="720" w:hanging="360"/>
+      </w:pPr>
+      <w:rPr>
+        <w:rFonts w:ascii="Symbol" w:hAnsi="Symbol" w:hint="default"/>
+      </w:rPr>
+    </w:lvl>
+    <w:lvl w:ilvl="1" w:tplc="04090003" w:tentative="1">
+      <w:start w:val="1"/>
+      <w:numFmt w:val="bullet"/>
+      <w:lvlText w:val="o"/>
+      <w:lvlJc w:val="left"/>
+      <w:pPr>
+        <w:ind w:left="1440" w:hanging="360"/>
+      </w:pPr>
+      <w:rPr>
+        <w:rFonts w:ascii="Courier New" w:hAnsi="Courier New" w:cs="Courier New" w:hint="default"/>
+      </w:rPr>
+    </w:lvl>
+    <w:lvl w:ilvl="2" w:tplc="04090005" w:tentative="1">
+      <w:start w:val="1"/>
+      <w:numFmt w:val="bullet"/>
+      <w:lvlText w:val=""/>
+      <w:lvlJc w:val="left"/>
+      <w:pPr>
+        <w:ind w:left="2160" w:hanging="360"/>
+      </w:pPr>
+      <w:rPr>
+        <w:rFonts w:ascii="Wingdings" w:hAnsi="Wingdings" w:hint="default"/>
+      </w:rPr>
+    </w:lvl>
+    <w:lvl w:ilvl="3" w:tplc="04090001" w:tentative="1">
+      <w:start w:val="1"/>
+      <w:numFmt w:val="bullet"/>
+      <w:lvlText w:val=""/>
+      <w:lvlJc w:val="left"/>
+      <w:pPr>
+        <w:ind w:left="2880" w:hanging="360"/>
+      </w:pPr>
+      <w:rPr>
+        <w:rFonts w:ascii="Symbol" w:hAnsi="Symbol" w:hint="default"/>
+      </w:rPr>
+    </w:lvl>
+    <w:lvl w:ilvl="4" w:tplc="04090003" w:tentative="1">
+      <w:start w:val="1"/>
+      <w:numFmt w:val="bullet"/>
+      <w:lvlText w:val="o"/>
+      <w:lvlJc w:val="left"/>
+      <w:pPr>
+        <w:ind w:left="3600" w:hanging="360"/>
+      </w:pPr>
+      <w:rPr>
+        <w:rFonts w:ascii="Courier New" w:hAnsi="Courier New" w:cs="Courier New" w:hint="default"/>
+      </w:rPr>
+    </w:lvl>
+    <w:lvl w:ilvl="5" w:tplc="04090005" w:tentative="1">
+      <w:start w:val="1"/>
+      <w:numFmt w:val="bullet"/>
+      <w:lvlText w:val=""/>
+      <w:lvlJc w:val="left"/>
+      <w:pPr>
+        <w:ind w:left="4320" w:hanging="360"/>
+      </w:pPr>
+      <w:rPr>
+        <w:rFonts w:ascii="Wingdings" w:hAnsi="Wingdings" w:hint="default"/>
+      </w:rPr>
+    </w:lvl>
+    <w:lvl w:ilvl="6" w:tplc="04090001" w:tentative="1">
+      <w:start w:val="1"/>
+      <w:numFmt w:val="bullet"/>
+      <w:lvlText w:val=""/>
+      <w:lvlJc w:val="left"/>
+      <w:pPr>
+        <w:ind w:left="5040" w:hanging="360"/>
+      </w:pPr>
+      <w:rPr>
+        <w:rFonts w:ascii="Symbol" w:hAnsi="Symbol" w:hint="default"/>
+      </w:rPr>
+    </w:lvl>
+    <w:lvl w:ilvl="7" w:tplc="04090003" w:tentative="1">
+      <w:start w:val="1"/>
+      <w:numFmt w:val="bullet"/>
+      <w:lvlText w:val="o"/>
+      <w:lvlJc w:val="left"/>
+      <w:pPr>
+        <w:ind w:left="5760" w:hanging="360"/>
+      </w:pPr>
+      <w:rPr>
+        <w:rFonts w:ascii="Courier New" w:hAnsi="Courier New" w:cs="Courier New" w:hint="default"/>
+      </w:rPr>
+    </w:lvl>
+    <w:lvl w:ilvl="8" w:tplc="04090005" w:tentative="1">
+      <w:start w:val="1"/>
+      <w:numFmt w:val="bullet"/>
+      <w:lvlText w:val=""/>
+      <w:lvlJc w:val="left"/>
+      <w:pPr>
+        <w:ind w:left="6480" w:hanging="360"/>
+      </w:pPr>
+      <w:rPr>
+        <w:rFonts w:ascii="Wingdings" w:hAnsi="Wingdings" w:hint="default"/>
+      </w:rPr>
+    </w:lvl>
+  </w:abstractNum>
+  <w:abstractNum w:abstractNumId="7" w15:restartNumberingAfterBreak="0">
+    <w:nsid w:val="177479EB"/>
+    <w:multiLevelType w:val="hybridMultilevel"/>
+    <w:tmpl w:val="05EA3054"/>
+    <w:lvl w:ilvl="0" w:tplc="04090001">
+      <w:start w:val="1"/>
+      <w:numFmt w:val="bullet"/>
+      <w:lvlText w:val=""/>
+      <w:lvlJc w:val="left"/>
+      <w:pPr>
+        <w:ind w:left="720" w:hanging="360"/>
+      </w:pPr>
+      <w:rPr>
+        <w:rFonts w:ascii="Symbol" w:hAnsi="Symbol" w:hint="default"/>
+      </w:rPr>
+    </w:lvl>
+    <w:lvl w:ilvl="1" w:tplc="04090003" w:tentative="1">
+      <w:start w:val="1"/>
+      <w:numFmt w:val="bullet"/>
+      <w:lvlText w:val="o"/>
+      <w:lvlJc w:val="left"/>
+      <w:pPr>
+        <w:ind w:left="1440" w:hanging="360"/>
+      </w:pPr>
+      <w:rPr>
+        <w:rFonts w:ascii="Courier New" w:hAnsi="Courier New" w:cs="Courier New" w:hint="default"/>
+      </w:rPr>
+    </w:lvl>
+    <w:lvl w:ilvl="2" w:tplc="04090005" w:tentative="1">
+      <w:start w:val="1"/>
+      <w:numFmt w:val="bullet"/>
+      <w:lvlText w:val=""/>
+      <w:lvlJc w:val="left"/>
+      <w:pPr>
+        <w:ind w:left="2160" w:hanging="360"/>
+      </w:pPr>
+      <w:rPr>
+        <w:rFonts w:ascii="Wingdings" w:hAnsi="Wingdings" w:hint="default"/>
+      </w:rPr>
+    </w:lvl>
+    <w:lvl w:ilvl="3" w:tplc="04090001" w:tentative="1">
+      <w:start w:val="1"/>
+      <w:numFmt w:val="bullet"/>
+      <w:lvlText w:val=""/>
+      <w:lvlJc w:val="left"/>
+      <w:pPr>
+        <w:ind w:left="2880" w:hanging="360"/>
+      </w:pPr>
+      <w:rPr>
+        <w:rFonts w:ascii="Symbol" w:hAnsi="Symbol" w:hint="default"/>
+      </w:rPr>
+    </w:lvl>
+    <w:lvl w:ilvl="4" w:tplc="04090003" w:tentative="1">
+      <w:start w:val="1"/>
+      <w:numFmt w:val="bullet"/>
+      <w:lvlText w:val="o"/>
+      <w:lvlJc w:val="left"/>
+      <w:pPr>
+        <w:ind w:left="3600" w:hanging="360"/>
+      </w:pPr>
+      <w:rPr>
+        <w:rFonts w:ascii="Courier New" w:hAnsi="Courier New" w:cs="Courier New" w:hint="default"/>
+      </w:rPr>
+    </w:lvl>
+    <w:lvl w:ilvl="5" w:tplc="04090005" w:tentative="1">
+      <w:start w:val="1"/>
+      <w:numFmt w:val="bullet"/>
+      <w:lvlText w:val=""/>
+      <w:lvlJc w:val="left"/>
+      <w:pPr>
+        <w:ind w:left="4320" w:hanging="360"/>
+      </w:pPr>
+      <w:rPr>
+        <w:rFonts w:ascii="Wingdings" w:hAnsi="Wingdings" w:hint="default"/>
+      </w:rPr>
+    </w:lvl>
+    <w:lvl w:ilvl="6" w:tplc="04090001" w:tentative="1">
+      <w:start w:val="1"/>
+      <w:numFmt w:val="bullet"/>
+      <w:lvlText w:val=""/>
+      <w:lvlJc w:val="left"/>
+      <w:pPr>
+        <w:ind w:left="5040" w:hanging="360"/>
+      </w:pPr>
+      <w:rPr>
+        <w:rFonts w:ascii="Symbol" w:hAnsi="Symbol" w:hint="default"/>
+      </w:rPr>
+    </w:lvl>
+    <w:lvl w:ilvl="7" w:tplc="04090003" w:tentative="1">
+      <w:start w:val="1"/>
+      <w:numFmt w:val="bullet"/>
+      <w:lvlText w:val="o"/>
+      <w:lvlJc w:val="left"/>
+      <w:pPr>
+        <w:ind w:left="5760" w:hanging="360"/>
+      </w:pPr>
+      <w:rPr>
+        <w:rFonts w:ascii="Courier New" w:hAnsi="Courier New" w:cs="Courier New" w:hint="default"/>
+      </w:rPr>
+    </w:lvl>
+    <w:lvl w:ilvl="8" w:tplc="04090005" w:tentative="1">
+      <w:start w:val="1"/>
+      <w:numFmt w:val="bullet"/>
+      <w:lvlText w:val=""/>
+      <w:lvlJc w:val="left"/>
+      <w:pPr>
+        <w:ind w:left="6480" w:hanging="360"/>
+      </w:pPr>
+      <w:rPr>
+        <w:rFonts w:ascii="Wingdings" w:hAnsi="Wingdings" w:hint="default"/>
+      </w:rPr>
+    </w:lvl>
+  </w:abstractNum>
+  <w:abstractNum w:abstractNumId="8" w15:restartNumberingAfterBreak="0">
+    <w:nsid w:val="1A2B154E"/>
+    <w:multiLevelType w:val="hybridMultilevel"/>
+    <w:tmpl w:val="F3943840"/>
+    <w:lvl w:ilvl="0" w:tplc="04090001">
+      <w:start w:val="1"/>
+      <w:numFmt w:val="bullet"/>
+      <w:lvlText w:val=""/>
+      <w:lvlJc w:val="left"/>
+      <w:pPr>
+        <w:ind w:left="720" w:hanging="360"/>
+      </w:pPr>
+      <w:rPr>
+        <w:rFonts w:ascii="Symbol" w:hAnsi="Symbol" w:hint="default"/>
+      </w:rPr>
+    </w:lvl>
+    <w:lvl w:ilvl="1" w:tplc="04090003" w:tentative="1">
+      <w:start w:val="1"/>
+      <w:numFmt w:val="bullet"/>
+      <w:lvlText w:val="o"/>
+      <w:lvlJc w:val="left"/>
+      <w:pPr>
+        <w:ind w:left="1440" w:hanging="360"/>
+      </w:pPr>
+      <w:rPr>
+        <w:rFonts w:ascii="Courier New" w:hAnsi="Courier New" w:cs="Courier New" w:hint="default"/>
+      </w:rPr>
+    </w:lvl>
+    <w:lvl w:ilvl="2" w:tplc="04090005" w:tentative="1">
+      <w:start w:val="1"/>
+      <w:numFmt w:val="bullet"/>
+      <w:lvlText w:val=""/>
+      <w:lvlJc w:val="left"/>
+      <w:pPr>
+        <w:ind w:left="2160" w:hanging="360"/>
+      </w:pPr>
+      <w:rPr>
+        <w:rFonts w:ascii="Wingdings" w:hAnsi="Wingdings" w:hint="default"/>
+      </w:rPr>
+    </w:lvl>
+    <w:lvl w:ilvl="3" w:tplc="04090001" w:tentative="1">
+      <w:start w:val="1"/>
+      <w:numFmt w:val="bullet"/>
+      <w:lvlText w:val=""/>
+      <w:lvlJc w:val="left"/>
+      <w:pPr>
+        <w:ind w:left="2880" w:hanging="360"/>
+      </w:pPr>
+      <w:rPr>
+        <w:rFonts w:ascii="Symbol" w:hAnsi="Symbol" w:hint="default"/>
+      </w:rPr>
+    </w:lvl>
+    <w:lvl w:ilvl="4" w:tplc="04090003" w:tentative="1">
+      <w:start w:val="1"/>
+      <w:numFmt w:val="bullet"/>
+      <w:lvlText w:val="o"/>
+      <w:lvlJc w:val="left"/>
+      <w:pPr>
+        <w:ind w:left="3600" w:hanging="360"/>
+      </w:pPr>
+      <w:rPr>
+        <w:rFonts w:ascii="Courier New" w:hAnsi="Courier New" w:cs="Courier New" w:hint="default"/>
+      </w:rPr>
+    </w:lvl>
+    <w:lvl w:ilvl="5" w:tplc="04090005" w:tentative="1">
+      <w:start w:val="1"/>
+      <w:numFmt w:val="bullet"/>
+      <w:lvlText w:val=""/>
+      <w:lvlJc w:val="left"/>
+      <w:pPr>
+        <w:ind w:left="4320" w:hanging="360"/>
+      </w:pPr>
+      <w:rPr>
+        <w:rFonts w:ascii="Wingdings" w:hAnsi="Wingdings" w:hint="default"/>
+      </w:rPr>
+    </w:lvl>
+    <w:lvl w:ilvl="6" w:tplc="04090001" w:tentative="1">
+      <w:start w:val="1"/>
+      <w:numFmt w:val="bullet"/>
+      <w:lvlText w:val=""/>
+      <w:lvlJc w:val="left"/>
+      <w:pPr>
+        <w:ind w:left="5040" w:hanging="360"/>
+      </w:pPr>
+      <w:rPr>
+        <w:rFonts w:ascii="Symbol" w:hAnsi="Symbol" w:hint="default"/>
+      </w:rPr>
+    </w:lvl>
+    <w:lvl w:ilvl="7" w:tplc="04090003" w:tentative="1">
+      <w:start w:val="1"/>
+      <w:numFmt w:val="bullet"/>
+      <w:lvlText w:val="o"/>
+      <w:lvlJc w:val="left"/>
+      <w:pPr>
+        <w:ind w:left="5760" w:hanging="360"/>
+      </w:pPr>
+      <w:rPr>
+        <w:rFonts w:ascii="Courier New" w:hAnsi="Courier New" w:cs="Courier New" w:hint="default"/>
+      </w:rPr>
+    </w:lvl>
+    <w:lvl w:ilvl="8" w:tplc="04090005" w:tentative="1">
+      <w:start w:val="1"/>
+      <w:numFmt w:val="bullet"/>
+      <w:lvlText w:val=""/>
+      <w:lvlJc w:val="left"/>
+      <w:pPr>
+        <w:ind w:left="6480" w:hanging="360"/>
+      </w:pPr>
+      <w:rPr>
+        <w:rFonts w:ascii="Wingdings" w:hAnsi="Wingdings" w:hint="default"/>
+      </w:rPr>
+    </w:lvl>
+  </w:abstractNum>
+  <w:abstractNum w:abstractNumId="9" w15:restartNumberingAfterBreak="0">
     <w:nsid w:val="1C80070B"/>
     <w:multiLevelType w:val="hybridMultilevel"/>
     <w:tmpl w:val="ACDC15C2"/>
@@ -3927,10 +5038,10 @@
       </w:rPr>
     </w:lvl>
   </w:abstractNum>
-  <w:abstractNum w:abstractNumId="3" w15:restartNumberingAfterBreak="0">
-    <w:nsid w:val="39175B7C"/>
+  <w:abstractNum w:abstractNumId="10" w15:restartNumberingAfterBreak="0">
+    <w:nsid w:val="20867E78"/>
     <w:multiLevelType w:val="hybridMultilevel"/>
-    <w:tmpl w:val="DACEC4B6"/>
+    <w:tmpl w:val="381CF7F6"/>
     <w:lvl w:ilvl="0" w:tplc="04090001">
       <w:start w:val="1"/>
       <w:numFmt w:val="bullet"/>
@@ -3943,7 +5054,7 @@
         <w:rFonts w:ascii="Symbol" w:hAnsi="Symbol" w:hint="default"/>
       </w:rPr>
     </w:lvl>
-    <w:lvl w:ilvl="1" w:tplc="04090003">
+    <w:lvl w:ilvl="1" w:tplc="04090003" w:tentative="1">
       <w:start w:val="1"/>
       <w:numFmt w:val="bullet"/>
       <w:lvlText w:val="o"/>
@@ -4040,25 +5151,233 @@
       </w:rPr>
     </w:lvl>
   </w:abstractNum>
-  <w:abstractNum w:abstractNumId="4" w15:restartNumberingAfterBreak="0">
-    <w:nsid w:val="3A877D64"/>
-    <w:multiLevelType w:val="singleLevel"/>
-    <w:tmpl w:val="5DA6FC16"/>
-    <w:lvl w:ilvl="0">
-      <w:start w:val="1"/>
-      <w:numFmt w:val="decimal"/>
-      <w:pStyle w:val="References"/>
-      <w:lvlText w:val="[%1]"/>
-      <w:lvlJc w:val="left"/>
-      <w:pPr>
-        <w:tabs>
-          <w:tab w:val="num" w:pos="360"/>
-        </w:tabs>
-        <w:ind w:left="360" w:hanging="360"/>
-      </w:pPr>
+  <w:abstractNum w:abstractNumId="11" w15:restartNumberingAfterBreak="0">
+    <w:nsid w:val="2AC630E9"/>
+    <w:multiLevelType w:val="hybridMultilevel"/>
+    <w:tmpl w:val="4CC20EA6"/>
+    <w:lvl w:ilvl="0" w:tplc="04090001">
+      <w:start w:val="1"/>
+      <w:numFmt w:val="bullet"/>
+      <w:lvlText w:val=""/>
+      <w:lvlJc w:val="left"/>
+      <w:pPr>
+        <w:ind w:left="720" w:hanging="360"/>
+      </w:pPr>
+      <w:rPr>
+        <w:rFonts w:ascii="Symbol" w:hAnsi="Symbol" w:hint="default"/>
+      </w:rPr>
+    </w:lvl>
+    <w:lvl w:ilvl="1" w:tplc="04090003" w:tentative="1">
+      <w:start w:val="1"/>
+      <w:numFmt w:val="bullet"/>
+      <w:lvlText w:val="o"/>
+      <w:lvlJc w:val="left"/>
+      <w:pPr>
+        <w:ind w:left="1440" w:hanging="360"/>
+      </w:pPr>
+      <w:rPr>
+        <w:rFonts w:ascii="Courier New" w:hAnsi="Courier New" w:cs="Courier New" w:hint="default"/>
+      </w:rPr>
+    </w:lvl>
+    <w:lvl w:ilvl="2" w:tplc="04090005" w:tentative="1">
+      <w:start w:val="1"/>
+      <w:numFmt w:val="bullet"/>
+      <w:lvlText w:val=""/>
+      <w:lvlJc w:val="left"/>
+      <w:pPr>
+        <w:ind w:left="2160" w:hanging="360"/>
+      </w:pPr>
+      <w:rPr>
+        <w:rFonts w:ascii="Wingdings" w:hAnsi="Wingdings" w:hint="default"/>
+      </w:rPr>
+    </w:lvl>
+    <w:lvl w:ilvl="3" w:tplc="04090001" w:tentative="1">
+      <w:start w:val="1"/>
+      <w:numFmt w:val="bullet"/>
+      <w:lvlText w:val=""/>
+      <w:lvlJc w:val="left"/>
+      <w:pPr>
+        <w:ind w:left="2880" w:hanging="360"/>
+      </w:pPr>
+      <w:rPr>
+        <w:rFonts w:ascii="Symbol" w:hAnsi="Symbol" w:hint="default"/>
+      </w:rPr>
+    </w:lvl>
+    <w:lvl w:ilvl="4" w:tplc="04090003" w:tentative="1">
+      <w:start w:val="1"/>
+      <w:numFmt w:val="bullet"/>
+      <w:lvlText w:val="o"/>
+      <w:lvlJc w:val="left"/>
+      <w:pPr>
+        <w:ind w:left="3600" w:hanging="360"/>
+      </w:pPr>
+      <w:rPr>
+        <w:rFonts w:ascii="Courier New" w:hAnsi="Courier New" w:cs="Courier New" w:hint="default"/>
+      </w:rPr>
+    </w:lvl>
+    <w:lvl w:ilvl="5" w:tplc="04090005" w:tentative="1">
+      <w:start w:val="1"/>
+      <w:numFmt w:val="bullet"/>
+      <w:lvlText w:val=""/>
+      <w:lvlJc w:val="left"/>
+      <w:pPr>
+        <w:ind w:left="4320" w:hanging="360"/>
+      </w:pPr>
+      <w:rPr>
+        <w:rFonts w:ascii="Wingdings" w:hAnsi="Wingdings" w:hint="default"/>
+      </w:rPr>
+    </w:lvl>
+    <w:lvl w:ilvl="6" w:tplc="04090001" w:tentative="1">
+      <w:start w:val="1"/>
+      <w:numFmt w:val="bullet"/>
+      <w:lvlText w:val=""/>
+      <w:lvlJc w:val="left"/>
+      <w:pPr>
+        <w:ind w:left="5040" w:hanging="360"/>
+      </w:pPr>
+      <w:rPr>
+        <w:rFonts w:ascii="Symbol" w:hAnsi="Symbol" w:hint="default"/>
+      </w:rPr>
+    </w:lvl>
+    <w:lvl w:ilvl="7" w:tplc="04090003" w:tentative="1">
+      <w:start w:val="1"/>
+      <w:numFmt w:val="bullet"/>
+      <w:lvlText w:val="o"/>
+      <w:lvlJc w:val="left"/>
+      <w:pPr>
+        <w:ind w:left="5760" w:hanging="360"/>
+      </w:pPr>
+      <w:rPr>
+        <w:rFonts w:ascii="Courier New" w:hAnsi="Courier New" w:cs="Courier New" w:hint="default"/>
+      </w:rPr>
+    </w:lvl>
+    <w:lvl w:ilvl="8" w:tplc="04090005" w:tentative="1">
+      <w:start w:val="1"/>
+      <w:numFmt w:val="bullet"/>
+      <w:lvlText w:val=""/>
+      <w:lvlJc w:val="left"/>
+      <w:pPr>
+        <w:ind w:left="6480" w:hanging="360"/>
+      </w:pPr>
+      <w:rPr>
+        <w:rFonts w:ascii="Wingdings" w:hAnsi="Wingdings" w:hint="default"/>
+      </w:rPr>
     </w:lvl>
   </w:abstractNum>
-  <w:abstractNum w:abstractNumId="5" w15:restartNumberingAfterBreak="0">
+  <w:abstractNum w:abstractNumId="12" w15:restartNumberingAfterBreak="0">
+    <w:nsid w:val="3D0B006C"/>
+    <w:multiLevelType w:val="hybridMultilevel"/>
+    <w:tmpl w:val="A4641D2C"/>
+    <w:lvl w:ilvl="0" w:tplc="04090001">
+      <w:start w:val="1"/>
+      <w:numFmt w:val="bullet"/>
+      <w:lvlText w:val=""/>
+      <w:lvlJc w:val="left"/>
+      <w:pPr>
+        <w:ind w:left="720" w:hanging="360"/>
+      </w:pPr>
+      <w:rPr>
+        <w:rFonts w:ascii="Symbol" w:hAnsi="Symbol" w:hint="default"/>
+      </w:rPr>
+    </w:lvl>
+    <w:lvl w:ilvl="1" w:tplc="04090003" w:tentative="1">
+      <w:start w:val="1"/>
+      <w:numFmt w:val="bullet"/>
+      <w:lvlText w:val="o"/>
+      <w:lvlJc w:val="left"/>
+      <w:pPr>
+        <w:ind w:left="1440" w:hanging="360"/>
+      </w:pPr>
+      <w:rPr>
+        <w:rFonts w:ascii="Courier New" w:hAnsi="Courier New" w:cs="Courier New" w:hint="default"/>
+      </w:rPr>
+    </w:lvl>
+    <w:lvl w:ilvl="2" w:tplc="04090005" w:tentative="1">
+      <w:start w:val="1"/>
+      <w:numFmt w:val="bullet"/>
+      <w:lvlText w:val=""/>
+      <w:lvlJc w:val="left"/>
+      <w:pPr>
+        <w:ind w:left="2160" w:hanging="360"/>
+      </w:pPr>
+      <w:rPr>
+        <w:rFonts w:ascii="Wingdings" w:hAnsi="Wingdings" w:hint="default"/>
+      </w:rPr>
+    </w:lvl>
+    <w:lvl w:ilvl="3" w:tplc="04090001" w:tentative="1">
+      <w:start w:val="1"/>
+      <w:numFmt w:val="bullet"/>
+      <w:lvlText w:val=""/>
+      <w:lvlJc w:val="left"/>
+      <w:pPr>
+        <w:ind w:left="2880" w:hanging="360"/>
+      </w:pPr>
+      <w:rPr>
+        <w:rFonts w:ascii="Symbol" w:hAnsi="Symbol" w:hint="default"/>
+      </w:rPr>
+    </w:lvl>
+    <w:lvl w:ilvl="4" w:tplc="04090003" w:tentative="1">
+      <w:start w:val="1"/>
+      <w:numFmt w:val="bullet"/>
+      <w:lvlText w:val="o"/>
+      <w:lvlJc w:val="left"/>
+      <w:pPr>
+        <w:ind w:left="3600" w:hanging="360"/>
+      </w:pPr>
+      <w:rPr>
+        <w:rFonts w:ascii="Courier New" w:hAnsi="Courier New" w:cs="Courier New" w:hint="default"/>
+      </w:rPr>
+    </w:lvl>
+    <w:lvl w:ilvl="5" w:tplc="04090005" w:tentative="1">
+      <w:start w:val="1"/>
+      <w:numFmt w:val="bullet"/>
+      <w:lvlText w:val=""/>
+      <w:lvlJc w:val="left"/>
+      <w:pPr>
+        <w:ind w:left="4320" w:hanging="360"/>
+      </w:pPr>
+      <w:rPr>
+        <w:rFonts w:ascii="Wingdings" w:hAnsi="Wingdings" w:hint="default"/>
+      </w:rPr>
+    </w:lvl>
+    <w:lvl w:ilvl="6" w:tplc="04090001" w:tentative="1">
+      <w:start w:val="1"/>
+      <w:numFmt w:val="bullet"/>
+      <w:lvlText w:val=""/>
+      <w:lvlJc w:val="left"/>
+      <w:pPr>
+        <w:ind w:left="5040" w:hanging="360"/>
+      </w:pPr>
+      <w:rPr>
+        <w:rFonts w:ascii="Symbol" w:hAnsi="Symbol" w:hint="default"/>
+      </w:rPr>
+    </w:lvl>
+    <w:lvl w:ilvl="7" w:tplc="04090003" w:tentative="1">
+      <w:start w:val="1"/>
+      <w:numFmt w:val="bullet"/>
+      <w:lvlText w:val="o"/>
+      <w:lvlJc w:val="left"/>
+      <w:pPr>
+        <w:ind w:left="5760" w:hanging="360"/>
+      </w:pPr>
+      <w:rPr>
+        <w:rFonts w:ascii="Courier New" w:hAnsi="Courier New" w:cs="Courier New" w:hint="default"/>
+      </w:rPr>
+    </w:lvl>
+    <w:lvl w:ilvl="8" w:tplc="04090005" w:tentative="1">
+      <w:start w:val="1"/>
+      <w:numFmt w:val="bullet"/>
+      <w:lvlText w:val=""/>
+      <w:lvlJc w:val="left"/>
+      <w:pPr>
+        <w:ind w:left="6480" w:hanging="360"/>
+      </w:pPr>
+      <w:rPr>
+        <w:rFonts w:ascii="Wingdings" w:hAnsi="Wingdings" w:hint="default"/>
+      </w:rPr>
+    </w:lvl>
+  </w:abstractNum>
+  <w:abstractNum w:abstractNumId="13" w15:restartNumberingAfterBreak="0">
     <w:nsid w:val="3D496BA5"/>
     <w:multiLevelType w:val="multilevel"/>
     <w:tmpl w:val="8A205DA0"/>
@@ -4171,96 +5490,123 @@
       </w:rPr>
     </w:lvl>
   </w:abstractNum>
-  <w:abstractNum w:abstractNumId="6" w15:restartNumberingAfterBreak="0">
-    <w:nsid w:val="46D76242"/>
+  <w:abstractNum w:abstractNumId="14" w15:restartNumberingAfterBreak="0">
+    <w:nsid w:val="3F432554"/>
     <w:multiLevelType w:val="hybridMultilevel"/>
-    <w:tmpl w:val="7AC07F30"/>
-    <w:lvl w:ilvl="0" w:tplc="0409000F">
-      <w:start w:val="1"/>
-      <w:numFmt w:val="decimal"/>
-      <w:lvlText w:val="%1."/>
+    <w:tmpl w:val="A762C8A6"/>
+    <w:lvl w:ilvl="0" w:tplc="04090001">
+      <w:start w:val="1"/>
+      <w:numFmt w:val="bullet"/>
+      <w:lvlText w:val=""/>
       <w:lvlJc w:val="left"/>
       <w:pPr>
         <w:ind w:left="720" w:hanging="360"/>
       </w:pPr>
-    </w:lvl>
-    <w:lvl w:ilvl="1" w:tplc="04090019">
-      <w:start w:val="1"/>
-      <w:numFmt w:val="lowerLetter"/>
-      <w:lvlText w:val="%2."/>
+      <w:rPr>
+        <w:rFonts w:ascii="Symbol" w:hAnsi="Symbol" w:hint="default"/>
+      </w:rPr>
+    </w:lvl>
+    <w:lvl w:ilvl="1" w:tplc="04090003" w:tentative="1">
+      <w:start w:val="1"/>
+      <w:numFmt w:val="bullet"/>
+      <w:lvlText w:val="o"/>
       <w:lvlJc w:val="left"/>
       <w:pPr>
         <w:ind w:left="1440" w:hanging="360"/>
       </w:pPr>
-    </w:lvl>
-    <w:lvl w:ilvl="2" w:tplc="0409001B" w:tentative="1">
-      <w:start w:val="1"/>
-      <w:numFmt w:val="lowerRoman"/>
-      <w:lvlText w:val="%3."/>
-      <w:lvlJc w:val="right"/>
-      <w:pPr>
-        <w:ind w:left="2160" w:hanging="180"/>
-      </w:pPr>
-    </w:lvl>
-    <w:lvl w:ilvl="3" w:tplc="0409000F" w:tentative="1">
-      <w:start w:val="1"/>
-      <w:numFmt w:val="decimal"/>
-      <w:lvlText w:val="%4."/>
+      <w:rPr>
+        <w:rFonts w:ascii="Courier New" w:hAnsi="Courier New" w:cs="Courier New" w:hint="default"/>
+      </w:rPr>
+    </w:lvl>
+    <w:lvl w:ilvl="2" w:tplc="04090005" w:tentative="1">
+      <w:start w:val="1"/>
+      <w:numFmt w:val="bullet"/>
+      <w:lvlText w:val=""/>
+      <w:lvlJc w:val="left"/>
+      <w:pPr>
+        <w:ind w:left="2160" w:hanging="360"/>
+      </w:pPr>
+      <w:rPr>
+        <w:rFonts w:ascii="Wingdings" w:hAnsi="Wingdings" w:hint="default"/>
+      </w:rPr>
+    </w:lvl>
+    <w:lvl w:ilvl="3" w:tplc="04090001" w:tentative="1">
+      <w:start w:val="1"/>
+      <w:numFmt w:val="bullet"/>
+      <w:lvlText w:val=""/>
       <w:lvlJc w:val="left"/>
       <w:pPr>
         <w:ind w:left="2880" w:hanging="360"/>
       </w:pPr>
-    </w:lvl>
-    <w:lvl w:ilvl="4" w:tplc="04090019" w:tentative="1">
-      <w:start w:val="1"/>
-      <w:numFmt w:val="lowerLetter"/>
-      <w:lvlText w:val="%5."/>
+      <w:rPr>
+        <w:rFonts w:ascii="Symbol" w:hAnsi="Symbol" w:hint="default"/>
+      </w:rPr>
+    </w:lvl>
+    <w:lvl w:ilvl="4" w:tplc="04090003" w:tentative="1">
+      <w:start w:val="1"/>
+      <w:numFmt w:val="bullet"/>
+      <w:lvlText w:val="o"/>
       <w:lvlJc w:val="left"/>
       <w:pPr>
         <w:ind w:left="3600" w:hanging="360"/>
       </w:pPr>
-    </w:lvl>
-    <w:lvl w:ilvl="5" w:tplc="0409001B" w:tentative="1">
-      <w:start w:val="1"/>
-      <w:numFmt w:val="lowerRoman"/>
-      <w:lvlText w:val="%6."/>
-      <w:lvlJc w:val="right"/>
-      <w:pPr>
-        <w:ind w:left="4320" w:hanging="180"/>
-      </w:pPr>
-    </w:lvl>
-    <w:lvl w:ilvl="6" w:tplc="0409000F" w:tentative="1">
-      <w:start w:val="1"/>
-      <w:numFmt w:val="decimal"/>
-      <w:lvlText w:val="%7."/>
+      <w:rPr>
+        <w:rFonts w:ascii="Courier New" w:hAnsi="Courier New" w:cs="Courier New" w:hint="default"/>
+      </w:rPr>
+    </w:lvl>
+    <w:lvl w:ilvl="5" w:tplc="04090005" w:tentative="1">
+      <w:start w:val="1"/>
+      <w:numFmt w:val="bullet"/>
+      <w:lvlText w:val=""/>
+      <w:lvlJc w:val="left"/>
+      <w:pPr>
+        <w:ind w:left="4320" w:hanging="360"/>
+      </w:pPr>
+      <w:rPr>
+        <w:rFonts w:ascii="Wingdings" w:hAnsi="Wingdings" w:hint="default"/>
+      </w:rPr>
+    </w:lvl>
+    <w:lvl w:ilvl="6" w:tplc="04090001" w:tentative="1">
+      <w:start w:val="1"/>
+      <w:numFmt w:val="bullet"/>
+      <w:lvlText w:val=""/>
       <w:lvlJc w:val="left"/>
       <w:pPr>
         <w:ind w:left="5040" w:hanging="360"/>
       </w:pPr>
-    </w:lvl>
-    <w:lvl w:ilvl="7" w:tplc="04090019" w:tentative="1">
-      <w:start w:val="1"/>
-      <w:numFmt w:val="lowerLetter"/>
-      <w:lvlText w:val="%8."/>
+      <w:rPr>
+        <w:rFonts w:ascii="Symbol" w:hAnsi="Symbol" w:hint="default"/>
+      </w:rPr>
+    </w:lvl>
+    <w:lvl w:ilvl="7" w:tplc="04090003" w:tentative="1">
+      <w:start w:val="1"/>
+      <w:numFmt w:val="bullet"/>
+      <w:lvlText w:val="o"/>
       <w:lvlJc w:val="left"/>
       <w:pPr>
         <w:ind w:left="5760" w:hanging="360"/>
       </w:pPr>
-    </w:lvl>
-    <w:lvl w:ilvl="8" w:tplc="0409001B" w:tentative="1">
-      <w:start w:val="1"/>
-      <w:numFmt w:val="lowerRoman"/>
-      <w:lvlText w:val="%9."/>
-      <w:lvlJc w:val="right"/>
-      <w:pPr>
-        <w:ind w:left="6480" w:hanging="180"/>
-      </w:pPr>
+      <w:rPr>
+        <w:rFonts w:ascii="Courier New" w:hAnsi="Courier New" w:cs="Courier New" w:hint="default"/>
+      </w:rPr>
+    </w:lvl>
+    <w:lvl w:ilvl="8" w:tplc="04090005" w:tentative="1">
+      <w:start w:val="1"/>
+      <w:numFmt w:val="bullet"/>
+      <w:lvlText w:val=""/>
+      <w:lvlJc w:val="left"/>
+      <w:pPr>
+        <w:ind w:left="6480" w:hanging="360"/>
+      </w:pPr>
+      <w:rPr>
+        <w:rFonts w:ascii="Wingdings" w:hAnsi="Wingdings" w:hint="default"/>
+      </w:rPr>
     </w:lvl>
   </w:abstractNum>
-  <w:abstractNum w:abstractNumId="7" w15:restartNumberingAfterBreak="0">
-    <w:nsid w:val="4E23627B"/>
+  <w:abstractNum w:abstractNumId="15" w15:restartNumberingAfterBreak="0">
+    <w:nsid w:val="429E6B56"/>
     <w:multiLevelType w:val="hybridMultilevel"/>
-    <w:tmpl w:val="9FA2A252"/>
+    <w:tmpl w:val="165C2820"/>
     <w:lvl w:ilvl="0" w:tplc="04090001">
       <w:start w:val="1"/>
       <w:numFmt w:val="bullet"/>
@@ -4370,7 +5716,798 @@
       </w:rPr>
     </w:lvl>
   </w:abstractNum>
-  <w:abstractNum w:abstractNumId="8" w15:restartNumberingAfterBreak="0">
+  <w:abstractNum w:abstractNumId="16" w15:restartNumberingAfterBreak="0">
+    <w:nsid w:val="4B483B39"/>
+    <w:multiLevelType w:val="hybridMultilevel"/>
+    <w:tmpl w:val="693A61B8"/>
+    <w:lvl w:ilvl="0" w:tplc="04090001">
+      <w:start w:val="1"/>
+      <w:numFmt w:val="bullet"/>
+      <w:lvlText w:val=""/>
+      <w:lvlJc w:val="left"/>
+      <w:pPr>
+        <w:ind w:left="720" w:hanging="360"/>
+      </w:pPr>
+      <w:rPr>
+        <w:rFonts w:ascii="Symbol" w:hAnsi="Symbol" w:hint="default"/>
+      </w:rPr>
+    </w:lvl>
+    <w:lvl w:ilvl="1" w:tplc="04090003" w:tentative="1">
+      <w:start w:val="1"/>
+      <w:numFmt w:val="bullet"/>
+      <w:lvlText w:val="o"/>
+      <w:lvlJc w:val="left"/>
+      <w:pPr>
+        <w:ind w:left="1440" w:hanging="360"/>
+      </w:pPr>
+      <w:rPr>
+        <w:rFonts w:ascii="Courier New" w:hAnsi="Courier New" w:cs="Courier New" w:hint="default"/>
+      </w:rPr>
+    </w:lvl>
+    <w:lvl w:ilvl="2" w:tplc="04090005" w:tentative="1">
+      <w:start w:val="1"/>
+      <w:numFmt w:val="bullet"/>
+      <w:lvlText w:val=""/>
+      <w:lvlJc w:val="left"/>
+      <w:pPr>
+        <w:ind w:left="2160" w:hanging="360"/>
+      </w:pPr>
+      <w:rPr>
+        <w:rFonts w:ascii="Wingdings" w:hAnsi="Wingdings" w:hint="default"/>
+      </w:rPr>
+    </w:lvl>
+    <w:lvl w:ilvl="3" w:tplc="04090001" w:tentative="1">
+      <w:start w:val="1"/>
+      <w:numFmt w:val="bullet"/>
+      <w:lvlText w:val=""/>
+      <w:lvlJc w:val="left"/>
+      <w:pPr>
+        <w:ind w:left="2880" w:hanging="360"/>
+      </w:pPr>
+      <w:rPr>
+        <w:rFonts w:ascii="Symbol" w:hAnsi="Symbol" w:hint="default"/>
+      </w:rPr>
+    </w:lvl>
+    <w:lvl w:ilvl="4" w:tplc="04090003" w:tentative="1">
+      <w:start w:val="1"/>
+      <w:numFmt w:val="bullet"/>
+      <w:lvlText w:val="o"/>
+      <w:lvlJc w:val="left"/>
+      <w:pPr>
+        <w:ind w:left="3600" w:hanging="360"/>
+      </w:pPr>
+      <w:rPr>
+        <w:rFonts w:ascii="Courier New" w:hAnsi="Courier New" w:cs="Courier New" w:hint="default"/>
+      </w:rPr>
+    </w:lvl>
+    <w:lvl w:ilvl="5" w:tplc="04090005" w:tentative="1">
+      <w:start w:val="1"/>
+      <w:numFmt w:val="bullet"/>
+      <w:lvlText w:val=""/>
+      <w:lvlJc w:val="left"/>
+      <w:pPr>
+        <w:ind w:left="4320" w:hanging="360"/>
+      </w:pPr>
+      <w:rPr>
+        <w:rFonts w:ascii="Wingdings" w:hAnsi="Wingdings" w:hint="default"/>
+      </w:rPr>
+    </w:lvl>
+    <w:lvl w:ilvl="6" w:tplc="04090001" w:tentative="1">
+      <w:start w:val="1"/>
+      <w:numFmt w:val="bullet"/>
+      <w:lvlText w:val=""/>
+      <w:lvlJc w:val="left"/>
+      <w:pPr>
+        <w:ind w:left="5040" w:hanging="360"/>
+      </w:pPr>
+      <w:rPr>
+        <w:rFonts w:ascii="Symbol" w:hAnsi="Symbol" w:hint="default"/>
+      </w:rPr>
+    </w:lvl>
+    <w:lvl w:ilvl="7" w:tplc="04090003" w:tentative="1">
+      <w:start w:val="1"/>
+      <w:numFmt w:val="bullet"/>
+      <w:lvlText w:val="o"/>
+      <w:lvlJc w:val="left"/>
+      <w:pPr>
+        <w:ind w:left="5760" w:hanging="360"/>
+      </w:pPr>
+      <w:rPr>
+        <w:rFonts w:ascii="Courier New" w:hAnsi="Courier New" w:cs="Courier New" w:hint="default"/>
+      </w:rPr>
+    </w:lvl>
+    <w:lvl w:ilvl="8" w:tplc="04090005" w:tentative="1">
+      <w:start w:val="1"/>
+      <w:numFmt w:val="bullet"/>
+      <w:lvlText w:val=""/>
+      <w:lvlJc w:val="left"/>
+      <w:pPr>
+        <w:ind w:left="6480" w:hanging="360"/>
+      </w:pPr>
+      <w:rPr>
+        <w:rFonts w:ascii="Wingdings" w:hAnsi="Wingdings" w:hint="default"/>
+      </w:rPr>
+    </w:lvl>
+  </w:abstractNum>
+  <w:abstractNum w:abstractNumId="17" w15:restartNumberingAfterBreak="0">
+    <w:nsid w:val="56610E33"/>
+    <w:multiLevelType w:val="hybridMultilevel"/>
+    <w:tmpl w:val="5052C872"/>
+    <w:lvl w:ilvl="0" w:tplc="04090001">
+      <w:start w:val="1"/>
+      <w:numFmt w:val="bullet"/>
+      <w:lvlText w:val=""/>
+      <w:lvlJc w:val="left"/>
+      <w:pPr>
+        <w:ind w:left="720" w:hanging="360"/>
+      </w:pPr>
+      <w:rPr>
+        <w:rFonts w:ascii="Symbol" w:hAnsi="Symbol" w:hint="default"/>
+      </w:rPr>
+    </w:lvl>
+    <w:lvl w:ilvl="1" w:tplc="04090003" w:tentative="1">
+      <w:start w:val="1"/>
+      <w:numFmt w:val="bullet"/>
+      <w:lvlText w:val="o"/>
+      <w:lvlJc w:val="left"/>
+      <w:pPr>
+        <w:ind w:left="1440" w:hanging="360"/>
+      </w:pPr>
+      <w:rPr>
+        <w:rFonts w:ascii="Courier New" w:hAnsi="Courier New" w:cs="Courier New" w:hint="default"/>
+      </w:rPr>
+    </w:lvl>
+    <w:lvl w:ilvl="2" w:tplc="04090005" w:tentative="1">
+      <w:start w:val="1"/>
+      <w:numFmt w:val="bullet"/>
+      <w:lvlText w:val=""/>
+      <w:lvlJc w:val="left"/>
+      <w:pPr>
+        <w:ind w:left="2160" w:hanging="360"/>
+      </w:pPr>
+      <w:rPr>
+        <w:rFonts w:ascii="Wingdings" w:hAnsi="Wingdings" w:hint="default"/>
+      </w:rPr>
+    </w:lvl>
+    <w:lvl w:ilvl="3" w:tplc="04090001" w:tentative="1">
+      <w:start w:val="1"/>
+      <w:numFmt w:val="bullet"/>
+      <w:lvlText w:val=""/>
+      <w:lvlJc w:val="left"/>
+      <w:pPr>
+        <w:ind w:left="2880" w:hanging="360"/>
+      </w:pPr>
+      <w:rPr>
+        <w:rFonts w:ascii="Symbol" w:hAnsi="Symbol" w:hint="default"/>
+      </w:rPr>
+    </w:lvl>
+    <w:lvl w:ilvl="4" w:tplc="04090003" w:tentative="1">
+      <w:start w:val="1"/>
+      <w:numFmt w:val="bullet"/>
+      <w:lvlText w:val="o"/>
+      <w:lvlJc w:val="left"/>
+      <w:pPr>
+        <w:ind w:left="3600" w:hanging="360"/>
+      </w:pPr>
+      <w:rPr>
+        <w:rFonts w:ascii="Courier New" w:hAnsi="Courier New" w:cs="Courier New" w:hint="default"/>
+      </w:rPr>
+    </w:lvl>
+    <w:lvl w:ilvl="5" w:tplc="04090005" w:tentative="1">
+      <w:start w:val="1"/>
+      <w:numFmt w:val="bullet"/>
+      <w:lvlText w:val=""/>
+      <w:lvlJc w:val="left"/>
+      <w:pPr>
+        <w:ind w:left="4320" w:hanging="360"/>
+      </w:pPr>
+      <w:rPr>
+        <w:rFonts w:ascii="Wingdings" w:hAnsi="Wingdings" w:hint="default"/>
+      </w:rPr>
+    </w:lvl>
+    <w:lvl w:ilvl="6" w:tplc="04090001" w:tentative="1">
+      <w:start w:val="1"/>
+      <w:numFmt w:val="bullet"/>
+      <w:lvlText w:val=""/>
+      <w:lvlJc w:val="left"/>
+      <w:pPr>
+        <w:ind w:left="5040" w:hanging="360"/>
+      </w:pPr>
+      <w:rPr>
+        <w:rFonts w:ascii="Symbol" w:hAnsi="Symbol" w:hint="default"/>
+      </w:rPr>
+    </w:lvl>
+    <w:lvl w:ilvl="7" w:tplc="04090003" w:tentative="1">
+      <w:start w:val="1"/>
+      <w:numFmt w:val="bullet"/>
+      <w:lvlText w:val="o"/>
+      <w:lvlJc w:val="left"/>
+      <w:pPr>
+        <w:ind w:left="5760" w:hanging="360"/>
+      </w:pPr>
+      <w:rPr>
+        <w:rFonts w:ascii="Courier New" w:hAnsi="Courier New" w:cs="Courier New" w:hint="default"/>
+      </w:rPr>
+    </w:lvl>
+    <w:lvl w:ilvl="8" w:tplc="04090005" w:tentative="1">
+      <w:start w:val="1"/>
+      <w:numFmt w:val="bullet"/>
+      <w:lvlText w:val=""/>
+      <w:lvlJc w:val="left"/>
+      <w:pPr>
+        <w:ind w:left="6480" w:hanging="360"/>
+      </w:pPr>
+      <w:rPr>
+        <w:rFonts w:ascii="Wingdings" w:hAnsi="Wingdings" w:hint="default"/>
+      </w:rPr>
+    </w:lvl>
+  </w:abstractNum>
+  <w:abstractNum w:abstractNumId="18" w15:restartNumberingAfterBreak="0">
+    <w:nsid w:val="56CC19E3"/>
+    <w:multiLevelType w:val="hybridMultilevel"/>
+    <w:tmpl w:val="ACC22CC8"/>
+    <w:lvl w:ilvl="0" w:tplc="04090001">
+      <w:start w:val="1"/>
+      <w:numFmt w:val="bullet"/>
+      <w:lvlText w:val=""/>
+      <w:lvlJc w:val="left"/>
+      <w:pPr>
+        <w:ind w:left="720" w:hanging="360"/>
+      </w:pPr>
+      <w:rPr>
+        <w:rFonts w:ascii="Symbol" w:hAnsi="Symbol" w:hint="default"/>
+      </w:rPr>
+    </w:lvl>
+    <w:lvl w:ilvl="1" w:tplc="04090003" w:tentative="1">
+      <w:start w:val="1"/>
+      <w:numFmt w:val="bullet"/>
+      <w:lvlText w:val="o"/>
+      <w:lvlJc w:val="left"/>
+      <w:pPr>
+        <w:ind w:left="1440" w:hanging="360"/>
+      </w:pPr>
+      <w:rPr>
+        <w:rFonts w:ascii="Courier New" w:hAnsi="Courier New" w:cs="Courier New" w:hint="default"/>
+      </w:rPr>
+    </w:lvl>
+    <w:lvl w:ilvl="2" w:tplc="04090005" w:tentative="1">
+      <w:start w:val="1"/>
+      <w:numFmt w:val="bullet"/>
+      <w:lvlText w:val=""/>
+      <w:lvlJc w:val="left"/>
+      <w:pPr>
+        <w:ind w:left="2160" w:hanging="360"/>
+      </w:pPr>
+      <w:rPr>
+        <w:rFonts w:ascii="Wingdings" w:hAnsi="Wingdings" w:hint="default"/>
+      </w:rPr>
+    </w:lvl>
+    <w:lvl w:ilvl="3" w:tplc="04090001" w:tentative="1">
+      <w:start w:val="1"/>
+      <w:numFmt w:val="bullet"/>
+      <w:lvlText w:val=""/>
+      <w:lvlJc w:val="left"/>
+      <w:pPr>
+        <w:ind w:left="2880" w:hanging="360"/>
+      </w:pPr>
+      <w:rPr>
+        <w:rFonts w:ascii="Symbol" w:hAnsi="Symbol" w:hint="default"/>
+      </w:rPr>
+    </w:lvl>
+    <w:lvl w:ilvl="4" w:tplc="04090003" w:tentative="1">
+      <w:start w:val="1"/>
+      <w:numFmt w:val="bullet"/>
+      <w:lvlText w:val="o"/>
+      <w:lvlJc w:val="left"/>
+      <w:pPr>
+        <w:ind w:left="3600" w:hanging="360"/>
+      </w:pPr>
+      <w:rPr>
+        <w:rFonts w:ascii="Courier New" w:hAnsi="Courier New" w:cs="Courier New" w:hint="default"/>
+      </w:rPr>
+    </w:lvl>
+    <w:lvl w:ilvl="5" w:tplc="04090005" w:tentative="1">
+      <w:start w:val="1"/>
+      <w:numFmt w:val="bullet"/>
+      <w:lvlText w:val=""/>
+      <w:lvlJc w:val="left"/>
+      <w:pPr>
+        <w:ind w:left="4320" w:hanging="360"/>
+      </w:pPr>
+      <w:rPr>
+        <w:rFonts w:ascii="Wingdings" w:hAnsi="Wingdings" w:hint="default"/>
+      </w:rPr>
+    </w:lvl>
+    <w:lvl w:ilvl="6" w:tplc="04090001" w:tentative="1">
+      <w:start w:val="1"/>
+      <w:numFmt w:val="bullet"/>
+      <w:lvlText w:val=""/>
+      <w:lvlJc w:val="left"/>
+      <w:pPr>
+        <w:ind w:left="5040" w:hanging="360"/>
+      </w:pPr>
+      <w:rPr>
+        <w:rFonts w:ascii="Symbol" w:hAnsi="Symbol" w:hint="default"/>
+      </w:rPr>
+    </w:lvl>
+    <w:lvl w:ilvl="7" w:tplc="04090003" w:tentative="1">
+      <w:start w:val="1"/>
+      <w:numFmt w:val="bullet"/>
+      <w:lvlText w:val="o"/>
+      <w:lvlJc w:val="left"/>
+      <w:pPr>
+        <w:ind w:left="5760" w:hanging="360"/>
+      </w:pPr>
+      <w:rPr>
+        <w:rFonts w:ascii="Courier New" w:hAnsi="Courier New" w:cs="Courier New" w:hint="default"/>
+      </w:rPr>
+    </w:lvl>
+    <w:lvl w:ilvl="8" w:tplc="04090005" w:tentative="1">
+      <w:start w:val="1"/>
+      <w:numFmt w:val="bullet"/>
+      <w:lvlText w:val=""/>
+      <w:lvlJc w:val="left"/>
+      <w:pPr>
+        <w:ind w:left="6480" w:hanging="360"/>
+      </w:pPr>
+      <w:rPr>
+        <w:rFonts w:ascii="Wingdings" w:hAnsi="Wingdings" w:hint="default"/>
+      </w:rPr>
+    </w:lvl>
+  </w:abstractNum>
+  <w:abstractNum w:abstractNumId="19" w15:restartNumberingAfterBreak="0">
+    <w:nsid w:val="5AE83A10"/>
+    <w:multiLevelType w:val="hybridMultilevel"/>
+    <w:tmpl w:val="7120623C"/>
+    <w:lvl w:ilvl="0" w:tplc="04090001">
+      <w:start w:val="1"/>
+      <w:numFmt w:val="bullet"/>
+      <w:lvlText w:val=""/>
+      <w:lvlJc w:val="left"/>
+      <w:pPr>
+        <w:ind w:left="720" w:hanging="360"/>
+      </w:pPr>
+      <w:rPr>
+        <w:rFonts w:ascii="Symbol" w:hAnsi="Symbol" w:hint="default"/>
+      </w:rPr>
+    </w:lvl>
+    <w:lvl w:ilvl="1" w:tplc="04090003" w:tentative="1">
+      <w:start w:val="1"/>
+      <w:numFmt w:val="bullet"/>
+      <w:lvlText w:val="o"/>
+      <w:lvlJc w:val="left"/>
+      <w:pPr>
+        <w:ind w:left="1440" w:hanging="360"/>
+      </w:pPr>
+      <w:rPr>
+        <w:rFonts w:ascii="Courier New" w:hAnsi="Courier New" w:cs="Courier New" w:hint="default"/>
+      </w:rPr>
+    </w:lvl>
+    <w:lvl w:ilvl="2" w:tplc="04090005" w:tentative="1">
+      <w:start w:val="1"/>
+      <w:numFmt w:val="bullet"/>
+      <w:lvlText w:val=""/>
+      <w:lvlJc w:val="left"/>
+      <w:pPr>
+        <w:ind w:left="2160" w:hanging="360"/>
+      </w:pPr>
+      <w:rPr>
+        <w:rFonts w:ascii="Wingdings" w:hAnsi="Wingdings" w:hint="default"/>
+      </w:rPr>
+    </w:lvl>
+    <w:lvl w:ilvl="3" w:tplc="04090001" w:tentative="1">
+      <w:start w:val="1"/>
+      <w:numFmt w:val="bullet"/>
+      <w:lvlText w:val=""/>
+      <w:lvlJc w:val="left"/>
+      <w:pPr>
+        <w:ind w:left="2880" w:hanging="360"/>
+      </w:pPr>
+      <w:rPr>
+        <w:rFonts w:ascii="Symbol" w:hAnsi="Symbol" w:hint="default"/>
+      </w:rPr>
+    </w:lvl>
+    <w:lvl w:ilvl="4" w:tplc="04090003" w:tentative="1">
+      <w:start w:val="1"/>
+      <w:numFmt w:val="bullet"/>
+      <w:lvlText w:val="o"/>
+      <w:lvlJc w:val="left"/>
+      <w:pPr>
+        <w:ind w:left="3600" w:hanging="360"/>
+      </w:pPr>
+      <w:rPr>
+        <w:rFonts w:ascii="Courier New" w:hAnsi="Courier New" w:cs="Courier New" w:hint="default"/>
+      </w:rPr>
+    </w:lvl>
+    <w:lvl w:ilvl="5" w:tplc="04090005" w:tentative="1">
+      <w:start w:val="1"/>
+      <w:numFmt w:val="bullet"/>
+      <w:lvlText w:val=""/>
+      <w:lvlJc w:val="left"/>
+      <w:pPr>
+        <w:ind w:left="4320" w:hanging="360"/>
+      </w:pPr>
+      <w:rPr>
+        <w:rFonts w:ascii="Wingdings" w:hAnsi="Wingdings" w:hint="default"/>
+      </w:rPr>
+    </w:lvl>
+    <w:lvl w:ilvl="6" w:tplc="04090001" w:tentative="1">
+      <w:start w:val="1"/>
+      <w:numFmt w:val="bullet"/>
+      <w:lvlText w:val=""/>
+      <w:lvlJc w:val="left"/>
+      <w:pPr>
+        <w:ind w:left="5040" w:hanging="360"/>
+      </w:pPr>
+      <w:rPr>
+        <w:rFonts w:ascii="Symbol" w:hAnsi="Symbol" w:hint="default"/>
+      </w:rPr>
+    </w:lvl>
+    <w:lvl w:ilvl="7" w:tplc="04090003" w:tentative="1">
+      <w:start w:val="1"/>
+      <w:numFmt w:val="bullet"/>
+      <w:lvlText w:val="o"/>
+      <w:lvlJc w:val="left"/>
+      <w:pPr>
+        <w:ind w:left="5760" w:hanging="360"/>
+      </w:pPr>
+      <w:rPr>
+        <w:rFonts w:ascii="Courier New" w:hAnsi="Courier New" w:cs="Courier New" w:hint="default"/>
+      </w:rPr>
+    </w:lvl>
+    <w:lvl w:ilvl="8" w:tplc="04090005" w:tentative="1">
+      <w:start w:val="1"/>
+      <w:numFmt w:val="bullet"/>
+      <w:lvlText w:val=""/>
+      <w:lvlJc w:val="left"/>
+      <w:pPr>
+        <w:ind w:left="6480" w:hanging="360"/>
+      </w:pPr>
+      <w:rPr>
+        <w:rFonts w:ascii="Wingdings" w:hAnsi="Wingdings" w:hint="default"/>
+      </w:rPr>
+    </w:lvl>
+  </w:abstractNum>
+  <w:abstractNum w:abstractNumId="20" w15:restartNumberingAfterBreak="0">
+    <w:nsid w:val="5D955A7C"/>
+    <w:multiLevelType w:val="hybridMultilevel"/>
+    <w:tmpl w:val="1A4C5748"/>
+    <w:lvl w:ilvl="0" w:tplc="04090001">
+      <w:start w:val="1"/>
+      <w:numFmt w:val="bullet"/>
+      <w:lvlText w:val=""/>
+      <w:lvlJc w:val="left"/>
+      <w:pPr>
+        <w:ind w:left="720" w:hanging="360"/>
+      </w:pPr>
+      <w:rPr>
+        <w:rFonts w:ascii="Symbol" w:hAnsi="Symbol" w:hint="default"/>
+      </w:rPr>
+    </w:lvl>
+    <w:lvl w:ilvl="1" w:tplc="04090003" w:tentative="1">
+      <w:start w:val="1"/>
+      <w:numFmt w:val="bullet"/>
+      <w:lvlText w:val="o"/>
+      <w:lvlJc w:val="left"/>
+      <w:pPr>
+        <w:ind w:left="1440" w:hanging="360"/>
+      </w:pPr>
+      <w:rPr>
+        <w:rFonts w:ascii="Courier New" w:hAnsi="Courier New" w:cs="Courier New" w:hint="default"/>
+      </w:rPr>
+    </w:lvl>
+    <w:lvl w:ilvl="2" w:tplc="04090005" w:tentative="1">
+      <w:start w:val="1"/>
+      <w:numFmt w:val="bullet"/>
+      <w:lvlText w:val=""/>
+      <w:lvlJc w:val="left"/>
+      <w:pPr>
+        <w:ind w:left="2160" w:hanging="360"/>
+      </w:pPr>
+      <w:rPr>
+        <w:rFonts w:ascii="Wingdings" w:hAnsi="Wingdings" w:hint="default"/>
+      </w:rPr>
+    </w:lvl>
+    <w:lvl w:ilvl="3" w:tplc="04090001" w:tentative="1">
+      <w:start w:val="1"/>
+      <w:numFmt w:val="bullet"/>
+      <w:lvlText w:val=""/>
+      <w:lvlJc w:val="left"/>
+      <w:pPr>
+        <w:ind w:left="2880" w:hanging="360"/>
+      </w:pPr>
+      <w:rPr>
+        <w:rFonts w:ascii="Symbol" w:hAnsi="Symbol" w:hint="default"/>
+      </w:rPr>
+    </w:lvl>
+    <w:lvl w:ilvl="4" w:tplc="04090003" w:tentative="1">
+      <w:start w:val="1"/>
+      <w:numFmt w:val="bullet"/>
+      <w:lvlText w:val="o"/>
+      <w:lvlJc w:val="left"/>
+      <w:pPr>
+        <w:ind w:left="3600" w:hanging="360"/>
+      </w:pPr>
+      <w:rPr>
+        <w:rFonts w:ascii="Courier New" w:hAnsi="Courier New" w:cs="Courier New" w:hint="default"/>
+      </w:rPr>
+    </w:lvl>
+    <w:lvl w:ilvl="5" w:tplc="04090005" w:tentative="1">
+      <w:start w:val="1"/>
+      <w:numFmt w:val="bullet"/>
+      <w:lvlText w:val=""/>
+      <w:lvlJc w:val="left"/>
+      <w:pPr>
+        <w:ind w:left="4320" w:hanging="360"/>
+      </w:pPr>
+      <w:rPr>
+        <w:rFonts w:ascii="Wingdings" w:hAnsi="Wingdings" w:hint="default"/>
+      </w:rPr>
+    </w:lvl>
+    <w:lvl w:ilvl="6" w:tplc="04090001" w:tentative="1">
+      <w:start w:val="1"/>
+      <w:numFmt w:val="bullet"/>
+      <w:lvlText w:val=""/>
+      <w:lvlJc w:val="left"/>
+      <w:pPr>
+        <w:ind w:left="5040" w:hanging="360"/>
+      </w:pPr>
+      <w:rPr>
+        <w:rFonts w:ascii="Symbol" w:hAnsi="Symbol" w:hint="default"/>
+      </w:rPr>
+    </w:lvl>
+    <w:lvl w:ilvl="7" w:tplc="04090003" w:tentative="1">
+      <w:start w:val="1"/>
+      <w:numFmt w:val="bullet"/>
+      <w:lvlText w:val="o"/>
+      <w:lvlJc w:val="left"/>
+      <w:pPr>
+        <w:ind w:left="5760" w:hanging="360"/>
+      </w:pPr>
+      <w:rPr>
+        <w:rFonts w:ascii="Courier New" w:hAnsi="Courier New" w:cs="Courier New" w:hint="default"/>
+      </w:rPr>
+    </w:lvl>
+    <w:lvl w:ilvl="8" w:tplc="04090005" w:tentative="1">
+      <w:start w:val="1"/>
+      <w:numFmt w:val="bullet"/>
+      <w:lvlText w:val=""/>
+      <w:lvlJc w:val="left"/>
+      <w:pPr>
+        <w:ind w:left="6480" w:hanging="360"/>
+      </w:pPr>
+      <w:rPr>
+        <w:rFonts w:ascii="Wingdings" w:hAnsi="Wingdings" w:hint="default"/>
+      </w:rPr>
+    </w:lvl>
+  </w:abstractNum>
+  <w:abstractNum w:abstractNumId="21" w15:restartNumberingAfterBreak="0">
+    <w:nsid w:val="5EB91BFA"/>
+    <w:multiLevelType w:val="hybridMultilevel"/>
+    <w:tmpl w:val="11F2B1E8"/>
+    <w:lvl w:ilvl="0" w:tplc="04090001">
+      <w:start w:val="1"/>
+      <w:numFmt w:val="bullet"/>
+      <w:lvlText w:val=""/>
+      <w:lvlJc w:val="left"/>
+      <w:pPr>
+        <w:ind w:left="720" w:hanging="360"/>
+      </w:pPr>
+      <w:rPr>
+        <w:rFonts w:ascii="Symbol" w:hAnsi="Symbol" w:hint="default"/>
+      </w:rPr>
+    </w:lvl>
+    <w:lvl w:ilvl="1" w:tplc="04090003" w:tentative="1">
+      <w:start w:val="1"/>
+      <w:numFmt w:val="bullet"/>
+      <w:lvlText w:val="o"/>
+      <w:lvlJc w:val="left"/>
+      <w:pPr>
+        <w:ind w:left="1440" w:hanging="360"/>
+      </w:pPr>
+      <w:rPr>
+        <w:rFonts w:ascii="Courier New" w:hAnsi="Courier New" w:cs="Courier New" w:hint="default"/>
+      </w:rPr>
+    </w:lvl>
+    <w:lvl w:ilvl="2" w:tplc="04090005" w:tentative="1">
+      <w:start w:val="1"/>
+      <w:numFmt w:val="bullet"/>
+      <w:lvlText w:val=""/>
+      <w:lvlJc w:val="left"/>
+      <w:pPr>
+        <w:ind w:left="2160" w:hanging="360"/>
+      </w:pPr>
+      <w:rPr>
+        <w:rFonts w:ascii="Wingdings" w:hAnsi="Wingdings" w:hint="default"/>
+      </w:rPr>
+    </w:lvl>
+    <w:lvl w:ilvl="3" w:tplc="04090001" w:tentative="1">
+      <w:start w:val="1"/>
+      <w:numFmt w:val="bullet"/>
+      <w:lvlText w:val=""/>
+      <w:lvlJc w:val="left"/>
+      <w:pPr>
+        <w:ind w:left="2880" w:hanging="360"/>
+      </w:pPr>
+      <w:rPr>
+        <w:rFonts w:ascii="Symbol" w:hAnsi="Symbol" w:hint="default"/>
+      </w:rPr>
+    </w:lvl>
+    <w:lvl w:ilvl="4" w:tplc="04090003" w:tentative="1">
+      <w:start w:val="1"/>
+      <w:numFmt w:val="bullet"/>
+      <w:lvlText w:val="o"/>
+      <w:lvlJc w:val="left"/>
+      <w:pPr>
+        <w:ind w:left="3600" w:hanging="360"/>
+      </w:pPr>
+      <w:rPr>
+        <w:rFonts w:ascii="Courier New" w:hAnsi="Courier New" w:cs="Courier New" w:hint="default"/>
+      </w:rPr>
+    </w:lvl>
+    <w:lvl w:ilvl="5" w:tplc="04090005" w:tentative="1">
+      <w:start w:val="1"/>
+      <w:numFmt w:val="bullet"/>
+      <w:lvlText w:val=""/>
+      <w:lvlJc w:val="left"/>
+      <w:pPr>
+        <w:ind w:left="4320" w:hanging="360"/>
+      </w:pPr>
+      <w:rPr>
+        <w:rFonts w:ascii="Wingdings" w:hAnsi="Wingdings" w:hint="default"/>
+      </w:rPr>
+    </w:lvl>
+    <w:lvl w:ilvl="6" w:tplc="04090001" w:tentative="1">
+      <w:start w:val="1"/>
+      <w:numFmt w:val="bullet"/>
+      <w:lvlText w:val=""/>
+      <w:lvlJc w:val="left"/>
+      <w:pPr>
+        <w:ind w:left="5040" w:hanging="360"/>
+      </w:pPr>
+      <w:rPr>
+        <w:rFonts w:ascii="Symbol" w:hAnsi="Symbol" w:hint="default"/>
+      </w:rPr>
+    </w:lvl>
+    <w:lvl w:ilvl="7" w:tplc="04090003" w:tentative="1">
+      <w:start w:val="1"/>
+      <w:numFmt w:val="bullet"/>
+      <w:lvlText w:val="o"/>
+      <w:lvlJc w:val="left"/>
+      <w:pPr>
+        <w:ind w:left="5760" w:hanging="360"/>
+      </w:pPr>
+      <w:rPr>
+        <w:rFonts w:ascii="Courier New" w:hAnsi="Courier New" w:cs="Courier New" w:hint="default"/>
+      </w:rPr>
+    </w:lvl>
+    <w:lvl w:ilvl="8" w:tplc="04090005" w:tentative="1">
+      <w:start w:val="1"/>
+      <w:numFmt w:val="bullet"/>
+      <w:lvlText w:val=""/>
+      <w:lvlJc w:val="left"/>
+      <w:pPr>
+        <w:ind w:left="6480" w:hanging="360"/>
+      </w:pPr>
+      <w:rPr>
+        <w:rFonts w:ascii="Wingdings" w:hAnsi="Wingdings" w:hint="default"/>
+      </w:rPr>
+    </w:lvl>
+  </w:abstractNum>
+  <w:abstractNum w:abstractNumId="22" w15:restartNumberingAfterBreak="0">
+    <w:nsid w:val="5F0D2FBE"/>
+    <w:multiLevelType w:val="hybridMultilevel"/>
+    <w:tmpl w:val="784C693C"/>
+    <w:lvl w:ilvl="0" w:tplc="04090001">
+      <w:start w:val="1"/>
+      <w:numFmt w:val="bullet"/>
+      <w:lvlText w:val=""/>
+      <w:lvlJc w:val="left"/>
+      <w:pPr>
+        <w:ind w:left="720" w:hanging="360"/>
+      </w:pPr>
+      <w:rPr>
+        <w:rFonts w:ascii="Symbol" w:hAnsi="Symbol" w:hint="default"/>
+      </w:rPr>
+    </w:lvl>
+    <w:lvl w:ilvl="1" w:tplc="04090003" w:tentative="1">
+      <w:start w:val="1"/>
+      <w:numFmt w:val="bullet"/>
+      <w:lvlText w:val="o"/>
+      <w:lvlJc w:val="left"/>
+      <w:pPr>
+        <w:ind w:left="1440" w:hanging="360"/>
+      </w:pPr>
+      <w:rPr>
+        <w:rFonts w:ascii="Courier New" w:hAnsi="Courier New" w:cs="Courier New" w:hint="default"/>
+      </w:rPr>
+    </w:lvl>
+    <w:lvl w:ilvl="2" w:tplc="04090005" w:tentative="1">
+      <w:start w:val="1"/>
+      <w:numFmt w:val="bullet"/>
+      <w:lvlText w:val=""/>
+      <w:lvlJc w:val="left"/>
+      <w:pPr>
+        <w:ind w:left="2160" w:hanging="360"/>
+      </w:pPr>
+      <w:rPr>
+        <w:rFonts w:ascii="Wingdings" w:hAnsi="Wingdings" w:hint="default"/>
+      </w:rPr>
+    </w:lvl>
+    <w:lvl w:ilvl="3" w:tplc="04090001" w:tentative="1">
+      <w:start w:val="1"/>
+      <w:numFmt w:val="bullet"/>
+      <w:lvlText w:val=""/>
+      <w:lvlJc w:val="left"/>
+      <w:pPr>
+        <w:ind w:left="2880" w:hanging="360"/>
+      </w:pPr>
+      <w:rPr>
+        <w:rFonts w:ascii="Symbol" w:hAnsi="Symbol" w:hint="default"/>
+      </w:rPr>
+    </w:lvl>
+    <w:lvl w:ilvl="4" w:tplc="04090003" w:tentative="1">
+      <w:start w:val="1"/>
+      <w:numFmt w:val="bullet"/>
+      <w:lvlText w:val="o"/>
+      <w:lvlJc w:val="left"/>
+      <w:pPr>
+        <w:ind w:left="3600" w:hanging="360"/>
+      </w:pPr>
+      <w:rPr>
+        <w:rFonts w:ascii="Courier New" w:hAnsi="Courier New" w:cs="Courier New" w:hint="default"/>
+      </w:rPr>
+    </w:lvl>
+    <w:lvl w:ilvl="5" w:tplc="04090005" w:tentative="1">
+      <w:start w:val="1"/>
+      <w:numFmt w:val="bullet"/>
+      <w:lvlText w:val=""/>
+      <w:lvlJc w:val="left"/>
+      <w:pPr>
+        <w:ind w:left="4320" w:hanging="360"/>
+      </w:pPr>
+      <w:rPr>
+        <w:rFonts w:ascii="Wingdings" w:hAnsi="Wingdings" w:hint="default"/>
+      </w:rPr>
+    </w:lvl>
+    <w:lvl w:ilvl="6" w:tplc="04090001" w:tentative="1">
+      <w:start w:val="1"/>
+      <w:numFmt w:val="bullet"/>
+      <w:lvlText w:val=""/>
+      <w:lvlJc w:val="left"/>
+      <w:pPr>
+        <w:ind w:left="5040" w:hanging="360"/>
+      </w:pPr>
+      <w:rPr>
+        <w:rFonts w:ascii="Symbol" w:hAnsi="Symbol" w:hint="default"/>
+      </w:rPr>
+    </w:lvl>
+    <w:lvl w:ilvl="7" w:tplc="04090003" w:tentative="1">
+      <w:start w:val="1"/>
+      <w:numFmt w:val="bullet"/>
+      <w:lvlText w:val="o"/>
+      <w:lvlJc w:val="left"/>
+      <w:pPr>
+        <w:ind w:left="5760" w:hanging="360"/>
+      </w:pPr>
+      <w:rPr>
+        <w:rFonts w:ascii="Courier New" w:hAnsi="Courier New" w:cs="Courier New" w:hint="default"/>
+      </w:rPr>
+    </w:lvl>
+    <w:lvl w:ilvl="8" w:tplc="04090005" w:tentative="1">
+      <w:start w:val="1"/>
+      <w:numFmt w:val="bullet"/>
+      <w:lvlText w:val=""/>
+      <w:lvlJc w:val="left"/>
+      <w:pPr>
+        <w:ind w:left="6480" w:hanging="360"/>
+      </w:pPr>
+      <w:rPr>
+        <w:rFonts w:ascii="Wingdings" w:hAnsi="Wingdings" w:hint="default"/>
+      </w:rPr>
+    </w:lvl>
+  </w:abstractNum>
+  <w:abstractNum w:abstractNumId="23" w15:restartNumberingAfterBreak="0">
     <w:nsid w:val="66811E5D"/>
     <w:multiLevelType w:val="hybridMultilevel"/>
     <w:tmpl w:val="3F3676F4"/>
@@ -4483,23 +6620,23 @@
       </w:rPr>
     </w:lvl>
   </w:abstractNum>
-  <w:abstractNum w:abstractNumId="9" w15:restartNumberingAfterBreak="0">
-    <w:nsid w:val="69967CE2"/>
+  <w:abstractNum w:abstractNumId="24" w15:restartNumberingAfterBreak="0">
+    <w:nsid w:val="6BF866F2"/>
     <w:multiLevelType w:val="hybridMultilevel"/>
-    <w:tmpl w:val="AA2863E8"/>
-    <w:lvl w:ilvl="0" w:tplc="0409000F">
-      <w:start w:val="1"/>
-      <w:numFmt w:val="decimal"/>
-      <w:lvlText w:val="%1."/>
+    <w:tmpl w:val="55BC6672"/>
+    <w:lvl w:ilvl="0" w:tplc="04090001">
+      <w:start w:val="1"/>
+      <w:numFmt w:val="bullet"/>
+      <w:lvlText w:val=""/>
       <w:lvlJc w:val="left"/>
       <w:pPr>
         <w:ind w:left="720" w:hanging="360"/>
       </w:pPr>
       <w:rPr>
-        <w:rFonts w:hint="default"/>
-      </w:rPr>
-    </w:lvl>
-    <w:lvl w:ilvl="1" w:tplc="FFFFFFFF" w:tentative="1">
+        <w:rFonts w:ascii="Symbol" w:hAnsi="Symbol" w:hint="default"/>
+      </w:rPr>
+    </w:lvl>
+    <w:lvl w:ilvl="1" w:tplc="04090003" w:tentative="1">
       <w:start w:val="1"/>
       <w:numFmt w:val="bullet"/>
       <w:lvlText w:val="o"/>
@@ -4511,7 +6648,7 @@
         <w:rFonts w:ascii="Courier New" w:hAnsi="Courier New" w:cs="Courier New" w:hint="default"/>
       </w:rPr>
     </w:lvl>
-    <w:lvl w:ilvl="2" w:tplc="FFFFFFFF" w:tentative="1">
+    <w:lvl w:ilvl="2" w:tplc="04090005" w:tentative="1">
       <w:start w:val="1"/>
       <w:numFmt w:val="bullet"/>
       <w:lvlText w:val=""/>
@@ -4523,7 +6660,7 @@
         <w:rFonts w:ascii="Wingdings" w:hAnsi="Wingdings" w:hint="default"/>
       </w:rPr>
     </w:lvl>
-    <w:lvl w:ilvl="3" w:tplc="FFFFFFFF" w:tentative="1">
+    <w:lvl w:ilvl="3" w:tplc="04090001" w:tentative="1">
       <w:start w:val="1"/>
       <w:numFmt w:val="bullet"/>
       <w:lvlText w:val=""/>
@@ -4535,7 +6672,7 @@
         <w:rFonts w:ascii="Symbol" w:hAnsi="Symbol" w:hint="default"/>
       </w:rPr>
     </w:lvl>
-    <w:lvl w:ilvl="4" w:tplc="FFFFFFFF" w:tentative="1">
+    <w:lvl w:ilvl="4" w:tplc="04090003" w:tentative="1">
       <w:start w:val="1"/>
       <w:numFmt w:val="bullet"/>
       <w:lvlText w:val="o"/>
@@ -4547,7 +6684,7 @@
         <w:rFonts w:ascii="Courier New" w:hAnsi="Courier New" w:cs="Courier New" w:hint="default"/>
       </w:rPr>
     </w:lvl>
-    <w:lvl w:ilvl="5" w:tplc="FFFFFFFF" w:tentative="1">
+    <w:lvl w:ilvl="5" w:tplc="04090005" w:tentative="1">
       <w:start w:val="1"/>
       <w:numFmt w:val="bullet"/>
       <w:lvlText w:val=""/>
@@ -4559,7 +6696,7 @@
         <w:rFonts w:ascii="Wingdings" w:hAnsi="Wingdings" w:hint="default"/>
       </w:rPr>
     </w:lvl>
-    <w:lvl w:ilvl="6" w:tplc="FFFFFFFF" w:tentative="1">
+    <w:lvl w:ilvl="6" w:tplc="04090001" w:tentative="1">
       <w:start w:val="1"/>
       <w:numFmt w:val="bullet"/>
       <w:lvlText w:val=""/>
@@ -4571,7 +6708,7 @@
         <w:rFonts w:ascii="Symbol" w:hAnsi="Symbol" w:hint="default"/>
       </w:rPr>
     </w:lvl>
-    <w:lvl w:ilvl="7" w:tplc="FFFFFFFF" w:tentative="1">
+    <w:lvl w:ilvl="7" w:tplc="04090003" w:tentative="1">
       <w:start w:val="1"/>
       <w:numFmt w:val="bullet"/>
       <w:lvlText w:val="o"/>
@@ -4583,7 +6720,7 @@
         <w:rFonts w:ascii="Courier New" w:hAnsi="Courier New" w:cs="Courier New" w:hint="default"/>
       </w:rPr>
     </w:lvl>
-    <w:lvl w:ilvl="8" w:tplc="FFFFFFFF" w:tentative="1">
+    <w:lvl w:ilvl="8" w:tplc="04090005" w:tentative="1">
       <w:start w:val="1"/>
       <w:numFmt w:val="bullet"/>
       <w:lvlText w:val=""/>
@@ -4596,10 +6733,10 @@
       </w:rPr>
     </w:lvl>
   </w:abstractNum>
-  <w:abstractNum w:abstractNumId="10" w15:restartNumberingAfterBreak="0">
-    <w:nsid w:val="6B4B684E"/>
+  <w:abstractNum w:abstractNumId="25" w15:restartNumberingAfterBreak="0">
+    <w:nsid w:val="6C3D33D1"/>
     <w:multiLevelType w:val="hybridMultilevel"/>
-    <w:tmpl w:val="A2B22EEE"/>
+    <w:tmpl w:val="4BB49C3C"/>
     <w:lvl w:ilvl="0" w:tplc="04090001">
       <w:start w:val="1"/>
       <w:numFmt w:val="bullet"/>
@@ -4709,10 +6846,236 @@
       </w:rPr>
     </w:lvl>
   </w:abstractNum>
-  <w:abstractNum w:abstractNumId="11" w15:restartNumberingAfterBreak="0">
-    <w:nsid w:val="7A0D2389"/>
+  <w:abstractNum w:abstractNumId="26" w15:restartNumberingAfterBreak="0">
+    <w:nsid w:val="6D7A23B7"/>
     <w:multiLevelType w:val="hybridMultilevel"/>
-    <w:tmpl w:val="F85C759C"/>
+    <w:tmpl w:val="C1742FF8"/>
+    <w:lvl w:ilvl="0" w:tplc="04090001">
+      <w:start w:val="1"/>
+      <w:numFmt w:val="bullet"/>
+      <w:lvlText w:val=""/>
+      <w:lvlJc w:val="left"/>
+      <w:pPr>
+        <w:ind w:left="720" w:hanging="360"/>
+      </w:pPr>
+      <w:rPr>
+        <w:rFonts w:ascii="Symbol" w:hAnsi="Symbol" w:hint="default"/>
+      </w:rPr>
+    </w:lvl>
+    <w:lvl w:ilvl="1" w:tplc="04090003" w:tentative="1">
+      <w:start w:val="1"/>
+      <w:numFmt w:val="bullet"/>
+      <w:lvlText w:val="o"/>
+      <w:lvlJc w:val="left"/>
+      <w:pPr>
+        <w:ind w:left="1440" w:hanging="360"/>
+      </w:pPr>
+      <w:rPr>
+        <w:rFonts w:ascii="Courier New" w:hAnsi="Courier New" w:cs="Courier New" w:hint="default"/>
+      </w:rPr>
+    </w:lvl>
+    <w:lvl w:ilvl="2" w:tplc="04090005" w:tentative="1">
+      <w:start w:val="1"/>
+      <w:numFmt w:val="bullet"/>
+      <w:lvlText w:val=""/>
+      <w:lvlJc w:val="left"/>
+      <w:pPr>
+        <w:ind w:left="2160" w:hanging="360"/>
+      </w:pPr>
+      <w:rPr>
+        <w:rFonts w:ascii="Wingdings" w:hAnsi="Wingdings" w:hint="default"/>
+      </w:rPr>
+    </w:lvl>
+    <w:lvl w:ilvl="3" w:tplc="04090001" w:tentative="1">
+      <w:start w:val="1"/>
+      <w:numFmt w:val="bullet"/>
+      <w:lvlText w:val=""/>
+      <w:lvlJc w:val="left"/>
+      <w:pPr>
+        <w:ind w:left="2880" w:hanging="360"/>
+      </w:pPr>
+      <w:rPr>
+        <w:rFonts w:ascii="Symbol" w:hAnsi="Symbol" w:hint="default"/>
+      </w:rPr>
+    </w:lvl>
+    <w:lvl w:ilvl="4" w:tplc="04090003" w:tentative="1">
+      <w:start w:val="1"/>
+      <w:numFmt w:val="bullet"/>
+      <w:lvlText w:val="o"/>
+      <w:lvlJc w:val="left"/>
+      <w:pPr>
+        <w:ind w:left="3600" w:hanging="360"/>
+      </w:pPr>
+      <w:rPr>
+        <w:rFonts w:ascii="Courier New" w:hAnsi="Courier New" w:cs="Courier New" w:hint="default"/>
+      </w:rPr>
+    </w:lvl>
+    <w:lvl w:ilvl="5" w:tplc="04090005" w:tentative="1">
+      <w:start w:val="1"/>
+      <w:numFmt w:val="bullet"/>
+      <w:lvlText w:val=""/>
+      <w:lvlJc w:val="left"/>
+      <w:pPr>
+        <w:ind w:left="4320" w:hanging="360"/>
+      </w:pPr>
+      <w:rPr>
+        <w:rFonts w:ascii="Wingdings" w:hAnsi="Wingdings" w:hint="default"/>
+      </w:rPr>
+    </w:lvl>
+    <w:lvl w:ilvl="6" w:tplc="04090001" w:tentative="1">
+      <w:start w:val="1"/>
+      <w:numFmt w:val="bullet"/>
+      <w:lvlText w:val=""/>
+      <w:lvlJc w:val="left"/>
+      <w:pPr>
+        <w:ind w:left="5040" w:hanging="360"/>
+      </w:pPr>
+      <w:rPr>
+        <w:rFonts w:ascii="Symbol" w:hAnsi="Symbol" w:hint="default"/>
+      </w:rPr>
+    </w:lvl>
+    <w:lvl w:ilvl="7" w:tplc="04090003" w:tentative="1">
+      <w:start w:val="1"/>
+      <w:numFmt w:val="bullet"/>
+      <w:lvlText w:val="o"/>
+      <w:lvlJc w:val="left"/>
+      <w:pPr>
+        <w:ind w:left="5760" w:hanging="360"/>
+      </w:pPr>
+      <w:rPr>
+        <w:rFonts w:ascii="Courier New" w:hAnsi="Courier New" w:cs="Courier New" w:hint="default"/>
+      </w:rPr>
+    </w:lvl>
+    <w:lvl w:ilvl="8" w:tplc="04090005" w:tentative="1">
+      <w:start w:val="1"/>
+      <w:numFmt w:val="bullet"/>
+      <w:lvlText w:val=""/>
+      <w:lvlJc w:val="left"/>
+      <w:pPr>
+        <w:ind w:left="6480" w:hanging="360"/>
+      </w:pPr>
+      <w:rPr>
+        <w:rFonts w:ascii="Wingdings" w:hAnsi="Wingdings" w:hint="default"/>
+      </w:rPr>
+    </w:lvl>
+  </w:abstractNum>
+  <w:abstractNum w:abstractNumId="27" w15:restartNumberingAfterBreak="0">
+    <w:nsid w:val="6F456B43"/>
+    <w:multiLevelType w:val="hybridMultilevel"/>
+    <w:tmpl w:val="6A2EBF86"/>
+    <w:lvl w:ilvl="0" w:tplc="04090001">
+      <w:start w:val="1"/>
+      <w:numFmt w:val="bullet"/>
+      <w:lvlText w:val=""/>
+      <w:lvlJc w:val="left"/>
+      <w:pPr>
+        <w:ind w:left="720" w:hanging="360"/>
+      </w:pPr>
+      <w:rPr>
+        <w:rFonts w:ascii="Symbol" w:hAnsi="Symbol" w:hint="default"/>
+      </w:rPr>
+    </w:lvl>
+    <w:lvl w:ilvl="1" w:tplc="04090003" w:tentative="1">
+      <w:start w:val="1"/>
+      <w:numFmt w:val="bullet"/>
+      <w:lvlText w:val="o"/>
+      <w:lvlJc w:val="left"/>
+      <w:pPr>
+        <w:ind w:left="1440" w:hanging="360"/>
+      </w:pPr>
+      <w:rPr>
+        <w:rFonts w:ascii="Courier New" w:hAnsi="Courier New" w:cs="Courier New" w:hint="default"/>
+      </w:rPr>
+    </w:lvl>
+    <w:lvl w:ilvl="2" w:tplc="04090005" w:tentative="1">
+      <w:start w:val="1"/>
+      <w:numFmt w:val="bullet"/>
+      <w:lvlText w:val=""/>
+      <w:lvlJc w:val="left"/>
+      <w:pPr>
+        <w:ind w:left="2160" w:hanging="360"/>
+      </w:pPr>
+      <w:rPr>
+        <w:rFonts w:ascii="Wingdings" w:hAnsi="Wingdings" w:hint="default"/>
+      </w:rPr>
+    </w:lvl>
+    <w:lvl w:ilvl="3" w:tplc="04090001" w:tentative="1">
+      <w:start w:val="1"/>
+      <w:numFmt w:val="bullet"/>
+      <w:lvlText w:val=""/>
+      <w:lvlJc w:val="left"/>
+      <w:pPr>
+        <w:ind w:left="2880" w:hanging="360"/>
+      </w:pPr>
+      <w:rPr>
+        <w:rFonts w:ascii="Symbol" w:hAnsi="Symbol" w:hint="default"/>
+      </w:rPr>
+    </w:lvl>
+    <w:lvl w:ilvl="4" w:tplc="04090003" w:tentative="1">
+      <w:start w:val="1"/>
+      <w:numFmt w:val="bullet"/>
+      <w:lvlText w:val="o"/>
+      <w:lvlJc w:val="left"/>
+      <w:pPr>
+        <w:ind w:left="3600" w:hanging="360"/>
+      </w:pPr>
+      <w:rPr>
+        <w:rFonts w:ascii="Courier New" w:hAnsi="Courier New" w:cs="Courier New" w:hint="default"/>
+      </w:rPr>
+    </w:lvl>
+    <w:lvl w:ilvl="5" w:tplc="04090005" w:tentative="1">
+      <w:start w:val="1"/>
+      <w:numFmt w:val="bullet"/>
+      <w:lvlText w:val=""/>
+      <w:lvlJc w:val="left"/>
+      <w:pPr>
+        <w:ind w:left="4320" w:hanging="360"/>
+      </w:pPr>
+      <w:rPr>
+        <w:rFonts w:ascii="Wingdings" w:hAnsi="Wingdings" w:hint="default"/>
+      </w:rPr>
+    </w:lvl>
+    <w:lvl w:ilvl="6" w:tplc="04090001" w:tentative="1">
+      <w:start w:val="1"/>
+      <w:numFmt w:val="bullet"/>
+      <w:lvlText w:val=""/>
+      <w:lvlJc w:val="left"/>
+      <w:pPr>
+        <w:ind w:left="5040" w:hanging="360"/>
+      </w:pPr>
+      <w:rPr>
+        <w:rFonts w:ascii="Symbol" w:hAnsi="Symbol" w:hint="default"/>
+      </w:rPr>
+    </w:lvl>
+    <w:lvl w:ilvl="7" w:tplc="04090003" w:tentative="1">
+      <w:start w:val="1"/>
+      <w:numFmt w:val="bullet"/>
+      <w:lvlText w:val="o"/>
+      <w:lvlJc w:val="left"/>
+      <w:pPr>
+        <w:ind w:left="5760" w:hanging="360"/>
+      </w:pPr>
+      <w:rPr>
+        <w:rFonts w:ascii="Courier New" w:hAnsi="Courier New" w:cs="Courier New" w:hint="default"/>
+      </w:rPr>
+    </w:lvl>
+    <w:lvl w:ilvl="8" w:tplc="04090005" w:tentative="1">
+      <w:start w:val="1"/>
+      <w:numFmt w:val="bullet"/>
+      <w:lvlText w:val=""/>
+      <w:lvlJc w:val="left"/>
+      <w:pPr>
+        <w:ind w:left="6480" w:hanging="360"/>
+      </w:pPr>
+      <w:rPr>
+        <w:rFonts w:ascii="Wingdings" w:hAnsi="Wingdings" w:hint="default"/>
+      </w:rPr>
+    </w:lvl>
+  </w:abstractNum>
+  <w:abstractNum w:abstractNumId="28" w15:restartNumberingAfterBreak="0">
+    <w:nsid w:val="71033F3A"/>
+    <w:multiLevelType w:val="hybridMultilevel"/>
+    <w:tmpl w:val="C64AA692"/>
     <w:lvl w:ilvl="0" w:tplc="04090001">
       <w:start w:val="1"/>
       <w:numFmt w:val="bullet"/>
@@ -4823,40 +7186,91 @@
     </w:lvl>
   </w:abstractNum>
   <w:num w:numId="1" w16cid:durableId="1382557543">
+    <w:abstractNumId w:val="13"/>
+  </w:num>
+  <w:num w:numId="2" w16cid:durableId="558059661">
+    <w:abstractNumId w:val="23"/>
+  </w:num>
+  <w:num w:numId="3" w16cid:durableId="1902719">
+    <w:abstractNumId w:val="9"/>
+  </w:num>
+  <w:num w:numId="4" w16cid:durableId="815879250">
+    <w:abstractNumId w:val="3"/>
+  </w:num>
+  <w:num w:numId="5" w16cid:durableId="761755871">
+    <w:abstractNumId w:val="16"/>
+  </w:num>
+  <w:num w:numId="6" w16cid:durableId="1008559643">
+    <w:abstractNumId w:val="26"/>
+  </w:num>
+  <w:num w:numId="7" w16cid:durableId="1085569240">
+    <w:abstractNumId w:val="14"/>
+  </w:num>
+  <w:num w:numId="8" w16cid:durableId="1527013260">
+    <w:abstractNumId w:val="15"/>
+  </w:num>
+  <w:num w:numId="9" w16cid:durableId="1524441026">
+    <w:abstractNumId w:val="7"/>
+  </w:num>
+  <w:num w:numId="10" w16cid:durableId="136149999">
+    <w:abstractNumId w:val="20"/>
+  </w:num>
+  <w:num w:numId="11" w16cid:durableId="833033672">
+    <w:abstractNumId w:val="17"/>
+  </w:num>
+  <w:num w:numId="12" w16cid:durableId="2110656187">
+    <w:abstractNumId w:val="21"/>
+  </w:num>
+  <w:num w:numId="13" w16cid:durableId="1018434968">
+    <w:abstractNumId w:val="4"/>
+  </w:num>
+  <w:num w:numId="14" w16cid:durableId="1665543560">
+    <w:abstractNumId w:val="27"/>
+  </w:num>
+  <w:num w:numId="15" w16cid:durableId="487134939">
     <w:abstractNumId w:val="5"/>
   </w:num>
-  <w:num w:numId="2" w16cid:durableId="558059661">
-    <w:abstractNumId w:val="8"/>
+  <w:num w:numId="16" w16cid:durableId="1965379408">
+    <w:abstractNumId w:val="1"/>
   </w:num>
-  <w:num w:numId="3" w16cid:durableId="1902719">
+  <w:num w:numId="17" w16cid:durableId="193153631">
+    <w:abstractNumId w:val="24"/>
+  </w:num>
+  <w:num w:numId="18" w16cid:durableId="2019041851">
+    <w:abstractNumId w:val="18"/>
+  </w:num>
+  <w:num w:numId="19" w16cid:durableId="284626533">
+    <w:abstractNumId w:val="28"/>
+  </w:num>
+  <w:num w:numId="20" w16cid:durableId="1974755083">
+    <w:abstractNumId w:val="25"/>
+  </w:num>
+  <w:num w:numId="21" w16cid:durableId="2057658346">
+    <w:abstractNumId w:val="19"/>
+  </w:num>
+  <w:num w:numId="22" w16cid:durableId="261688873">
+    <w:abstractNumId w:val="22"/>
+  </w:num>
+  <w:num w:numId="23" w16cid:durableId="933903480">
+    <w:abstractNumId w:val="0"/>
+  </w:num>
+  <w:num w:numId="24" w16cid:durableId="110636088">
     <w:abstractNumId w:val="2"/>
   </w:num>
-  <w:num w:numId="4" w16cid:durableId="728260762">
-    <w:abstractNumId w:val="4"/>
+  <w:num w:numId="25" w16cid:durableId="681055751">
+    <w:abstractNumId w:val="12"/>
   </w:num>
-  <w:num w:numId="5" w16cid:durableId="1297178245">
-    <w:abstractNumId w:val="1"/>
-  </w:num>
-  <w:num w:numId="6" w16cid:durableId="188643295">
+  <w:num w:numId="26" w16cid:durableId="1001541627">
     <w:abstractNumId w:val="6"/>
   </w:num>
-  <w:num w:numId="7" w16cid:durableId="1079909089">
-    <w:abstractNumId w:val="7"/>
-  </w:num>
-  <w:num w:numId="8" w16cid:durableId="230579741">
-    <w:abstractNumId w:val="3"/>
-  </w:num>
-  <w:num w:numId="9" w16cid:durableId="1016347150">
+  <w:num w:numId="27" w16cid:durableId="542404966">
     <w:abstractNumId w:val="10"/>
   </w:num>
-  <w:num w:numId="10" w16cid:durableId="830489396">
-    <w:abstractNumId w:val="9"/>
+  <w:num w:numId="28" w16cid:durableId="443110850">
+    <w:abstractNumId w:val="11"/>
   </w:num>
-  <w:num w:numId="11" w16cid:durableId="2064208694">
-    <w:abstractNumId w:val="0"/>
-  </w:num>
-  <w:num w:numId="12" w16cid:durableId="1239514353">
-    <w:abstractNumId w:val="11"/>
+  <w:num w:numId="29" w16cid:durableId="220747868">
+    <w:abstractNumId w:val="8"/>
   </w:num>
 </w:numbering>
 </file>
@@ -5323,7 +7737,6 @@
     <w:basedOn w:val="Normal"/>
     <w:next w:val="Normal"/>
     <w:uiPriority w:val="9"/>
-    <w:semiHidden/>
     <w:unhideWhenUsed/>
     <w:qFormat/>
     <w:pPr>
@@ -5378,6 +7791,7 @@
   <w:style w:type="character" w:default="1" w:styleId="Fuentedeprrafopredeter">
     <w:name w:val="Default Paragraph Font"/>
     <w:uiPriority w:val="1"/>
+    <w:semiHidden/>
     <w:unhideWhenUsed/>
   </w:style>
   <w:style w:type="table" w:default="1" w:styleId="Tablanormal">
@@ -5575,10 +7989,17 @@
     <w:autoRedefine/>
     <w:uiPriority w:val="39"/>
     <w:unhideWhenUsed/>
-    <w:rsid w:val="003D0BB5"/>
+    <w:rsid w:val="00C93E9D"/>
     <w:pPr>
+      <w:tabs>
+        <w:tab w:val="right" w:leader="dot" w:pos="9350"/>
+      </w:tabs>
       <w:spacing w:after="100"/>
     </w:pPr>
+    <w:rPr>
+      <w:rFonts w:ascii="Proxima Nova" w:eastAsia="Proxima Nova" w:hAnsi="Proxima Nova" w:cs="Proxima Nova"/>
+      <w:noProof/>
+    </w:rPr>
   </w:style>
   <w:style w:type="paragraph" w:styleId="TDC2">
     <w:name w:val="toc 2"/>
@@ -5664,6 +8085,7 @@
     <w:name w:val="Normal (Web)"/>
     <w:basedOn w:val="Normal"/>
     <w:uiPriority w:val="99"/>
+    <w:semiHidden/>
     <w:unhideWhenUsed/>
     <w:rsid w:val="004256A6"/>
     <w:pPr>
@@ -5681,90 +8103,27 @@
     <w:basedOn w:val="Fuentedeprrafopredeter"/>
     <w:rsid w:val="004256A6"/>
   </w:style>
-  <w:style w:type="character" w:styleId="Mencinsinresolver">
-    <w:name w:val="Unresolved Mention"/>
+  <w:style w:type="character" w:customStyle="1" w:styleId="Ttulo3Car">
+    <w:name w:val="Título 3 Car"/>
     <w:basedOn w:val="Fuentedeprrafopredeter"/>
-    <w:uiPriority w:val="99"/>
-    <w:semiHidden/>
-    <w:unhideWhenUsed/>
-    <w:rsid w:val="00DE5517"/>
+    <w:link w:val="Ttulo3"/>
+    <w:uiPriority w:val="9"/>
+    <w:rsid w:val="002D6794"/>
     <w:rPr>
-      <w:color w:val="605E5C"/>
-      <w:shd w:val="clear" w:color="auto" w:fill="E1DFDD"/>
+      <w:color w:val="434343"/>
+      <w:sz w:val="28"/>
+      <w:szCs w:val="28"/>
     </w:rPr>
-  </w:style>
-  <w:style w:type="paragraph" w:customStyle="1" w:styleId="References">
-    <w:name w:val="References"/>
-    <w:basedOn w:val="Listaconnmeros"/>
-    <w:rsid w:val="00DE5517"/>
-    <w:pPr>
-      <w:numPr>
-        <w:numId w:val="4"/>
-      </w:numPr>
-      <w:tabs>
-        <w:tab w:val="clear" w:pos="360"/>
-      </w:tabs>
-      <w:spacing w:line="240" w:lineRule="auto"/>
-      <w:ind w:left="0" w:firstLine="0"/>
-      <w:contextualSpacing w:val="0"/>
-      <w:jc w:val="both"/>
-    </w:pPr>
-    <w:rPr>
-      <w:rFonts w:ascii="Times New Roman" w:eastAsia="Times New Roman" w:hAnsi="Times New Roman" w:cs="Times New Roman"/>
-      <w:sz w:val="16"/>
-      <w:szCs w:val="20"/>
-      <w:lang w:val="en-US"/>
-    </w:rPr>
-  </w:style>
-  <w:style w:type="paragraph" w:customStyle="1" w:styleId="Text">
-    <w:name w:val="Text"/>
-    <w:basedOn w:val="Normal"/>
-    <w:rsid w:val="00DE5517"/>
-    <w:pPr>
-      <w:widowControl w:val="0"/>
-      <w:spacing w:line="252" w:lineRule="auto"/>
-      <w:ind w:firstLine="240"/>
-      <w:jc w:val="both"/>
-    </w:pPr>
-    <w:rPr>
-      <w:rFonts w:ascii="Times New Roman" w:eastAsia="Times New Roman" w:hAnsi="Times New Roman" w:cs="Times New Roman"/>
-      <w:sz w:val="20"/>
-      <w:szCs w:val="20"/>
-      <w:lang w:val="en-US"/>
-    </w:rPr>
-  </w:style>
-  <w:style w:type="paragraph" w:styleId="Listaconnmeros">
-    <w:name w:val="List Number"/>
-    <w:basedOn w:val="Normal"/>
-    <w:uiPriority w:val="99"/>
-    <w:semiHidden/>
-    <w:unhideWhenUsed/>
-    <w:rsid w:val="00DE5517"/>
-    <w:pPr>
-      <w:contextualSpacing/>
-    </w:pPr>
   </w:style>
   <w:style w:type="character" w:customStyle="1" w:styleId="Ttulo1Car">
     <w:name w:val="Título 1 Car"/>
     <w:basedOn w:val="Fuentedeprrafopredeter"/>
     <w:link w:val="Ttulo1"/>
     <w:uiPriority w:val="9"/>
-    <w:rsid w:val="00C2411D"/>
+    <w:rsid w:val="00A031B3"/>
     <w:rPr>
       <w:sz w:val="40"/>
       <w:szCs w:val="40"/>
-    </w:rPr>
-  </w:style>
-  <w:style w:type="character" w:customStyle="1" w:styleId="Ttulo3Car">
-    <w:name w:val="Título 3 Car"/>
-    <w:basedOn w:val="Fuentedeprrafopredeter"/>
-    <w:link w:val="Ttulo3"/>
-    <w:uiPriority w:val="9"/>
-    <w:rsid w:val="00A33248"/>
-    <w:rPr>
-      <w:color w:val="434343"/>
-      <w:sz w:val="28"/>
-      <w:szCs w:val="28"/>
     </w:rPr>
   </w:style>
 </w:styles>
